--- a/transcripts/PetroNoia/PN-05-25-Jim Blackburn.docx
+++ b/transcripts/PetroNoia/PN-05-25-Jim Blackburn.docx
@@ -2,15 +2,33 @@
 <file path=word/document.xml><?xml version="1.0" encoding="utf-8"?>
 <w:document xmlns:wpc="http://schemas.microsoft.com/office/word/2010/wordprocessingCanvas" xmlns:mc="http://schemas.openxmlformats.org/markup-compatibility/2006" xmlns:o="urn:schemas-microsoft-com:office:office" xmlns:r="http://schemas.openxmlformats.org/officeDocument/2006/relationships" xmlns:m="http://schemas.openxmlformats.org/officeDocument/2006/math" xmlns:v="urn:schemas-microsoft-com:vml" xmlns:wp14="http://schemas.microsoft.com/office/word/2010/wordprocessingDrawing" xmlns:wp="http://schemas.openxmlformats.org/drawingml/2006/wordprocessingDrawing" xmlns:w10="urn:schemas-microsoft-com:office:word" xmlns:w="http://schemas.openxmlformats.org/wordprocessingml/2006/main" xmlns:w14="http://schemas.microsoft.com/office/word/2010/wordml" xmlns:w15="http://schemas.microsoft.com/office/word/2012/wordml" xmlns:wpg="http://schemas.microsoft.com/office/word/2010/wordprocessingGroup" xmlns:wpi="http://schemas.microsoft.com/office/word/2010/wordprocessingInk" xmlns:wne="http://schemas.microsoft.com/office/word/2006/wordml" xmlns:wps="http://schemas.microsoft.com/office/word/2010/wordprocessingShape" xmlns:cx="http://schemas.microsoft.com/office/drawing/2014/chartex" xmlns:cx1="http://schemas.microsoft.com/office/drawing/2015/9/8/chartex" xmlns:cx2="http://schemas.microsoft.com/office/drawing/2015/10/21/chartex" xmlns:cx3="http://schemas.microsoft.com/office/drawing/2016/5/9/chartex" xmlns:cx4="http://schemas.microsoft.com/office/drawing/2016/5/10/chartex" xmlns:cx5="http://schemas.microsoft.com/office/drawing/2016/5/11/chartex" xmlns:cx6="http://schemas.microsoft.com/office/drawing/2016/5/12/chartex" xmlns:cx7="http://schemas.microsoft.com/office/drawing/2016/5/13/chartex" xmlns:cx8="http://schemas.microsoft.com/office/drawing/2016/5/14/chartex" xmlns:aink="http://schemas.microsoft.com/office/drawing/2016/ink" xmlns:am3d="http://schemas.microsoft.com/office/drawing/2017/model3d" xmlns:w16cex="http://schemas.microsoft.com/office/word/2018/wordml/cex" xmlns:w16cid="http://schemas.microsoft.com/office/word/2016/wordml/cid" xmlns:w16="http://schemas.microsoft.com/office/word/2018/wordml" xmlns:w16sdtdh="http://schemas.microsoft.com/office/word/2020/wordml/sdtdatahash" xmlns:w16se="http://schemas.microsoft.com/office/word/2015/wordml/symex" mc:Ignorable="w14 w15 wp14">
   <w:body>
+    <w:p xmlns:wp14="http://schemas.microsoft.com/office/word/2010/wordml" wp14:textId="77777777">
+      <w:pPr>
+        <w:pStyle w:val="Title"/>
+      </w:pPr>
+      <w:r>
+        <w:rPr/>
+        <w:t>jim blackburn audio</w:t>
+      </w:r>
+    </w:p>
     <w:p>
       <w:pPr>
         <w:pStyle w:val="Title"/>
       </w:pPr>
-      <w:r>
-        <w:t xml:space="preserve">jim blackburn audio</w:t>
-      </w:r>
-    </w:p>
-    <w:p>
+      <w:hyperlink r:id="R40f5d235505f4492">
+        <w:r>
+          <w:rPr>
+            <w:rStyle w:val="Hyperlink"/>
+          </w:rPr>
+          <w:t>https://open.spotify.com/episode/5d3oACyB8L2JB6oxJYI8O8?si=27b2815a13aa4f6a</w:t>
+        </w:r>
+      </w:hyperlink>
+      <w:r>
+        <w:rPr/>
+        <w:t xml:space="preserve">  </w:t>
+      </w:r>
+    </w:p>
+    <w:p xmlns:wp14="http://schemas.microsoft.com/office/word/2010/wordml" wp14:textId="77777777">
       <w:pPr>
         <w:pStyle w:val="script"/>
       </w:pPr>
@@ -35,7 +53,7 @@
         <w:t xml:space="preserve"> Welcome to Pet Noia. I'm your host, Dan Ramiro. I'm really looking forward to this guest right here. This man has a wealth. Of stories, the CEO of B carbon, which we'll obviously get into. But Jim Blackburn, thank you so much for joining the show. </w:t>
       </w:r>
     </w:p>
-    <w:p>
+    <w:p xmlns:wp14="http://schemas.microsoft.com/office/word/2010/wordml" wp14:textId="77777777">
       <w:pPr>
         <w:pStyle w:val="script"/>
       </w:pPr>
@@ -60,7 +78,7 @@
         <w:t xml:space="preserve"> Oh, you bet, Dan, it's a pleasure to be here. Um, you, we've talked a lot on the phone.</w:t>
       </w:r>
     </w:p>
-    <w:p>
+    <w:p xmlns:wp14="http://schemas.microsoft.com/office/word/2010/wordml" wp14:textId="77777777">
       <w:pPr>
         <w:pStyle w:val="script"/>
       </w:pPr>
@@ -85,7 +103,7 @@
         <w:t xml:space="preserve"> It'll, right. It'll be fun to have this conversation. That's </w:t>
       </w:r>
     </w:p>
-    <w:p>
+    <w:p xmlns:wp14="http://schemas.microsoft.com/office/word/2010/wordml" wp14:textId="77777777">
       <w:pPr>
         <w:pStyle w:val="script"/>
       </w:pPr>
@@ -110,7 +128,7 @@
         <w:t xml:space="preserve"> right. This is the first time we have met in person on podcast. Absolutely. Everything's been like just over the phone. </w:t>
       </w:r>
     </w:p>
-    <w:p>
+    <w:p xmlns:wp14="http://schemas.microsoft.com/office/word/2010/wordml" wp14:textId="77777777">
       <w:pPr>
         <w:pStyle w:val="script"/>
       </w:pPr>
@@ -135,7 +153,7 @@
         <w:t xml:space="preserve"> Yeah. Quite a couple of years, I guess, over Zoom and, uh Right. You've made presentations on our That's right. Stakeholder group, things like that.</w:t>
       </w:r>
     </w:p>
-    <w:p>
+    <w:p xmlns:wp14="http://schemas.microsoft.com/office/word/2010/wordml" wp14:textId="77777777">
       <w:pPr>
         <w:pStyle w:val="script"/>
       </w:pPr>
@@ -160,7 +178,7 @@
         <w:t xml:space="preserve"> But first time in person and, um, nice to meet you in </w:t>
       </w:r>
     </w:p>
-    <w:p>
+    <w:p xmlns:wp14="http://schemas.microsoft.com/office/word/2010/wordml" wp14:textId="77777777">
       <w:pPr>
         <w:pStyle w:val="script"/>
       </w:pPr>
@@ -185,7 +203,7 @@
         <w:t xml:space="preserve"> person. Yeah, nice to meet you in person. Um, before we get into, um, what you're working on today, obviously through all the conversations that we've had, you've quite the background, right? So how, uh, let's break down some of the, the background, get into some of the stories.</w:t>
       </w:r>
     </w:p>
-    <w:p>
+    <w:p xmlns:wp14="http://schemas.microsoft.com/office/word/2010/wordml" wp14:textId="77777777">
       <w:pPr>
         <w:pStyle w:val="script"/>
       </w:pPr>
@@ -210,7 +228,7 @@
         <w:t xml:space="preserve"> Where did, where did the legend of Jim Blackburn start? </w:t>
       </w:r>
     </w:p>
-    <w:p>
+    <w:p xmlns:wp14="http://schemas.microsoft.com/office/word/2010/wordml" wp14:textId="77777777">
       <w:pPr>
         <w:pStyle w:val="script"/>
       </w:pPr>
@@ -244,7 +262,7 @@
         <w:t xml:space="preserve"> I was always a hunter and a fisherman. </w:t>
       </w:r>
     </w:p>
-    <w:p>
+    <w:p xmlns:wp14="http://schemas.microsoft.com/office/word/2010/wordml" wp14:textId="77777777">
       <w:pPr>
         <w:pStyle w:val="script"/>
       </w:pPr>
@@ -269,7 +287,7 @@
         <w:t xml:space="preserve"> Okay. </w:t>
       </w:r>
     </w:p>
-    <w:p>
+    <w:p xmlns:wp14="http://schemas.microsoft.com/office/word/2010/wordml" wp14:textId="77777777">
       <w:pPr>
         <w:pStyle w:val="script"/>
       </w:pPr>
@@ -294,7 +312,7 @@
         <w:t xml:space="preserve"> And I told my wife about halfway through law school that I hated it.</w:t>
       </w:r>
     </w:p>
-    <w:p>
+    <w:p xmlns:wp14="http://schemas.microsoft.com/office/word/2010/wordml" wp14:textId="77777777">
       <w:pPr>
         <w:pStyle w:val="script"/>
       </w:pPr>
@@ -319,7 +337,7 @@
         <w:t xml:space="preserve"> Of course she was horrified. She'd been working to help put me through school and stuff. And she came back from the bathroom at a party one night and she said, I just talked to so-and-so's, uh, girlfriend and he's gonna get a master's in environmental science and be an environmental lawyer. And she said, what do you think about that?</w:t>
       </w:r>
     </w:p>
-    <w:p>
+    <w:p xmlns:wp14="http://schemas.microsoft.com/office/word/2010/wordml" wp14:textId="77777777">
       <w:pPr>
         <w:pStyle w:val="script"/>
       </w:pPr>
@@ -344,7 +362,7 @@
         <w:t xml:space="preserve"> And so after that, everything I took in law school. Environmental law, uh, oriented. </w:t>
       </w:r>
     </w:p>
-    <w:p>
+    <w:p xmlns:wp14="http://schemas.microsoft.com/office/word/2010/wordml" wp14:textId="77777777">
       <w:pPr>
         <w:pStyle w:val="script"/>
       </w:pPr>
@@ -369,7 +387,7 @@
         <w:t xml:space="preserve"> Okay. </w:t>
       </w:r>
     </w:p>
-    <w:p>
+    <w:p xmlns:wp14="http://schemas.microsoft.com/office/word/2010/wordml" wp14:textId="77777777">
       <w:pPr>
         <w:pStyle w:val="script"/>
       </w:pPr>
@@ -394,7 +412,7 @@
         <w:t xml:space="preserve"> I made the lowest grade in my class on an international law paper where I proposed making the oceans into a nation so they could sue the oil companies Okay. Uh, for pollution. Okay. And my professor was a former international lawyer for Humble Oil Company.</w:t>
       </w:r>
     </w:p>
-    <w:p>
+    <w:p xmlns:wp14="http://schemas.microsoft.com/office/word/2010/wordml" wp14:textId="77777777">
       <w:pPr>
         <w:pStyle w:val="script"/>
       </w:pPr>
@@ -419,7 +437,7 @@
         <w:t xml:space="preserve"> Okay. I, </w:t>
       </w:r>
     </w:p>
-    <w:p>
+    <w:p xmlns:wp14="http://schemas.microsoft.com/office/word/2010/wordml" wp14:textId="77777777">
       <w:pPr>
         <w:pStyle w:val="script"/>
       </w:pPr>
@@ -444,7 +462,7 @@
         <w:t xml:space="preserve"> I'm sure he loved </w:t>
       </w:r>
     </w:p>
-    <w:p>
+    <w:p xmlns:wp14="http://schemas.microsoft.com/office/word/2010/wordml" wp14:textId="77777777">
       <w:pPr>
         <w:pStyle w:val="script"/>
       </w:pPr>
@@ -452,7 +470,7 @@
         <w:t xml:space="preserve">that. </w:t>
       </w:r>
     </w:p>
-    <w:p>
+    <w:p xmlns:wp14="http://schemas.microsoft.com/office/word/2010/wordml" wp14:textId="77777777">
       <w:pPr>
         <w:pStyle w:val="script"/>
       </w:pPr>
@@ -477,7 +495,7 @@
         <w:t xml:space="preserve"> Oh, he thought it was the worst idea he'd ever seen. And I won the First American Trial Lawyers International or national, uh, environmental law essay Contest. And parlayed that into a fellowship, uh, that EPA provided brand new EPA. </w:t>
       </w:r>
     </w:p>
-    <w:p>
+    <w:p xmlns:wp14="http://schemas.microsoft.com/office/word/2010/wordml" wp14:textId="77777777">
       <w:pPr>
         <w:pStyle w:val="script"/>
       </w:pPr>
@@ -502,7 +520,7 @@
         <w:t xml:space="preserve"> Okay. </w:t>
       </w:r>
     </w:p>
-    <w:p>
+    <w:p xmlns:wp14="http://schemas.microsoft.com/office/word/2010/wordml" wp14:textId="77777777">
       <w:pPr>
         <w:pStyle w:val="script"/>
       </w:pPr>
@@ -536,7 +554,7 @@
         <w:t xml:space="preserve"> RICE and study environmental science.</w:t>
       </w:r>
     </w:p>
-    <w:p>
+    <w:p xmlns:wp14="http://schemas.microsoft.com/office/word/2010/wordml" wp14:textId="77777777">
       <w:pPr>
         <w:pStyle w:val="script"/>
       </w:pPr>
@@ -561,7 +579,7 @@
         <w:t xml:space="preserve"> Okay. </w:t>
       </w:r>
     </w:p>
-    <w:p>
+    <w:p xmlns:wp14="http://schemas.microsoft.com/office/word/2010/wordml" wp14:textId="77777777">
       <w:pPr>
         <w:pStyle w:val="script"/>
       </w:pPr>
@@ -586,7 +604,7 @@
         <w:t xml:space="preserve"> And got a master's degree. And ever since then I have been working in environmental law, either as a litigator or as an environmental planner. I've been teaching at RICE since 1975. Okay. Which goes way back. </w:t>
       </w:r>
     </w:p>
-    <w:p>
+    <w:p xmlns:wp14="http://schemas.microsoft.com/office/word/2010/wordml" wp14:textId="77777777">
       <w:pPr>
         <w:pStyle w:val="script"/>
       </w:pPr>
@@ -611,7 +629,7 @@
         <w:t xml:space="preserve"> Yeah. </w:t>
       </w:r>
     </w:p>
-    <w:p>
+    <w:p xmlns:wp14="http://schemas.microsoft.com/office/word/2010/wordml" wp14:textId="77777777">
       <w:pPr>
         <w:pStyle w:val="script"/>
       </w:pPr>
@@ -636,7 +654,7 @@
         <w:t xml:space="preserve"> And, uh, I just, you know, I have really had a wonderful. Career with a lot of different stories and a lot of different adventures.</w:t>
       </w:r>
     </w:p>
-    <w:p>
+    <w:p xmlns:wp14="http://schemas.microsoft.com/office/word/2010/wordml" wp14:textId="77777777">
       <w:pPr>
         <w:pStyle w:val="script"/>
       </w:pPr>
@@ -661,7 +679,7 @@
         <w:t xml:space="preserve"> But kind most importantly, I have really stood up for the Texas coast and Okay. I mean, I love, I love to fish, I love to kayak. Mm-hmm. I love to bird watch. </w:t>
       </w:r>
     </w:p>
-    <w:p>
+    <w:p xmlns:wp14="http://schemas.microsoft.com/office/word/2010/wordml" wp14:textId="77777777">
       <w:pPr>
         <w:pStyle w:val="script"/>
       </w:pPr>
@@ -686,7 +704,7 @@
         <w:t xml:space="preserve"> Mm-hmm. </w:t>
       </w:r>
     </w:p>
-    <w:p>
+    <w:p xmlns:wp14="http://schemas.microsoft.com/office/word/2010/wordml" wp14:textId="77777777">
       <w:pPr>
         <w:pStyle w:val="script"/>
       </w:pPr>
@@ -711,7 +729,7 @@
         <w:t xml:space="preserve"> And I have a chance to protect those things in my practice, and it's been really neat. </w:t>
       </w:r>
     </w:p>
-    <w:p>
+    <w:p xmlns:wp14="http://schemas.microsoft.com/office/word/2010/wordml" wp14:textId="77777777">
       <w:pPr>
         <w:pStyle w:val="script"/>
       </w:pPr>
@@ -736,7 +754,7 @@
         <w:t xml:space="preserve"> That's awesome, man. Let me, let me take a quick step back.</w:t>
       </w:r>
     </w:p>
-    <w:p>
+    <w:p xmlns:wp14="http://schemas.microsoft.com/office/word/2010/wordml" wp14:textId="77777777">
       <w:pPr>
         <w:pStyle w:val="script"/>
       </w:pPr>
@@ -761,7 +779,7 @@
         <w:t xml:space="preserve"> So you said something. Um, interesting. The EPA was formed when? </w:t>
       </w:r>
     </w:p>
-    <w:p>
+    <w:p xmlns:wp14="http://schemas.microsoft.com/office/word/2010/wordml" wp14:textId="77777777">
       <w:pPr>
         <w:pStyle w:val="script"/>
       </w:pPr>
@@ -786,7 +804,7 @@
         <w:t xml:space="preserve"> 1970. </w:t>
       </w:r>
     </w:p>
-    <w:p>
+    <w:p xmlns:wp14="http://schemas.microsoft.com/office/word/2010/wordml" wp14:textId="77777777">
       <w:pPr>
         <w:pStyle w:val="script"/>
       </w:pPr>
@@ -811,7 +829,7 @@
         <w:t xml:space="preserve"> And that's the year, give or take that you started your fellowship. </w:t>
       </w:r>
     </w:p>
-    <w:p>
+    <w:p xmlns:wp14="http://schemas.microsoft.com/office/word/2010/wordml" wp14:textId="77777777">
       <w:pPr>
         <w:pStyle w:val="script"/>
       </w:pPr>
@@ -836,7 +854,7 @@
         <w:t xml:space="preserve"> Yeah, well, I started my fellowship in 72. </w:t>
       </w:r>
     </w:p>
-    <w:p>
+    <w:p xmlns:wp14="http://schemas.microsoft.com/office/word/2010/wordml" wp14:textId="77777777">
       <w:pPr>
         <w:pStyle w:val="script"/>
       </w:pPr>
@@ -861,7 +879,7 @@
         <w:t xml:space="preserve"> Okay. </w:t>
       </w:r>
     </w:p>
-    <w:p>
+    <w:p xmlns:wp14="http://schemas.microsoft.com/office/word/2010/wordml" wp14:textId="77777777">
       <w:pPr>
         <w:pStyle w:val="script"/>
       </w:pPr>
@@ -895,7 +913,7 @@
         <w:t xml:space="preserve"> and I qualified for one and they gave me, I got a full ride to come to Rice.</w:t>
       </w:r>
     </w:p>
-    <w:p>
+    <w:p xmlns:wp14="http://schemas.microsoft.com/office/word/2010/wordml" wp14:textId="77777777">
       <w:pPr>
         <w:pStyle w:val="script"/>
       </w:pPr>
@@ -920,7 +938,7 @@
         <w:t xml:space="preserve"> I had worked my way through both undergraduate and law school. Okay. It was a real pleasure just to be paid to go to school, which I'd never done, so </w:t>
       </w:r>
     </w:p>
-    <w:p>
+    <w:p xmlns:wp14="http://schemas.microsoft.com/office/word/2010/wordml" wp14:textId="77777777">
       <w:pPr>
         <w:pStyle w:val="script"/>
       </w:pPr>
@@ -945,7 +963,7 @@
         <w:t xml:space="preserve"> that would be pretty amazing. I'm still paying off. I have one more student loan that I'm paying off. It's gonna be done in a couple years I think. </w:t>
       </w:r>
     </w:p>
-    <w:p>
+    <w:p xmlns:wp14="http://schemas.microsoft.com/office/word/2010/wordml" wp14:textId="77777777">
       <w:pPr>
         <w:pStyle w:val="script"/>
       </w:pPr>
@@ -970,7 +988,7 @@
         <w:t xml:space="preserve"> Yeah. </w:t>
       </w:r>
     </w:p>
-    <w:p>
+    <w:p xmlns:wp14="http://schemas.microsoft.com/office/word/2010/wordml" wp14:textId="77777777">
       <w:pPr>
         <w:pStyle w:val="script"/>
       </w:pPr>
@@ -995,7 +1013,7 @@
         <w:t xml:space="preserve"> But so you, you start.</w:t>
       </w:r>
     </w:p>
-    <w:p>
+    <w:p xmlns:wp14="http://schemas.microsoft.com/office/word/2010/wordml" wp14:textId="77777777">
       <w:pPr>
         <w:pStyle w:val="script"/>
       </w:pPr>
@@ -1020,7 +1038,7 @@
         <w:t xml:space="preserve"> With the inception, basically of the EPA. </w:t>
       </w:r>
     </w:p>
-    <w:p>
+    <w:p xmlns:wp14="http://schemas.microsoft.com/office/word/2010/wordml" wp14:textId="77777777">
       <w:pPr>
         <w:pStyle w:val="script"/>
       </w:pPr>
@@ -1045,7 +1063,7 @@
         <w:t xml:space="preserve"> Exactly. </w:t>
       </w:r>
     </w:p>
-    <w:p>
+    <w:p xmlns:wp14="http://schemas.microsoft.com/office/word/2010/wordml" wp14:textId="77777777">
       <w:pPr>
         <w:pStyle w:val="script"/>
       </w:pPr>
@@ -1070,7 +1088,7 @@
         <w:t xml:space="preserve"> How, walk us through that. What was that experience? </w:t>
       </w:r>
     </w:p>
-    <w:p>
+    <w:p xmlns:wp14="http://schemas.microsoft.com/office/word/2010/wordml" wp14:textId="77777777">
       <w:pPr>
         <w:pStyle w:val="script"/>
       </w:pPr>
@@ -1095,7 +1113,7 @@
         <w:t xml:space="preserve"> Well, I mean, you know, uh, turns out, um, the, um, one of the professors at Rice was the first, uh, regional administrator of EPA up in Dallas. Okay. Guy named Art Bush. </w:t>
       </w:r>
     </w:p>
-    <w:p>
+    <w:p xmlns:wp14="http://schemas.microsoft.com/office/word/2010/wordml" wp14:textId="77777777">
       <w:pPr>
         <w:pStyle w:val="script"/>
       </w:pPr>
@@ -1120,7 +1138,7 @@
         <w:t xml:space="preserve"> Okay. </w:t>
       </w:r>
     </w:p>
-    <w:p>
+    <w:p xmlns:wp14="http://schemas.microsoft.com/office/word/2010/wordml" wp14:textId="77777777">
       <w:pPr>
         <w:pStyle w:val="script"/>
       </w:pPr>
@@ -1145,7 +1163,7 @@
         <w:t xml:space="preserve"> Um, the Environmental Science and engineering department at Rice had been formed by art.</w:t>
       </w:r>
     </w:p>
-    <w:p>
+    <w:p xmlns:wp14="http://schemas.microsoft.com/office/word/2010/wordml" wp14:textId="77777777">
       <w:pPr>
         <w:pStyle w:val="script"/>
       </w:pPr>
@@ -1170,7 +1188,7 @@
         <w:t xml:space="preserve"> Mm-hmm. </w:t>
       </w:r>
     </w:p>
-    <w:p>
+    <w:p xmlns:wp14="http://schemas.microsoft.com/office/word/2010/wordml" wp14:textId="77777777">
       <w:pPr>
         <w:pStyle w:val="script"/>
       </w:pPr>
@@ -1204,7 +1222,7 @@
         <w:t xml:space="preserve"> with the, uh, mid to late seventies, uh, Superfund Law in 1980.</w:t>
       </w:r>
     </w:p>
-    <w:p>
+    <w:p xmlns:wp14="http://schemas.microsoft.com/office/word/2010/wordml" wp14:textId="77777777">
       <w:pPr>
         <w:pStyle w:val="script"/>
       </w:pPr>
@@ -1229,7 +1247,7 @@
         <w:t xml:space="preserve"> Mm-hmm. </w:t>
       </w:r>
     </w:p>
-    <w:p>
+    <w:p xmlns:wp14="http://schemas.microsoft.com/office/word/2010/wordml" wp14:textId="77777777">
       <w:pPr>
         <w:pStyle w:val="script"/>
       </w:pPr>
@@ -1254,7 +1272,7 @@
         <w:t xml:space="preserve"> And. You know, we haven't had a really, a new environmental law since the, the Clean Air Act was amended in 1990. </w:t>
       </w:r>
     </w:p>
-    <w:p>
+    <w:p xmlns:wp14="http://schemas.microsoft.com/office/word/2010/wordml" wp14:textId="77777777">
       <w:pPr>
         <w:pStyle w:val="script"/>
       </w:pPr>
@@ -1279,7 +1297,7 @@
         <w:t xml:space="preserve"> Right. </w:t>
       </w:r>
     </w:p>
-    <w:p>
+    <w:p xmlns:wp14="http://schemas.microsoft.com/office/word/2010/wordml" wp14:textId="77777777">
       <w:pPr>
         <w:pStyle w:val="script"/>
       </w:pPr>
@@ -1304,7 +1322,7 @@
         <w:t xml:space="preserve"> But since then, we have not had any new environmental laws in the United States. We've been stalemated at Congress. </w:t>
       </w:r>
     </w:p>
-    <w:p>
+    <w:p xmlns:wp14="http://schemas.microsoft.com/office/word/2010/wordml" wp14:textId="77777777">
       <w:pPr>
         <w:pStyle w:val="script"/>
       </w:pPr>
@@ -1329,7 +1347,7 @@
         <w:t xml:space="preserve"> Mm-hmm. </w:t>
       </w:r>
     </w:p>
-    <w:p>
+    <w:p xmlns:wp14="http://schemas.microsoft.com/office/word/2010/wordml" wp14:textId="77777777">
       <w:pPr>
         <w:pStyle w:val="script"/>
       </w:pPr>
@@ -1354,7 +1372,7 @@
         <w:t xml:space="preserve"> On a lot of, uh, kind of, you might say important issues like climate.</w:t>
       </w:r>
     </w:p>
-    <w:p>
+    <w:p xmlns:wp14="http://schemas.microsoft.com/office/word/2010/wordml" wp14:textId="77777777">
       <w:pPr>
         <w:pStyle w:val="script"/>
       </w:pPr>
@@ -1379,7 +1397,7 @@
         <w:t xml:space="preserve"> There is no law about climate in the United States right now. There's no master law. There's </w:t>
       </w:r>
     </w:p>
-    <w:p>
+    <w:p xmlns:wp14="http://schemas.microsoft.com/office/word/2010/wordml" wp14:textId="77777777">
       <w:pPr>
         <w:pStyle w:val="script"/>
       </w:pPr>
@@ -1404,7 +1422,7 @@
         <w:t xml:space="preserve"> when you </w:t>
       </w:r>
     </w:p>
-    <w:p>
+    <w:p xmlns:wp14="http://schemas.microsoft.com/office/word/2010/wordml" wp14:textId="77777777">
       <w:pPr>
         <w:pStyle w:val="script"/>
       </w:pPr>
@@ -1429,7 +1447,7 @@
         <w:t xml:space="preserve"> bits and pieces. But </w:t>
       </w:r>
     </w:p>
-    <w:p>
+    <w:p xmlns:wp14="http://schemas.microsoft.com/office/word/2010/wordml" wp14:textId="77777777">
       <w:pPr>
         <w:pStyle w:val="script"/>
       </w:pPr>
@@ -1454,7 +1472,7 @@
         <w:t xml:space="preserve"> do you, do you, do you envision that. It will happen in the not do future? No. Or do you feel like, I mean, we have a pretty big track record now of nothing taking place? </w:t>
       </w:r>
     </w:p>
-    <w:p>
+    <w:p xmlns:wp14="http://schemas.microsoft.com/office/word/2010/wordml" wp14:textId="77777777">
       <w:pPr>
         <w:pStyle w:val="script"/>
       </w:pPr>
@@ -1479,7 +1497,7 @@
         <w:t xml:space="preserve"> I don't think.</w:t>
       </w:r>
     </w:p>
-    <w:p>
+    <w:p xmlns:wp14="http://schemas.microsoft.com/office/word/2010/wordml" wp14:textId="77777777">
       <w:pPr>
         <w:pStyle w:val="script"/>
       </w:pPr>
@@ -1504,7 +1522,7 @@
         <w:t xml:space="preserve"> Well, I certainly, I don't think the Trump administration has any appetite for passing a new climate law, but I think also it's just hard to reach consensus on what it should be. </w:t>
       </w:r>
     </w:p>
-    <w:p>
+    <w:p xmlns:wp14="http://schemas.microsoft.com/office/word/2010/wordml" wp14:textId="77777777">
       <w:pPr>
         <w:pStyle w:val="script"/>
       </w:pPr>
@@ -1529,7 +1547,7 @@
         <w:t xml:space="preserve"> Right. </w:t>
       </w:r>
     </w:p>
-    <w:p>
+    <w:p xmlns:wp14="http://schemas.microsoft.com/office/word/2010/wordml" wp14:textId="77777777">
       <w:pPr>
         <w:pStyle w:val="script"/>
       </w:pPr>
@@ -1554,7 +1572,7 @@
         <w:t xml:space="preserve"> And frankly, from my experience, we are having the most amazing transition. That is taking place outside of government.</w:t>
       </w:r>
     </w:p>
-    <w:p>
+    <w:p xmlns:wp14="http://schemas.microsoft.com/office/word/2010/wordml" wp14:textId="77777777">
       <w:pPr>
         <w:pStyle w:val="script"/>
       </w:pPr>
@@ -1579,7 +1597,7 @@
         <w:t xml:space="preserve"> Okay. </w:t>
       </w:r>
     </w:p>
-    <w:p>
+    <w:p xmlns:wp14="http://schemas.microsoft.com/office/word/2010/wordml" wp14:textId="77777777">
       <w:pPr>
         <w:pStyle w:val="script"/>
       </w:pPr>
@@ -1613,7 +1631,7 @@
         <w:t xml:space="preserve"> regulator </w:t>
       </w:r>
     </w:p>
-    <w:p>
+    <w:p xmlns:wp14="http://schemas.microsoft.com/office/word/2010/wordml" wp14:textId="77777777">
       <w:pPr>
         <w:pStyle w:val="script"/>
       </w:pPr>
@@ -1638,7 +1656,7 @@
         <w:t xml:space="preserve"> Yeah. </w:t>
       </w:r>
     </w:p>
-    <w:p>
+    <w:p xmlns:wp14="http://schemas.microsoft.com/office/word/2010/wordml" wp14:textId="77777777">
       <w:pPr>
         <w:pStyle w:val="script"/>
       </w:pPr>
@@ -1663,7 +1681,7 @@
         <w:t xml:space="preserve"> In the eighties and nineties and, you know, that seemed the right way to go and I'm, I'm really enjoying watching the private sector begin to mature </w:t>
       </w:r>
     </w:p>
-    <w:p>
+    <w:p xmlns:wp14="http://schemas.microsoft.com/office/word/2010/wordml" wp14:textId="77777777">
       <w:pPr>
         <w:pStyle w:val="script"/>
       </w:pPr>
@@ -1688,7 +1706,7 @@
         <w:t xml:space="preserve"> Okay. </w:t>
       </w:r>
     </w:p>
-    <w:p>
+    <w:p xmlns:wp14="http://schemas.microsoft.com/office/word/2010/wordml" wp14:textId="77777777">
       <w:pPr>
         <w:pStyle w:val="script"/>
       </w:pPr>
@@ -1713,7 +1731,7 @@
         <w:t xml:space="preserve"> About these issues. Um, I think if you took away all the environmental laws today, you would have.</w:t>
       </w:r>
     </w:p>
-    <w:p>
+    <w:p xmlns:wp14="http://schemas.microsoft.com/office/word/2010/wordml" wp14:textId="77777777">
       <w:pPr>
         <w:pStyle w:val="script"/>
       </w:pPr>
@@ -1738,7 +1756,7 @@
         <w:t xml:space="preserve"> Pretty much compliance with the concepts. </w:t>
       </w:r>
     </w:p>
-    <w:p>
+    <w:p xmlns:wp14="http://schemas.microsoft.com/office/word/2010/wordml" wp14:textId="77777777">
       <w:pPr>
         <w:pStyle w:val="script"/>
       </w:pPr>
@@ -1763,7 +1781,7 @@
         <w:t xml:space="preserve"> Okay. </w:t>
       </w:r>
     </w:p>
-    <w:p>
+    <w:p xmlns:wp14="http://schemas.microsoft.com/office/word/2010/wordml" wp14:textId="77777777">
       <w:pPr>
         <w:pStyle w:val="script"/>
       </w:pPr>
@@ -1788,7 +1806,7 @@
         <w:t xml:space="preserve"> Because I think they're pretty well adopted and, uh, accepted. </w:t>
       </w:r>
     </w:p>
-    <w:p>
+    <w:p xmlns:wp14="http://schemas.microsoft.com/office/word/2010/wordml" wp14:textId="77777777">
       <w:pPr>
         <w:pStyle w:val="script"/>
       </w:pPr>
@@ -1813,7 +1831,7 @@
         <w:t xml:space="preserve"> Do you envision then that will be the norm? And so, you know, we have these conversations. I mean, it's timely, right? We are, we're t plus one quote unquote Liberation Day when we're recording. Um, and so I've had several conversations of is, is government regardless of intentions, just more of a burden?</w:t>
       </w:r>
     </w:p>
-    <w:p>
+    <w:p xmlns:wp14="http://schemas.microsoft.com/office/word/2010/wordml" wp14:textId="77777777">
       <w:pPr>
         <w:pStyle w:val="script"/>
       </w:pPr>
@@ -1838,7 +1856,7 @@
         <w:t xml:space="preserve"> Or are they helping. You're making the argument, it looks like if we got rid of a lot of this stuff, it just best practice would sort of take care of itself. </w:t>
       </w:r>
     </w:p>
-    <w:p>
+    <w:p xmlns:wp14="http://schemas.microsoft.com/office/word/2010/wordml" wp14:textId="77777777">
       <w:pPr>
         <w:pStyle w:val="script"/>
       </w:pPr>
@@ -1863,7 +1881,7 @@
         <w:t xml:space="preserve"> Yeah. I think there are certain things that we could depend on like that. </w:t>
       </w:r>
     </w:p>
-    <w:p>
+    <w:p xmlns:wp14="http://schemas.microsoft.com/office/word/2010/wordml" wp14:textId="77777777">
       <w:pPr>
         <w:pStyle w:val="script"/>
       </w:pPr>
@@ -1888,7 +1906,7 @@
         <w:t xml:space="preserve"> Okay. </w:t>
       </w:r>
     </w:p>
-    <w:p>
+    <w:p xmlns:wp14="http://schemas.microsoft.com/office/word/2010/wordml" wp14:textId="77777777">
       <w:pPr>
         <w:pStyle w:val="script"/>
       </w:pPr>
@@ -1922,7 +1940,7 @@
         <w:t xml:space="preserve"> is enforceable.</w:t>
       </w:r>
     </w:p>
-    <w:p>
+    <w:p xmlns:wp14="http://schemas.microsoft.com/office/word/2010/wordml" wp14:textId="77777777">
       <w:pPr>
         <w:pStyle w:val="script"/>
       </w:pPr>
@@ -1947,7 +1965,7 @@
         <w:t xml:space="preserve"> Mm-hmm. </w:t>
       </w:r>
     </w:p>
-    <w:p>
+    <w:p xmlns:wp14="http://schemas.microsoft.com/office/word/2010/wordml" wp14:textId="77777777">
       <w:pPr>
         <w:pStyle w:val="script"/>
       </w:pPr>
@@ -1972,7 +1990,7 @@
         <w:t xml:space="preserve"> You know, so there are boundaries. Right. And I mean, and the companies, you know, you know, compliance was the big issue in the 1990s. Mm-hmm. I mean, we pretty much accept compliance now. I mean, most companies are not out of compliance. Mm-hmm. You know, they may have a blip here and there, but generally speaking, most companies are trying to comply.</w:t>
       </w:r>
     </w:p>
-    <w:p>
+    <w:p xmlns:wp14="http://schemas.microsoft.com/office/word/2010/wordml" wp14:textId="77777777">
       <w:pPr>
         <w:pStyle w:val="script"/>
       </w:pPr>
@@ -1997,7 +2015,7 @@
         <w:t xml:space="preserve"> Okay. </w:t>
       </w:r>
     </w:p>
-    <w:p>
+    <w:p xmlns:wp14="http://schemas.microsoft.com/office/word/2010/wordml" wp14:textId="77777777">
       <w:pPr>
         <w:pStyle w:val="script"/>
       </w:pPr>
@@ -2022,7 +2040,7 @@
         <w:t xml:space="preserve"> And. I just think that the mindset I've observed, um, really probably since 2020. </w:t>
       </w:r>
     </w:p>
-    <w:p>
+    <w:p xmlns:wp14="http://schemas.microsoft.com/office/word/2010/wordml" wp14:textId="77777777">
       <w:pPr>
         <w:pStyle w:val="script"/>
       </w:pPr>
@@ -2047,7 +2065,7 @@
         <w:t xml:space="preserve"> Mm-hmm. </w:t>
       </w:r>
     </w:p>
-    <w:p>
+    <w:p xmlns:wp14="http://schemas.microsoft.com/office/word/2010/wordml" wp14:textId="77777777">
       <w:pPr>
         <w:pStyle w:val="script"/>
       </w:pPr>
@@ -2072,7 +2090,7 @@
         <w:t xml:space="preserve"> Um, whenever you had the big, uh, the big push for ESG, environmental, social and government governance types of things within the, really the financial industry probably was the, the pusher for a lot of that. Uh. The energy transition that is taking place, the international community focused on climate.</w:t>
       </w:r>
     </w:p>
-    <w:p>
+    <w:p xmlns:wp14="http://schemas.microsoft.com/office/word/2010/wordml" wp14:textId="77777777">
       <w:pPr>
         <w:pStyle w:val="script"/>
       </w:pPr>
@@ -2106,7 +2124,7 @@
         <w:t xml:space="preserve"> never happened without regulation. </w:t>
       </w:r>
     </w:p>
-    <w:p>
+    <w:p xmlns:wp14="http://schemas.microsoft.com/office/word/2010/wordml" wp14:textId="77777777">
       <w:pPr>
         <w:pStyle w:val="script"/>
       </w:pPr>
@@ -2131,7 +2149,7 @@
         <w:t xml:space="preserve"> Why? Why 20 years ago would you have that opinion? </w:t>
       </w:r>
     </w:p>
-    <w:p>
+    <w:p xmlns:wp14="http://schemas.microsoft.com/office/word/2010/wordml" wp14:textId="77777777">
       <w:pPr>
         <w:pStyle w:val="script"/>
       </w:pPr>
@@ -2156,7 +2174,7 @@
         <w:t xml:space="preserve"> Because I guess I had not seen it happen.</w:t>
       </w:r>
     </w:p>
-    <w:p>
+    <w:p xmlns:wp14="http://schemas.microsoft.com/office/word/2010/wordml" wp14:textId="77777777">
       <w:pPr>
         <w:pStyle w:val="script"/>
       </w:pPr>
@@ -2181,7 +2199,7 @@
         <w:t xml:space="preserve"> Okay. I had not been. Sometimes when you're deep in the, in the bowels of the fight, you don't have a perspective. I'm no longer litigating. </w:t>
       </w:r>
     </w:p>
-    <w:p>
+    <w:p xmlns:wp14="http://schemas.microsoft.com/office/word/2010/wordml" wp14:textId="77777777">
       <w:pPr>
         <w:pStyle w:val="script"/>
       </w:pPr>
@@ -2206,7 +2224,7 @@
         <w:t xml:space="preserve"> Right. </w:t>
       </w:r>
     </w:p>
-    <w:p>
+    <w:p xmlns:wp14="http://schemas.microsoft.com/office/word/2010/wordml" wp14:textId="77777777">
       <w:pPr>
         <w:pStyle w:val="script"/>
       </w:pPr>
@@ -2231,7 +2249,7 @@
         <w:t xml:space="preserve"> I'm, I'm, I've pulled back. I've got a kind of a CEO position with this nonprofit that's doing carbon related work, but it gives me a little different perspective.</w:t>
       </w:r>
     </w:p>
-    <w:p>
+    <w:p xmlns:wp14="http://schemas.microsoft.com/office/word/2010/wordml" wp14:textId="77777777">
       <w:pPr>
         <w:pStyle w:val="script"/>
       </w:pPr>
@@ -2256,7 +2274,7 @@
         <w:t xml:space="preserve"> Mm-hmm. A lot of my friends ask me, why am I optimistic? I mean, I'm an environmentalist. Yeah. I'm, I'm concerned about these types of issues. And they say, you know, how can you be optimistic? And I said, well, I'm seeing trends. That are really not being reported, that are not being talked about that much.</w:t>
       </w:r>
     </w:p>
-    <w:p>
+    <w:p xmlns:wp14="http://schemas.microsoft.com/office/word/2010/wordml" wp14:textId="77777777">
       <w:pPr>
         <w:pStyle w:val="script"/>
       </w:pPr>
@@ -2281,7 +2299,7 @@
         <w:t xml:space="preserve"> Certainly in the environmental community, for example. Right. And they're, they're really, I think, both amazing and encouraging. </w:t>
       </w:r>
     </w:p>
-    <w:p>
+    <w:p xmlns:wp14="http://schemas.microsoft.com/office/word/2010/wordml" wp14:textId="77777777">
       <w:pPr>
         <w:pStyle w:val="script"/>
       </w:pPr>
@@ -2306,7 +2324,7 @@
         <w:t xml:space="preserve"> Mm-hmm. </w:t>
       </w:r>
     </w:p>
-    <w:p>
+    <w:p xmlns:wp14="http://schemas.microsoft.com/office/word/2010/wordml" wp14:textId="77777777">
       <w:pPr>
         <w:pStyle w:val="script"/>
       </w:pPr>
@@ -2331,7 +2349,7 @@
         <w:t xml:space="preserve"> Uh, but I mean, basically for the, for corporations to sort of be the grownups </w:t>
       </w:r>
     </w:p>
-    <w:p>
+    <w:p xmlns:wp14="http://schemas.microsoft.com/office/word/2010/wordml" wp14:textId="77777777">
       <w:pPr>
         <w:pStyle w:val="script"/>
       </w:pPr>
@@ -2356,7 +2374,7 @@
         <w:t xml:space="preserve"> Right. </w:t>
       </w:r>
     </w:p>
-    <w:p>
+    <w:p xmlns:wp14="http://schemas.microsoft.com/office/word/2010/wordml" wp14:textId="77777777">
       <w:pPr>
         <w:pStyle w:val="script"/>
       </w:pPr>
@@ -2390,7 +2408,7 @@
         <w:t xml:space="preserve"> point with these issues. </w:t>
       </w:r>
     </w:p>
-    <w:p>
+    <w:p xmlns:wp14="http://schemas.microsoft.com/office/word/2010/wordml" wp14:textId="77777777">
       <w:pPr>
         <w:pStyle w:val="script"/>
       </w:pPr>
@@ -2415,7 +2433,7 @@
         <w:t xml:space="preserve"> Mm-hmm. </w:t>
       </w:r>
     </w:p>
-    <w:p>
+    <w:p xmlns:wp14="http://schemas.microsoft.com/office/word/2010/wordml" wp14:textId="77777777">
       <w:pPr>
         <w:pStyle w:val="script"/>
       </w:pPr>
@@ -2440,7 +2458,7 @@
         <w:t xml:space="preserve"> It's, it, it is in the boardroom, it is a strategic concern.</w:t>
       </w:r>
     </w:p>
-    <w:p>
+    <w:p xmlns:wp14="http://schemas.microsoft.com/office/word/2010/wordml" wp14:textId="77777777">
       <w:pPr>
         <w:pStyle w:val="script"/>
       </w:pPr>
@@ -2465,7 +2483,7 @@
         <w:t xml:space="preserve"> Mm-hmm. </w:t>
       </w:r>
     </w:p>
-    <w:p>
+    <w:p xmlns:wp14="http://schemas.microsoft.com/office/word/2010/wordml" wp14:textId="77777777">
       <w:pPr>
         <w:pStyle w:val="script"/>
       </w:pPr>
@@ -2490,7 +2508,7 @@
         <w:t xml:space="preserve"> Companies are international, so we've gotta worry about what the European Union is doing. You gotta worry about what Asia thinks. Yep. And so these things are not happening in isolation. When all of this started, there were no environmental laws in the world. </w:t>
       </w:r>
     </w:p>
-    <w:p>
+    <w:p xmlns:wp14="http://schemas.microsoft.com/office/word/2010/wordml" wp14:textId="77777777">
       <w:pPr>
         <w:pStyle w:val="script"/>
       </w:pPr>
@@ -2515,7 +2533,7 @@
         <w:t xml:space="preserve"> Okay? </w:t>
       </w:r>
     </w:p>
-    <w:p>
+    <w:p xmlns:wp14="http://schemas.microsoft.com/office/word/2010/wordml" wp14:textId="77777777">
       <w:pPr>
         <w:pStyle w:val="script"/>
       </w:pPr>
@@ -2540,7 +2558,7 @@
         <w:t xml:space="preserve"> In 1970, when I first started studying environmental law, United States was a big leader in passing laws for, for the first 10 years.</w:t>
       </w:r>
     </w:p>
-    <w:p>
+    <w:p xmlns:wp14="http://schemas.microsoft.com/office/word/2010/wordml" wp14:textId="77777777">
       <w:pPr>
         <w:pStyle w:val="script"/>
       </w:pPr>
@@ -2565,7 +2583,7 @@
         <w:t xml:space="preserve"> Okay. </w:t>
       </w:r>
     </w:p>
-    <w:p>
+    <w:p xmlns:wp14="http://schemas.microsoft.com/office/word/2010/wordml" wp14:textId="77777777">
       <w:pPr>
         <w:pStyle w:val="script"/>
       </w:pPr>
@@ -2590,7 +2608,7 @@
         <w:t xml:space="preserve"> Other parts of the world now have probably passed the United States in passing laws. Certainly the EU has, </w:t>
       </w:r>
     </w:p>
-    <w:p>
+    <w:p xmlns:wp14="http://schemas.microsoft.com/office/word/2010/wordml" wp14:textId="77777777">
       <w:pPr>
         <w:pStyle w:val="script"/>
       </w:pPr>
@@ -2615,7 +2633,7 @@
         <w:t xml:space="preserve"> right. </w:t>
       </w:r>
     </w:p>
-    <w:p>
+    <w:p xmlns:wp14="http://schemas.microsoft.com/office/word/2010/wordml" wp14:textId="77777777">
       <w:pPr>
         <w:pStyle w:val="script"/>
       </w:pPr>
@@ -2640,7 +2658,7 @@
         <w:t xml:space="preserve"> Uh, </w:t>
       </w:r>
     </w:p>
-    <w:p>
+    <w:p xmlns:wp14="http://schemas.microsoft.com/office/word/2010/wordml" wp14:textId="77777777">
       <w:pPr>
         <w:pStyle w:val="script"/>
       </w:pPr>
@@ -2665,7 +2683,7 @@
         <w:t xml:space="preserve"> that's the first thing that came to mind when you were, like, the United States has led the charge on passing regulations. It's now, it seems, and we've said this repeatedly on other, uh, episodes, but like these things at least related to emissions or, um, well, mostly emissions.</w:t>
       </w:r>
     </w:p>
-    <w:p>
+    <w:p xmlns:wp14="http://schemas.microsoft.com/office/word/2010/wordml" wp14:textId="77777777">
       <w:pPr>
         <w:pStyle w:val="script"/>
       </w:pPr>
@@ -2699,7 +2717,7 @@
         <w:t xml:space="preserve"> what is noise and what is material and what we should do and how we should do it in the most efficient way possible. </w:t>
       </w:r>
     </w:p>
-    <w:p>
+    <w:p xmlns:wp14="http://schemas.microsoft.com/office/word/2010/wordml" wp14:textId="77777777">
       <w:pPr>
         <w:pStyle w:val="script"/>
       </w:pPr>
@@ -2724,7 +2742,7 @@
         <w:t xml:space="preserve"> I mean, I teach a course called Sustainable Design over in engineering at Rice.</w:t>
       </w:r>
     </w:p>
-    <w:p>
+    <w:p xmlns:wp14="http://schemas.microsoft.com/office/word/2010/wordml" wp14:textId="77777777">
       <w:pPr>
         <w:pStyle w:val="script"/>
       </w:pPr>
@@ -2749,7 +2767,7 @@
         <w:t xml:space="preserve"> Okay. </w:t>
       </w:r>
     </w:p>
-    <w:p>
+    <w:p xmlns:wp14="http://schemas.microsoft.com/office/word/2010/wordml" wp14:textId="77777777">
       <w:pPr>
         <w:pStyle w:val="script"/>
       </w:pPr>
@@ -2774,7 +2792,7 @@
         <w:t xml:space="preserve"> And it's a fun course, but I'll never forget in the, about around 2000, 2005, something like that. Okay. When I was just beginning to teach this course mm-hmm. I had a vice president from at and t come onto the, um, into the class. </w:t>
       </w:r>
     </w:p>
-    <w:p>
+    <w:p xmlns:wp14="http://schemas.microsoft.com/office/word/2010/wordml" wp14:textId="77777777">
       <w:pPr>
         <w:pStyle w:val="script"/>
       </w:pPr>
@@ -2799,7 +2817,7 @@
         <w:t xml:space="preserve"> Okay. </w:t>
       </w:r>
     </w:p>
-    <w:p>
+    <w:p xmlns:wp14="http://schemas.microsoft.com/office/word/2010/wordml" wp14:textId="77777777">
       <w:pPr>
         <w:pStyle w:val="script"/>
       </w:pPr>
@@ -2824,7 +2842,7 @@
         <w:t xml:space="preserve"> And. Yeah. He said, you know, things are changing. And I said, well, how do you mean?</w:t>
       </w:r>
     </w:p>
-    <w:p>
+    <w:p xmlns:wp14="http://schemas.microsoft.com/office/word/2010/wordml" wp14:textId="77777777">
       <w:pPr>
         <w:pStyle w:val="script"/>
       </w:pPr>
@@ -2849,7 +2867,7 @@
         <w:t xml:space="preserve"> He goes, well, I was over in Europe trying to sell. A telephone. You know, this was a hard line, you know, this is a landline plastic telephone, </w:t>
       </w:r>
     </w:p>
-    <w:p>
+    <w:p xmlns:wp14="http://schemas.microsoft.com/office/word/2010/wordml" wp14:textId="77777777">
       <w:pPr>
         <w:pStyle w:val="script"/>
       </w:pPr>
@@ -2874,7 +2892,7 @@
         <w:t xml:space="preserve"> right? Said </w:t>
       </w:r>
     </w:p>
-    <w:p>
+    <w:p xmlns:wp14="http://schemas.microsoft.com/office/word/2010/wordml" wp14:textId="77777777">
       <w:pPr>
         <w:pStyle w:val="script"/>
       </w:pPr>
@@ -2899,7 +2917,7 @@
         <w:t xml:space="preserve"> like a, </w:t>
       </w:r>
     </w:p>
-    <w:p>
+    <w:p xmlns:wp14="http://schemas.microsoft.com/office/word/2010/wordml" wp14:textId="77777777">
       <w:pPr>
         <w:pStyle w:val="script"/>
       </w:pPr>
@@ -2924,7 +2942,7 @@
         <w:t xml:space="preserve"> a rol dial, </w:t>
       </w:r>
     </w:p>
-    <w:p>
+    <w:p xmlns:wp14="http://schemas.microsoft.com/office/word/2010/wordml" wp14:textId="77777777">
       <w:pPr>
         <w:pStyle w:val="script"/>
       </w:pPr>
@@ -2949,7 +2967,7 @@
         <w:t xml:space="preserve"> od dial type of thing. And he said, I was asked what type of plastic is the phone made of by the German, uh, buyer, the vendor. And I was trying to get a, what was called the greens seal, I think, at that time in Germany.</w:t>
       </w:r>
     </w:p>
-    <w:p>
+    <w:p xmlns:wp14="http://schemas.microsoft.com/office/word/2010/wordml" wp14:textId="77777777">
       <w:pPr>
         <w:pStyle w:val="script"/>
       </w:pPr>
@@ -2983,7 +3001,7 @@
         <w:t xml:space="preserve"> chloride. </w:t>
       </w:r>
     </w:p>
-    <w:p>
+    <w:p xmlns:wp14="http://schemas.microsoft.com/office/word/2010/wordml" wp14:textId="77777777">
       <w:pPr>
         <w:pStyle w:val="script"/>
       </w:pPr>
@@ -3008,7 +3026,7 @@
         <w:t xml:space="preserve"> Okay. </w:t>
       </w:r>
     </w:p>
-    <w:p>
+    <w:p xmlns:wp14="http://schemas.microsoft.com/office/word/2010/wordml" wp14:textId="77777777">
       <w:pPr>
         <w:pStyle w:val="script"/>
       </w:pPr>
@@ -3033,7 +3051,7 @@
         <w:t xml:space="preserve"> And the guy said, well, do you know, uh. His docs and produced in the production process of PVC that you're buying. </w:t>
       </w:r>
     </w:p>
-    <w:p>
+    <w:p xmlns:wp14="http://schemas.microsoft.com/office/word/2010/wordml" wp14:textId="77777777">
       <w:pPr>
         <w:pStyle w:val="script"/>
       </w:pPr>
@@ -3058,7 +3076,7 @@
         <w:t xml:space="preserve"> Mm-hmm. </w:t>
       </w:r>
     </w:p>
-    <w:p>
+    <w:p xmlns:wp14="http://schemas.microsoft.com/office/word/2010/wordml" wp14:textId="77777777">
       <w:pPr>
         <w:pStyle w:val="script"/>
       </w:pPr>
@@ -3083,7 +3101,7 @@
         <w:t xml:space="preserve"> And he said, well, I don't know. Lemme call my vendor. I'll, I'll get back with you on that. </w:t>
       </w:r>
     </w:p>
-    <w:p>
+    <w:p xmlns:wp14="http://schemas.microsoft.com/office/word/2010/wordml" wp14:textId="77777777">
       <w:pPr>
         <w:pStyle w:val="script"/>
       </w:pPr>
@@ -3108,7 +3126,7 @@
         <w:t xml:space="preserve"> Mm-hmm.</w:t>
       </w:r>
     </w:p>
-    <w:p>
+    <w:p xmlns:wp14="http://schemas.microsoft.com/office/word/2010/wordml" wp14:textId="77777777">
       <w:pPr>
         <w:pStyle w:val="script"/>
       </w:pPr>
@@ -3133,7 +3151,7 @@
         <w:t xml:space="preserve"> Vendor didn't know. </w:t>
       </w:r>
     </w:p>
-    <w:p>
+    <w:p xmlns:wp14="http://schemas.microsoft.com/office/word/2010/wordml" wp14:textId="77777777">
       <w:pPr>
         <w:pStyle w:val="script"/>
       </w:pPr>
@@ -3158,7 +3176,7 @@
         <w:t xml:space="preserve"> Okay. </w:t>
       </w:r>
     </w:p>
-    <w:p>
+    <w:p xmlns:wp14="http://schemas.microsoft.com/office/word/2010/wordml" wp14:textId="77777777">
       <w:pPr>
         <w:pStyle w:val="script"/>
       </w:pPr>
@@ -3183,7 +3201,7 @@
         <w:t xml:space="preserve"> You know, and basically he ended up switching his entire. Phone order for Europe or for Germany ended up being polyethylene. </w:t>
       </w:r>
     </w:p>
-    <w:p>
+    <w:p xmlns:wp14="http://schemas.microsoft.com/office/word/2010/wordml" wp14:textId="77777777">
       <w:pPr>
         <w:pStyle w:val="script"/>
       </w:pPr>
@@ -3208,7 +3226,7 @@
         <w:t xml:space="preserve"> Okay. </w:t>
       </w:r>
     </w:p>
-    <w:p>
+    <w:p xmlns:wp14="http://schemas.microsoft.com/office/word/2010/wordml" wp14:textId="77777777">
       <w:pPr>
         <w:pStyle w:val="script"/>
       </w:pPr>
@@ -3233,7 +3251,7 @@
         <w:t xml:space="preserve"> Because they didn't have a doxing issue with it. Right. And that was the first time I had ever seen questions about supply chain. Mm-hmm. Kind of being brought into a conversation where essentially an entire order would be changed.</w:t>
       </w:r>
     </w:p>
-    <w:p>
+    <w:p xmlns:wp14="http://schemas.microsoft.com/office/word/2010/wordml" wp14:textId="77777777">
       <w:pPr>
         <w:pStyle w:val="script"/>
       </w:pPr>
@@ -3258,7 +3276,7 @@
         <w:t xml:space="preserve"> To meet a supply chain requirement of a buyer in another country. </w:t>
       </w:r>
     </w:p>
-    <w:p>
+    <w:p xmlns:wp14="http://schemas.microsoft.com/office/word/2010/wordml" wp14:textId="77777777">
       <w:pPr>
         <w:pStyle w:val="script"/>
       </w:pPr>
@@ -3283,7 +3301,7 @@
         <w:t xml:space="preserve"> Mm-hmm. </w:t>
       </w:r>
     </w:p>
-    <w:p>
+    <w:p xmlns:wp14="http://schemas.microsoft.com/office/word/2010/wordml" wp14:textId="77777777">
       <w:pPr>
         <w:pStyle w:val="script"/>
       </w:pPr>
@@ -3308,7 +3326,7 @@
         <w:t xml:space="preserve"> And that I think is very much what's happening these days. Yeah. Throughout the world. And it's just a different reality. </w:t>
       </w:r>
     </w:p>
-    <w:p>
+    <w:p xmlns:wp14="http://schemas.microsoft.com/office/word/2010/wordml" wp14:textId="77777777">
       <w:pPr>
         <w:pStyle w:val="script"/>
       </w:pPr>
@@ -3342,7 +3360,7 @@
         <w:t xml:space="preserve"> immediate access to data.</w:t>
       </w:r>
     </w:p>
-    <w:p>
+    <w:p xmlns:wp14="http://schemas.microsoft.com/office/word/2010/wordml" wp14:textId="77777777">
       <w:pPr>
         <w:pStyle w:val="script"/>
       </w:pPr>
@@ -3367,7 +3385,7 @@
         <w:t xml:space="preserve"> Today, everything is readily available in the, in terms of the, the breadth of information that you are seeking, for the most part is there, if you're willing to take the time to go seek it, so you have that, you can figure it out. You didn't have that in the eighties and nineties. Right? The joke I make is, you know, if I ask my kids what the Dewey Decimal system is, they're like, what?</w:t>
       </w:r>
     </w:p>
-    <w:p>
+    <w:p xmlns:wp14="http://schemas.microsoft.com/office/word/2010/wordml" wp14:textId="77777777">
       <w:pPr>
         <w:pStyle w:val="script"/>
       </w:pPr>
@@ -3392,7 +3410,7 @@
         <w:t xml:space="preserve"> I'm like, well, that's how you go look for a book. And they're like, what? You wanna go on Amazon? And just </w:t>
       </w:r>
     </w:p>
-    <w:p>
+    <w:p xmlns:wp14="http://schemas.microsoft.com/office/word/2010/wordml" wp14:textId="77777777">
       <w:pPr>
         <w:pStyle w:val="script"/>
       </w:pPr>
@@ -3417,7 +3435,7 @@
         <w:t xml:space="preserve"> like, yeah, you, you Google it. What are you </w:t>
       </w:r>
     </w:p>
-    <w:p>
+    <w:p xmlns:wp14="http://schemas.microsoft.com/office/word/2010/wordml" wp14:textId="77777777">
       <w:pPr>
         <w:pStyle w:val="script"/>
       </w:pPr>
@@ -3442,7 +3460,7 @@
         <w:t xml:space="preserve"> talking about? Yeah, exactly. They're like, no, it wouldn't happen. And so the, the, the need for regulation in many ways is overly burdensome because it's redundant in the sense that it's giving information that if you want it, it's already readily available.</w:t>
       </w:r>
     </w:p>
-    <w:p>
+    <w:p xmlns:wp14="http://schemas.microsoft.com/office/word/2010/wordml" wp14:textId="77777777">
       <w:pPr>
         <w:pStyle w:val="script"/>
       </w:pPr>
@@ -3467,7 +3485,7 @@
         <w:t xml:space="preserve"> You know, it would be, it, it's nice to have enforcement. </w:t>
       </w:r>
     </w:p>
-    <w:p>
+    <w:p xmlns:wp14="http://schemas.microsoft.com/office/word/2010/wordml" wp14:textId="77777777">
       <w:pPr>
         <w:pStyle w:val="script"/>
       </w:pPr>
@@ -3492,7 +3510,7 @@
         <w:t xml:space="preserve"> Mm-hmm. </w:t>
       </w:r>
     </w:p>
-    <w:p>
+    <w:p xmlns:wp14="http://schemas.microsoft.com/office/word/2010/wordml" wp14:textId="77777777">
       <w:pPr>
         <w:pStyle w:val="script"/>
       </w:pPr>
@@ -3517,7 +3535,7 @@
         <w:t xml:space="preserve"> Um. I can remember in the early two thousands, I got involved in West Port Arthur. </w:t>
       </w:r>
     </w:p>
-    <w:p>
+    <w:p xmlns:wp14="http://schemas.microsoft.com/office/word/2010/wordml" wp14:textId="77777777">
       <w:pPr>
         <w:pStyle w:val="script"/>
       </w:pPr>
@@ -3542,7 +3560,7 @@
         <w:t xml:space="preserve"> Okay. </w:t>
       </w:r>
     </w:p>
-    <w:p>
+    <w:p xmlns:wp14="http://schemas.microsoft.com/office/word/2010/wordml" wp14:textId="77777777">
       <w:pPr>
         <w:pStyle w:val="script"/>
       </w:pPr>
@@ -3576,7 +3594,7 @@
         <w:t xml:space="preserve"> emergencies, right?</w:t>
       </w:r>
     </w:p>
-    <w:p>
+    <w:p xmlns:wp14="http://schemas.microsoft.com/office/word/2010/wordml" wp14:textId="77777777">
       <w:pPr>
         <w:pStyle w:val="script"/>
       </w:pPr>
@@ -3601,7 +3619,7 @@
         <w:t xml:space="preserve"> They're, they're not supposed to be used for. Pollution or for basically, you know, getting rid of excess mm-hmm. Product or off spec product. You're not supposed to just flare it. Right. You're supposed to use an incinerator or perhaps store it and get rid of it some other way. And the flaring was out of control.</w:t>
       </w:r>
     </w:p>
-    <w:p>
+    <w:p xmlns:wp14="http://schemas.microsoft.com/office/word/2010/wordml" wp14:textId="77777777">
       <w:pPr>
         <w:pStyle w:val="script"/>
       </w:pPr>
@@ -3626,7 +3644,7 @@
         <w:t xml:space="preserve"> Mm-hmm. Uh, but there were rules and I could go in and represent a local neighborhood, could go into court and could, uh, litigate these issues. Mm-hmm. Still can't. Um, now common law. Nuisance negligence, those are still available, so mm-hmm. I mean, those, those, those provide a boundary of some sort. </w:t>
       </w:r>
     </w:p>
-    <w:p>
+    <w:p xmlns:wp14="http://schemas.microsoft.com/office/word/2010/wordml" wp14:textId="77777777">
       <w:pPr>
         <w:pStyle w:val="script"/>
       </w:pPr>
@@ -3651,7 +3669,7 @@
         <w:t xml:space="preserve"> Yeah. </w:t>
       </w:r>
     </w:p>
-    <w:p>
+    <w:p xmlns:wp14="http://schemas.microsoft.com/office/word/2010/wordml" wp14:textId="77777777">
       <w:pPr>
         <w:pStyle w:val="script"/>
       </w:pPr>
@@ -3676,7 +3694,7 @@
         <w:t xml:space="preserve"> Now, so far with climate, uh, litigation has been thwarted.</w:t>
       </w:r>
     </w:p>
-    <w:p>
+    <w:p xmlns:wp14="http://schemas.microsoft.com/office/word/2010/wordml" wp14:textId="77777777">
       <w:pPr>
         <w:pStyle w:val="script"/>
       </w:pPr>
@@ -3710,7 +3728,7 @@
         <w:t xml:space="preserve"> United States. The courts have not been receptive to those lawsuits, basically saying that's a public policy issue that ought to be decided by Congress.</w:t>
       </w:r>
     </w:p>
-    <w:p>
+    <w:p xmlns:wp14="http://schemas.microsoft.com/office/word/2010/wordml" wp14:textId="77777777">
       <w:pPr>
         <w:pStyle w:val="script"/>
       </w:pPr>
@@ -3735,7 +3753,7 @@
         <w:t xml:space="preserve"> Mm-hmm. </w:t>
       </w:r>
     </w:p>
-    <w:p>
+    <w:p xmlns:wp14="http://schemas.microsoft.com/office/word/2010/wordml" wp14:textId="77777777">
       <w:pPr>
         <w:pStyle w:val="script"/>
       </w:pPr>
@@ -3760,7 +3778,7 @@
         <w:t xml:space="preserve"> Or it's preempted by the Clean Air Act, uh, you know, in various ways. Uh. Other countries. We're starting to see some litigation penetrate </w:t>
       </w:r>
     </w:p>
-    <w:p>
+    <w:p xmlns:wp14="http://schemas.microsoft.com/office/word/2010/wordml" wp14:textId="77777777">
       <w:pPr>
         <w:pStyle w:val="script"/>
       </w:pPr>
@@ -3785,7 +3803,7 @@
         <w:t xml:space="preserve"> in Europe. </w:t>
       </w:r>
     </w:p>
-    <w:p>
+    <w:p xmlns:wp14="http://schemas.microsoft.com/office/word/2010/wordml" wp14:textId="77777777">
       <w:pPr>
         <w:pStyle w:val="script"/>
       </w:pPr>
@@ -3810,7 +3828,7 @@
         <w:t xml:space="preserve"> In Europe, well actually, uh, in Peru. Really? There's a very interesting case. I think actually it's been brought in Germany. It's about a, it's a Peruvian issue against a German company.</w:t>
       </w:r>
     </w:p>
-    <w:p>
+    <w:p xmlns:wp14="http://schemas.microsoft.com/office/word/2010/wordml" wp14:textId="77777777">
       <w:pPr>
         <w:pStyle w:val="script"/>
       </w:pPr>
@@ -3835,7 +3853,7 @@
         <w:t xml:space="preserve"> Okay. But you're, you know, they're, they, it's like a claim for, I don't know, uh, uh, maybe the glacier melting, causing a lake to rise that flooded a guy's property. </w:t>
       </w:r>
     </w:p>
-    <w:p>
+    <w:p xmlns:wp14="http://schemas.microsoft.com/office/word/2010/wordml" wp14:textId="77777777">
       <w:pPr>
         <w:pStyle w:val="script"/>
       </w:pPr>
@@ -3860,7 +3878,7 @@
         <w:t xml:space="preserve"> Okay. </w:t>
       </w:r>
     </w:p>
-    <w:p>
+    <w:p xmlns:wp14="http://schemas.microsoft.com/office/word/2010/wordml" wp14:textId="77777777">
       <w:pPr>
         <w:pStyle w:val="script"/>
       </w:pPr>
@@ -3885,7 +3903,7 @@
         <w:t xml:space="preserve"> And, you know, so it's climate related, but. You know, if those lawsuits ever take off. I mean, we're gonna see a whole lot of companies, you know, bankrupted, </w:t>
       </w:r>
     </w:p>
-    <w:p>
+    <w:p xmlns:wp14="http://schemas.microsoft.com/office/word/2010/wordml" wp14:textId="77777777">
       <w:pPr>
         <w:pStyle w:val="script"/>
       </w:pPr>
@@ -3910,7 +3928,7 @@
         <w:t xml:space="preserve"> right?</w:t>
       </w:r>
     </w:p>
-    <w:p>
+    <w:p xmlns:wp14="http://schemas.microsoft.com/office/word/2010/wordml" wp14:textId="77777777">
       <w:pPr>
         <w:pStyle w:val="script"/>
       </w:pPr>
@@ -3944,7 +3962,7 @@
         <w:t xml:space="preserve"> is, you know, there, there's no element of accountability. Like you have to hold these people accountable. And my thing is, well, whenever that did take place, it wasn't like it was.</w:t>
       </w:r>
     </w:p>
-    <w:p>
+    <w:p xmlns:wp14="http://schemas.microsoft.com/office/word/2010/wordml" wp14:textId="77777777">
       <w:pPr>
         <w:pStyle w:val="script"/>
       </w:pPr>
@@ -3969,7 +3987,7 @@
         <w:t xml:space="preserve"> You know, within the last five years right. You're, you're essentially penalizing. Let's call it the generation before us, or even the generation before the generation for, you know, all intents and purposes, the sins of our fathers. And like, that gets really tricky, really, really </w:t>
       </w:r>
     </w:p>
-    <w:p>
+    <w:p xmlns:wp14="http://schemas.microsoft.com/office/word/2010/wordml" wp14:textId="77777777">
       <w:pPr>
         <w:pStyle w:val="script"/>
       </w:pPr>
@@ -3994,7 +4012,7 @@
         <w:t xml:space="preserve"> fast. Well, I mean, the problem and the, I think the most interesting issue today is the problem is an economic system, </w:t>
       </w:r>
     </w:p>
-    <w:p>
+    <w:p xmlns:wp14="http://schemas.microsoft.com/office/word/2010/wordml" wp14:textId="77777777">
       <w:pPr>
         <w:pStyle w:val="script"/>
       </w:pPr>
@@ -4019,7 +4037,7 @@
         <w:t xml:space="preserve"> right?</w:t>
       </w:r>
     </w:p>
-    <w:p>
+    <w:p xmlns:wp14="http://schemas.microsoft.com/office/word/2010/wordml" wp14:textId="77777777">
       <w:pPr>
         <w:pStyle w:val="script"/>
       </w:pPr>
@@ -4044,7 +4062,7 @@
         <w:t xml:space="preserve"> When we have a linear system or that, that's what I grew up in. It's what you grew up in. Mm-hmm. Uh, where we. Take resources, we make something. </w:t>
       </w:r>
     </w:p>
-    <w:p>
+    <w:p xmlns:wp14="http://schemas.microsoft.com/office/word/2010/wordml" wp14:textId="77777777">
       <w:pPr>
         <w:pStyle w:val="script"/>
       </w:pPr>
@@ -4069,7 +4087,7 @@
         <w:t xml:space="preserve"> Mm-hmm. </w:t>
       </w:r>
     </w:p>
-    <w:p>
+    <w:p xmlns:wp14="http://schemas.microsoft.com/office/word/2010/wordml" wp14:textId="77777777">
       <w:pPr>
         <w:pStyle w:val="script"/>
       </w:pPr>
@@ -4094,7 +4112,7 @@
         <w:t xml:space="preserve"> You know, we make, you know, we, we produce a, a, some type of, uh, ore product. </w:t>
       </w:r>
     </w:p>
-    <w:p>
+    <w:p xmlns:wp14="http://schemas.microsoft.com/office/word/2010/wordml" wp14:textId="77777777">
       <w:pPr>
         <w:pStyle w:val="script"/>
       </w:pPr>
@@ -4119,7 +4137,7 @@
         <w:t xml:space="preserve"> Right. </w:t>
       </w:r>
     </w:p>
-    <w:p>
+    <w:p xmlns:wp14="http://schemas.microsoft.com/office/word/2010/wordml" wp14:textId="77777777">
       <w:pPr>
         <w:pStyle w:val="script"/>
       </w:pPr>
@@ -4144,7 +4162,7 @@
         <w:t xml:space="preserve"> That then goes into a consumer product that then gets thrown away. </w:t>
       </w:r>
     </w:p>
-    <w:p>
+    <w:p xmlns:wp14="http://schemas.microsoft.com/office/word/2010/wordml" wp14:textId="77777777">
       <w:pPr>
         <w:pStyle w:val="script"/>
       </w:pPr>
@@ -4169,7 +4187,7 @@
         <w:t xml:space="preserve"> Mm-hmm.</w:t>
       </w:r>
     </w:p>
-    <w:p>
+    <w:p xmlns:wp14="http://schemas.microsoft.com/office/word/2010/wordml" wp14:textId="77777777">
       <w:pPr>
         <w:pStyle w:val="script"/>
       </w:pPr>
@@ -4194,7 +4212,7 @@
         <w:t xml:space="preserve"> You know, that's our system. </w:t>
       </w:r>
     </w:p>
-    <w:p>
+    <w:p xmlns:wp14="http://schemas.microsoft.com/office/word/2010/wordml" wp14:textId="77777777">
       <w:pPr>
         <w:pStyle w:val="script"/>
       </w:pPr>
@@ -4219,7 +4237,7 @@
         <w:t xml:space="preserve"> Right. </w:t>
       </w:r>
     </w:p>
-    <w:p>
+    <w:p xmlns:wp14="http://schemas.microsoft.com/office/word/2010/wordml" wp14:textId="77777777">
       <w:pPr>
         <w:pStyle w:val="script"/>
       </w:pPr>
@@ -4244,7 +4262,7 @@
         <w:t xml:space="preserve"> You know, kind of make use and dispose. </w:t>
       </w:r>
     </w:p>
-    <w:p>
+    <w:p xmlns:wp14="http://schemas.microsoft.com/office/word/2010/wordml" wp14:textId="77777777">
       <w:pPr>
         <w:pStyle w:val="script"/>
       </w:pPr>
@@ -4269,7 +4287,7 @@
         <w:t xml:space="preserve"> Mm-hmm. </w:t>
       </w:r>
     </w:p>
-    <w:p>
+    <w:p xmlns:wp14="http://schemas.microsoft.com/office/word/2010/wordml" wp14:textId="77777777">
       <w:pPr>
         <w:pStyle w:val="script"/>
       </w:pPr>
@@ -4303,7 +4321,7 @@
         <w:t xml:space="preserve"> circular system. Right. And that is being, I think, the focus. Should be on economy. </w:t>
       </w:r>
     </w:p>
-    <w:p>
+    <w:p xmlns:wp14="http://schemas.microsoft.com/office/word/2010/wordml" wp14:textId="77777777">
       <w:pPr>
         <w:pStyle w:val="script"/>
       </w:pPr>
@@ -4328,7 +4346,7 @@
         <w:t xml:space="preserve"> Mm-hmm. </w:t>
       </w:r>
     </w:p>
-    <w:p>
+    <w:p xmlns:wp14="http://schemas.microsoft.com/office/word/2010/wordml" wp14:textId="77777777">
       <w:pPr>
         <w:pStyle w:val="script"/>
       </w:pPr>
@@ -4353,7 +4371,7 @@
         <w:t xml:space="preserve"> You know, I mean we, we talk about political issues and stuff, right? This is the issue as far as I'm concerned, is how do we transform our economy from linear to circular, </w:t>
       </w:r>
     </w:p>
-    <w:p>
+    <w:p xmlns:wp14="http://schemas.microsoft.com/office/word/2010/wordml" wp14:textId="77777777">
       <w:pPr>
         <w:pStyle w:val="script"/>
       </w:pPr>
@@ -4378,7 +4396,7 @@
         <w:t xml:space="preserve"> right?</w:t>
       </w:r>
     </w:p>
-    <w:p>
+    <w:p xmlns:wp14="http://schemas.microsoft.com/office/word/2010/wordml" wp14:textId="77777777">
       <w:pPr>
         <w:pStyle w:val="script"/>
       </w:pPr>
@@ -4403,7 +4421,7 @@
         <w:t xml:space="preserve"> Because that's gonna be what's happening throughout the 21st century. </w:t>
       </w:r>
     </w:p>
-    <w:p>
+    <w:p xmlns:wp14="http://schemas.microsoft.com/office/word/2010/wordml" wp14:textId="77777777">
       <w:pPr>
         <w:pStyle w:val="script"/>
       </w:pPr>
@@ -4428,7 +4446,7 @@
         <w:t xml:space="preserve"> Mm-hmm. </w:t>
       </w:r>
     </w:p>
-    <w:p>
+    <w:p xmlns:wp14="http://schemas.microsoft.com/office/word/2010/wordml" wp14:textId="77777777">
       <w:pPr>
         <w:pStyle w:val="script"/>
       </w:pPr>
@@ -4453,7 +4471,7 @@
         <w:t xml:space="preserve"> And I think the sooner we all get behind that, whatever we have to do to get there, </w:t>
       </w:r>
     </w:p>
-    <w:p>
+    <w:p xmlns:wp14="http://schemas.microsoft.com/office/word/2010/wordml" wp14:textId="77777777">
       <w:pPr>
         <w:pStyle w:val="script"/>
       </w:pPr>
@@ -4478,7 +4496,7 @@
         <w:t xml:space="preserve"> um, yeah. It seems like everyone's focused on, once again, I'm high level generalization is pointing fingers and who's liable for what? There has to be an element of that, but I am, I'm in full agreement that we, we have to enter this, this phase where everyone's thinking about the most efficient uses of capital.</w:t>
       </w:r>
     </w:p>
-    <w:p>
+    <w:p xmlns:wp14="http://schemas.microsoft.com/office/word/2010/wordml" wp14:textId="77777777">
       <w:pPr>
         <w:pStyle w:val="script"/>
       </w:pPr>
@@ -4503,7 +4521,7 @@
         <w:t xml:space="preserve"> Right? Right. And we've had this conversation. Um, when you talk to the, um, stereotypical environmentalists, they're all focused on, in my opinion, where does blame lie? And how do you get </w:t>
       </w:r>
     </w:p>
-    <w:p>
+    <w:p xmlns:wp14="http://schemas.microsoft.com/office/word/2010/wordml" wp14:textId="77777777">
       <w:pPr>
         <w:pStyle w:val="script"/>
       </w:pPr>
@@ -4528,7 +4546,7 @@
         <w:t xml:space="preserve"> Yeah. </w:t>
       </w:r>
     </w:p>
-    <w:p>
+    <w:p xmlns:wp14="http://schemas.microsoft.com/office/word/2010/wordml" wp14:textId="77777777">
       <w:pPr>
         <w:pStyle w:val="script"/>
       </w:pPr>
@@ -4562,7 +4580,7 @@
         <w:t xml:space="preserve"> has to be some of that that remains, but I think the more effective.</w:t>
       </w:r>
     </w:p>
-    <w:p>
+    <w:p xmlns:wp14="http://schemas.microsoft.com/office/word/2010/wordml" wp14:textId="77777777">
       <w:pPr>
         <w:pStyle w:val="script"/>
       </w:pPr>
@@ -4587,7 +4605,7 @@
         <w:t xml:space="preserve"> Tool is what technologies and what innovation is possible that can ensure something like whatever that was, doesn't reoccur or take place. </w:t>
       </w:r>
     </w:p>
-    <w:p>
+    <w:p xmlns:wp14="http://schemas.microsoft.com/office/word/2010/wordml" wp14:textId="77777777">
       <w:pPr>
         <w:pStyle w:val="script"/>
       </w:pPr>
@@ -4612,7 +4630,7 @@
         <w:t xml:space="preserve"> Yeah, I mean, I think being, frankly, I think the environmental movement. Has sort of lost their vision. </w:t>
       </w:r>
     </w:p>
-    <w:p>
+    <w:p xmlns:wp14="http://schemas.microsoft.com/office/word/2010/wordml" wp14:textId="77777777">
       <w:pPr>
         <w:pStyle w:val="script"/>
       </w:pPr>
@@ -4637,7 +4655,7 @@
         <w:t xml:space="preserve"> Yeah. </w:t>
       </w:r>
     </w:p>
-    <w:p>
+    <w:p xmlns:wp14="http://schemas.microsoft.com/office/word/2010/wordml" wp14:textId="77777777">
       <w:pPr>
         <w:pStyle w:val="script"/>
       </w:pPr>
@@ -4662,7 +4680,7 @@
         <w:t xml:space="preserve"> Uh, I think we're, you know, you know, I say we, I'm part of it.</w:t>
       </w:r>
     </w:p>
-    <w:p>
+    <w:p xmlns:wp14="http://schemas.microsoft.com/office/word/2010/wordml" wp14:textId="77777777">
       <w:pPr>
         <w:pStyle w:val="script"/>
       </w:pPr>
@@ -4687,7 +4705,7 @@
         <w:t xml:space="preserve"> I mean, I think, you know, the, the movement as a whole is still caught up in a seventies view of this, um, problem. Right. And, and we're in the, you know, we're in 2025, </w:t>
       </w:r>
     </w:p>
-    <w:p>
+    <w:p xmlns:wp14="http://schemas.microsoft.com/office/word/2010/wordml" wp14:textId="77777777">
       <w:pPr>
         <w:pStyle w:val="script"/>
       </w:pPr>
@@ -4712,7 +4730,7 @@
         <w:t xml:space="preserve"> right? </w:t>
       </w:r>
     </w:p>
-    <w:p>
+    <w:p xmlns:wp14="http://schemas.microsoft.com/office/word/2010/wordml" wp14:textId="77777777">
       <w:pPr>
         <w:pStyle w:val="script"/>
       </w:pPr>
@@ -4737,7 +4755,7 @@
         <w:t xml:space="preserve"> I mean, we're a quarter of the way through the 21st century. It's time to rethink how we approach a lot of these issues. And you know, one of the things, I mean, there's a lot of my friends and myself that disdain a lot of what Trump is doing.</w:t>
       </w:r>
     </w:p>
-    <w:p>
+    <w:p xmlns:wp14="http://schemas.microsoft.com/office/word/2010/wordml" wp14:textId="77777777">
       <w:pPr>
         <w:pStyle w:val="script"/>
       </w:pPr>
@@ -4762,7 +4780,7 @@
         <w:t xml:space="preserve"> Mm-hmm. The way that it's being done. But by golly, there's something being done. </w:t>
       </w:r>
     </w:p>
-    <w:p>
+    <w:p xmlns:wp14="http://schemas.microsoft.com/office/word/2010/wordml" wp14:textId="77777777">
       <w:pPr>
         <w:pStyle w:val="script"/>
       </w:pPr>
@@ -4787,7 +4805,7 @@
         <w:t xml:space="preserve"> Right. </w:t>
       </w:r>
     </w:p>
-    <w:p>
+    <w:p xmlns:wp14="http://schemas.microsoft.com/office/word/2010/wordml" wp14:textId="77777777">
       <w:pPr>
         <w:pStyle w:val="script"/>
       </w:pPr>
@@ -4812,7 +4830,7 @@
         <w:t xml:space="preserve"> And I mean, there's no easy way to do change. </w:t>
       </w:r>
     </w:p>
-    <w:p>
+    <w:p xmlns:wp14="http://schemas.microsoft.com/office/word/2010/wordml" wp14:textId="77777777">
       <w:pPr>
         <w:pStyle w:val="script"/>
       </w:pPr>
@@ -4837,7 +4855,7 @@
         <w:t xml:space="preserve"> Right. </w:t>
       </w:r>
     </w:p>
-    <w:p>
+    <w:p xmlns:wp14="http://schemas.microsoft.com/office/word/2010/wordml" wp14:textId="77777777">
       <w:pPr>
         <w:pStyle w:val="script"/>
       </w:pPr>
@@ -4871,7 +4889,7 @@
         <w:t xml:space="preserve"> he's focused on is not necessarily what I'd focus on. </w:t>
       </w:r>
     </w:p>
-    <w:p>
+    <w:p xmlns:wp14="http://schemas.microsoft.com/office/word/2010/wordml" wp14:textId="77777777">
       <w:pPr>
         <w:pStyle w:val="script"/>
       </w:pPr>
@@ -4896,7 +4914,7 @@
         <w:t xml:space="preserve"> Okay. </w:t>
       </w:r>
     </w:p>
-    <w:p>
+    <w:p xmlns:wp14="http://schemas.microsoft.com/office/word/2010/wordml" wp14:textId="77777777">
       <w:pPr>
         <w:pStyle w:val="script"/>
       </w:pPr>
@@ -4921,7 +4939,7 @@
         <w:t xml:space="preserve"> But. Change is happening. </w:t>
       </w:r>
     </w:p>
-    <w:p>
+    <w:p xmlns:wp14="http://schemas.microsoft.com/office/word/2010/wordml" wp14:textId="77777777">
       <w:pPr>
         <w:pStyle w:val="script"/>
       </w:pPr>
@@ -4946,7 +4964,7 @@
         <w:t xml:space="preserve"> Mm-hmm. </w:t>
       </w:r>
     </w:p>
-    <w:p>
+    <w:p xmlns:wp14="http://schemas.microsoft.com/office/word/2010/wordml" wp14:textId="77777777">
       <w:pPr>
         <w:pStyle w:val="script"/>
       </w:pPr>
@@ -4971,7 +4989,7 @@
         <w:t xml:space="preserve"> And things are getting done. </w:t>
       </w:r>
     </w:p>
-    <w:p>
+    <w:p xmlns:wp14="http://schemas.microsoft.com/office/word/2010/wordml" wp14:textId="77777777">
       <w:pPr>
         <w:pStyle w:val="script"/>
       </w:pPr>
@@ -4996,7 +5014,7 @@
         <w:t xml:space="preserve"> Yeah. </w:t>
       </w:r>
     </w:p>
-    <w:p>
+    <w:p xmlns:wp14="http://schemas.microsoft.com/office/word/2010/wordml" wp14:textId="77777777">
       <w:pPr>
         <w:pStyle w:val="script"/>
       </w:pPr>
@@ -5021,7 +5039,7 @@
         <w:t xml:space="preserve"> And I think that opens up so many opportunities.</w:t>
       </w:r>
     </w:p>
-    <w:p>
+    <w:p xmlns:wp14="http://schemas.microsoft.com/office/word/2010/wordml" wp14:textId="77777777">
       <w:pPr>
         <w:pStyle w:val="script"/>
       </w:pPr>
@@ -5046,7 +5064,7 @@
         <w:t xml:space="preserve"> And I think that we spend a lot of time lamenting what's being lost and it, there's some important things that are being harmed significantly. Mm-hmm. And I think we'll be living with consequences of that for a while. </w:t>
       </w:r>
     </w:p>
-    <w:p>
+    <w:p xmlns:wp14="http://schemas.microsoft.com/office/word/2010/wordml" wp14:textId="77777777">
       <w:pPr>
         <w:pStyle w:val="script"/>
       </w:pPr>
@@ -5071,7 +5089,7 @@
         <w:t xml:space="preserve"> Sure. </w:t>
       </w:r>
     </w:p>
-    <w:p>
+    <w:p xmlns:wp14="http://schemas.microsoft.com/office/word/2010/wordml" wp14:textId="77777777">
       <w:pPr>
         <w:pStyle w:val="script"/>
       </w:pPr>
@@ -5096,7 +5114,7 @@
         <w:t xml:space="preserve"> But it also opens opportunities. </w:t>
       </w:r>
     </w:p>
-    <w:p>
+    <w:p xmlns:wp14="http://schemas.microsoft.com/office/word/2010/wordml" wp14:textId="77777777">
       <w:pPr>
         <w:pStyle w:val="script"/>
       </w:pPr>
@@ -5121,7 +5139,7 @@
         <w:t xml:space="preserve"> Yeah. </w:t>
       </w:r>
     </w:p>
-    <w:p>
+    <w:p xmlns:wp14="http://schemas.microsoft.com/office/word/2010/wordml" wp14:textId="77777777">
       <w:pPr>
         <w:pStyle w:val="script"/>
       </w:pPr>
@@ -5146,7 +5164,7 @@
         <w:t xml:space="preserve"> And that's where my head is, is you know.</w:t>
       </w:r>
     </w:p>
-    <w:p>
+    <w:p xmlns:wp14="http://schemas.microsoft.com/office/word/2010/wordml" wp14:textId="77777777">
       <w:pPr>
         <w:pStyle w:val="script"/>
       </w:pPr>
@@ -5171,7 +5189,7 @@
         <w:t xml:space="preserve"> What are the openings, what are the opportunities that are coming out of this? And I think one of the huge opportunities is that the market will be able to evolve, right? And it's that evolution of the market. Um, I I, I would've told you 30 years ago, I probably didn't trust the market that much. I'm actually trusting the market a lot more these days.</w:t>
       </w:r>
     </w:p>
-    <w:p>
+    <w:p xmlns:wp14="http://schemas.microsoft.com/office/word/2010/wordml" wp14:textId="77777777">
       <w:pPr>
         <w:pStyle w:val="script"/>
       </w:pPr>
@@ -5196,7 +5214,7 @@
         <w:t xml:space="preserve"> Okay. </w:t>
       </w:r>
     </w:p>
-    <w:p>
+    <w:p xmlns:wp14="http://schemas.microsoft.com/office/word/2010/wordml" wp14:textId="77777777">
       <w:pPr>
         <w:pStyle w:val="script"/>
       </w:pPr>
@@ -5221,7 +5239,7 @@
         <w:t xml:space="preserve"> Because the. The buyers are informed. </w:t>
       </w:r>
     </w:p>
-    <w:p>
+    <w:p xmlns:wp14="http://schemas.microsoft.com/office/word/2010/wordml" wp14:textId="77777777">
       <w:pPr>
         <w:pStyle w:val="script"/>
       </w:pPr>
@@ -5246,7 +5264,7 @@
         <w:t xml:space="preserve"> Yeah. </w:t>
       </w:r>
     </w:p>
-    <w:p>
+    <w:p xmlns:wp14="http://schemas.microsoft.com/office/word/2010/wordml" wp14:textId="77777777">
       <w:pPr>
         <w:pStyle w:val="script"/>
       </w:pPr>
@@ -5271,7 +5289,7 @@
         <w:t xml:space="preserve"> And I mean, you're talking about data earlier and the role of data. Mm-hmm. Information is a key here. </w:t>
       </w:r>
     </w:p>
-    <w:p>
+    <w:p xmlns:wp14="http://schemas.microsoft.com/office/word/2010/wordml" wp14:textId="77777777">
       <w:pPr>
         <w:pStyle w:val="script"/>
       </w:pPr>
@@ -5296,7 +5314,7 @@
         <w:t xml:space="preserve"> Right. </w:t>
       </w:r>
     </w:p>
-    <w:p>
+    <w:p xmlns:wp14="http://schemas.microsoft.com/office/word/2010/wordml" wp14:textId="77777777">
       <w:pPr>
         <w:pStyle w:val="script"/>
       </w:pPr>
@@ -5330,7 +5348,7 @@
         <w:t xml:space="preserve"> And uh, the more information we have about products and, uh, if you will, opportunities, I think the better the market will function. </w:t>
       </w:r>
     </w:p>
-    <w:p>
+    <w:p xmlns:wp14="http://schemas.microsoft.com/office/word/2010/wordml" wp14:textId="77777777">
       <w:pPr>
         <w:pStyle w:val="script"/>
       </w:pPr>
@@ -5355,7 +5373,7 @@
         <w:t xml:space="preserve"> Mm-hmm. </w:t>
       </w:r>
     </w:p>
-    <w:p>
+    <w:p xmlns:wp14="http://schemas.microsoft.com/office/word/2010/wordml" wp14:textId="77777777">
       <w:pPr>
         <w:pStyle w:val="script"/>
       </w:pPr>
@@ -5380,7 +5398,7 @@
         <w:t xml:space="preserve"> Uh, it's that inequality in market that's always been the problem where one group just had inferior information to another and they could never be parody, you know.</w:t>
       </w:r>
     </w:p>
-    <w:p>
+    <w:p xmlns:wp14="http://schemas.microsoft.com/office/word/2010/wordml" wp14:textId="77777777">
       <w:pPr>
         <w:pStyle w:val="script"/>
       </w:pPr>
@@ -5405,7 +5423,7 @@
         <w:t xml:space="preserve"> We haven't gotten there yet. </w:t>
       </w:r>
     </w:p>
-    <w:p>
+    <w:p xmlns:wp14="http://schemas.microsoft.com/office/word/2010/wordml" wp14:textId="77777777">
       <w:pPr>
         <w:pStyle w:val="script"/>
       </w:pPr>
@@ -5430,7 +5448,7 @@
         <w:t xml:space="preserve"> Mm-hmm. </w:t>
       </w:r>
     </w:p>
-    <w:p>
+    <w:p xmlns:wp14="http://schemas.microsoft.com/office/word/2010/wordml" wp14:textId="77777777">
       <w:pPr>
         <w:pStyle w:val="script"/>
       </w:pPr>
@@ -5455,7 +5473,7 @@
         <w:t xml:space="preserve"> But I think there is a future, I can see where there's parity, uh, where the consumers have information and they can make demands and they can, they can force those demands. </w:t>
       </w:r>
     </w:p>
-    <w:p>
+    <w:p xmlns:wp14="http://schemas.microsoft.com/office/word/2010/wordml" wp14:textId="77777777">
       <w:pPr>
         <w:pStyle w:val="script"/>
       </w:pPr>
@@ -5480,7 +5498,7 @@
         <w:t xml:space="preserve"> When you talk to your environmental colleagues, are you the outlier or are you more viewed upon as like, where the consensus is headed?</w:t>
       </w:r>
     </w:p>
-    <w:p>
+    <w:p xmlns:wp14="http://schemas.microsoft.com/office/word/2010/wordml" wp14:textId="77777777">
       <w:pPr>
         <w:pStyle w:val="script"/>
       </w:pPr>
@@ -5505,7 +5523,7 @@
         <w:t xml:space="preserve"> Well, I'm old, so, so I think a lot of her say why you're </w:t>
       </w:r>
     </w:p>
-    <w:p>
+    <w:p xmlns:wp14="http://schemas.microsoft.com/office/word/2010/wordml" wp14:textId="77777777">
       <w:pPr>
         <w:pStyle w:val="script"/>
       </w:pPr>
@@ -5530,7 +5548,7 @@
         <w:t xml:space="preserve"> wise, </w:t>
       </w:r>
     </w:p>
-    <w:p>
+    <w:p xmlns:wp14="http://schemas.microsoft.com/office/word/2010/wordml" wp14:textId="77777777">
       <w:pPr>
         <w:pStyle w:val="script"/>
       </w:pPr>
@@ -5564,7 +5582,7 @@
         <w:t xml:space="preserve"> whole lot of difficulty.</w:t>
       </w:r>
     </w:p>
-    <w:p>
+    <w:p xmlns:wp14="http://schemas.microsoft.com/office/word/2010/wordml" wp14:textId="77777777">
       <w:pPr>
         <w:pStyle w:val="script"/>
       </w:pPr>
@@ -5589,7 +5607,7 @@
         <w:t xml:space="preserve"> I think it's in these larger climate related issues where I really take disagreement. Um, </w:t>
       </w:r>
     </w:p>
-    <w:p>
+    <w:p xmlns:wp14="http://schemas.microsoft.com/office/word/2010/wordml" wp14:textId="77777777">
       <w:pPr>
         <w:pStyle w:val="script"/>
       </w:pPr>
@@ -5614,7 +5632,7 @@
         <w:t xml:space="preserve"> gimme </w:t>
       </w:r>
     </w:p>
-    <w:p>
+    <w:p xmlns:wp14="http://schemas.microsoft.com/office/word/2010/wordml" wp14:textId="77777777">
       <w:pPr>
         <w:pStyle w:val="script"/>
       </w:pPr>
@@ -5639,7 +5657,7 @@
         <w:t xml:space="preserve"> an </w:t>
       </w:r>
     </w:p>
-    <w:p>
+    <w:p xmlns:wp14="http://schemas.microsoft.com/office/word/2010/wordml" wp14:textId="77777777">
       <w:pPr>
         <w:pStyle w:val="script"/>
       </w:pPr>
@@ -5664,7 +5682,7 @@
         <w:t xml:space="preserve"> example. </w:t>
       </w:r>
     </w:p>
-    <w:p>
+    <w:p xmlns:wp14="http://schemas.microsoft.com/office/word/2010/wordml" wp14:textId="77777777">
       <w:pPr>
         <w:pStyle w:val="script"/>
       </w:pPr>
@@ -5689,7 +5707,7 @@
         <w:t xml:space="preserve"> Oh, for example, um, I was talking about, um. Carbon credits. Yeah. Uh, which is the business, I mean, I, I'm CEO unpaid, I might add of a nonprofit that is trying to, uh, make a difference in the carbon market, right?</w:t>
       </w:r>
     </w:p>
-    <w:p>
+    <w:p xmlns:wp14="http://schemas.microsoft.com/office/word/2010/wordml" wp14:textId="77777777">
       <w:pPr>
         <w:pStyle w:val="script"/>
       </w:pPr>
@@ -5714,7 +5732,7 @@
         <w:t xml:space="preserve"> Which is basically if carbon dioxide's removed from the atmosphere or if we can prevent certain emissions from occurring. That can be turned into a certificate, right? And those certificates represent, uh, one ton of carbon dioxide either removed or avoided from being emitted. And those can be bought and sold in the marketplace, and companies can use those on their, uh, if you will, their balance sheets that they have to produce to a demanding public that wants information about what their carbon footprint is, right?</w:t>
       </w:r>
     </w:p>
-    <w:p>
+    <w:p xmlns:wp14="http://schemas.microsoft.com/office/word/2010/wordml" wp14:textId="77777777">
       <w:pPr>
         <w:pStyle w:val="script"/>
       </w:pPr>
@@ -5748,7 +5766,7 @@
         <w:t xml:space="preserve"> mm-hmm. The consumer who's buying your product. Many of those wanna know these, these facts. And I was talking to the Environmental Defense Fund. Okay. And they were talking about that they, they were okay with the use of carbon credits, but not for the oil and gas industry.</w:t>
       </w:r>
     </w:p>
-    <w:p>
+    <w:p xmlns:wp14="http://schemas.microsoft.com/office/word/2010/wordml" wp14:textId="77777777">
       <w:pPr>
         <w:pStyle w:val="script"/>
       </w:pPr>
@@ -5773,7 +5791,7 @@
         <w:t xml:space="preserve"> And, you know, and that, that really struck me. 'cause if anybody probably needs. Help to bridge where we are today and where we're going. Yeah. It is the oil and gas industry and it was almost punitive thing. Mm-hmm. And or at least I interpreted it. Right. The, the lady I was talking to wasn't really speaking punitively, it was just what their policy was.</w:t>
       </w:r>
     </w:p>
-    <w:p>
+    <w:p xmlns:wp14="http://schemas.microsoft.com/office/word/2010/wordml" wp14:textId="77777777">
       <w:pPr>
         <w:pStyle w:val="script"/>
       </w:pPr>
@@ -5798,7 +5816,7 @@
         <w:t xml:space="preserve"> Right. </w:t>
       </w:r>
     </w:p>
-    <w:p>
+    <w:p xmlns:wp14="http://schemas.microsoft.com/office/word/2010/wordml" wp14:textId="77777777">
       <w:pPr>
         <w:pStyle w:val="script"/>
       </w:pPr>
@@ -5823,7 +5841,7 @@
         <w:t xml:space="preserve"> But I think that it was a, it, I think it had a punitive nature to it. Yeah. And I'm, I'm sort of beyond punishment, </w:t>
       </w:r>
     </w:p>
-    <w:p>
+    <w:p xmlns:wp14="http://schemas.microsoft.com/office/word/2010/wordml" wp14:textId="77777777">
       <w:pPr>
         <w:pStyle w:val="script"/>
       </w:pPr>
@@ -5848,7 +5866,7 @@
         <w:t xml:space="preserve"> right. </w:t>
       </w:r>
     </w:p>
-    <w:p>
+    <w:p xmlns:wp14="http://schemas.microsoft.com/office/word/2010/wordml" wp14:textId="77777777">
       <w:pPr>
         <w:pStyle w:val="script"/>
       </w:pPr>
@@ -5882,7 +5900,7 @@
         <w:t xml:space="preserve"> that are important right now.</w:t>
       </w:r>
     </w:p>
-    <w:p>
+    <w:p xmlns:wp14="http://schemas.microsoft.com/office/word/2010/wordml" wp14:textId="77777777">
       <w:pPr>
         <w:pStyle w:val="script"/>
       </w:pPr>
@@ -5907,7 +5925,7 @@
         <w:t xml:space="preserve"> Right. And there's a lot of opportunity for those transformational concepts. Um, I'm, I'm this, this whole concept of a circular economy </w:t>
       </w:r>
     </w:p>
-    <w:p>
+    <w:p xmlns:wp14="http://schemas.microsoft.com/office/word/2010/wordml" wp14:textId="77777777">
       <w:pPr>
         <w:pStyle w:val="script"/>
       </w:pPr>
@@ -5932,7 +5950,7 @@
         <w:t xml:space="preserve"> mm-hmm. </w:t>
       </w:r>
     </w:p>
-    <w:p>
+    <w:p xmlns:wp14="http://schemas.microsoft.com/office/word/2010/wordml" wp14:textId="77777777">
       <w:pPr>
         <w:pStyle w:val="script"/>
       </w:pPr>
@@ -5957,7 +5975,7 @@
         <w:t xml:space="preserve"> Nature is circular. </w:t>
       </w:r>
     </w:p>
-    <w:p>
+    <w:p xmlns:wp14="http://schemas.microsoft.com/office/word/2010/wordml" wp14:textId="77777777">
       <w:pPr>
         <w:pStyle w:val="script"/>
       </w:pPr>
@@ -5982,7 +6000,7 @@
         <w:t xml:space="preserve"> Mm-hmm. </w:t>
       </w:r>
     </w:p>
-    <w:p>
+    <w:p xmlns:wp14="http://schemas.microsoft.com/office/word/2010/wordml" wp14:textId="77777777">
       <w:pPr>
         <w:pStyle w:val="script"/>
       </w:pPr>
@@ -6007,7 +6025,7 @@
         <w:t xml:space="preserve"> So if you study ecology. Carbon cycle, nitrogen cycle, hydrologic cycle, phosphorous cycle, everything in nature is cycled. Right. You mean we have migration where birds go south and come back north.</w:t>
       </w:r>
     </w:p>
-    <w:p>
+    <w:p xmlns:wp14="http://schemas.microsoft.com/office/word/2010/wordml" wp14:textId="77777777">
       <w:pPr>
         <w:pStyle w:val="script"/>
       </w:pPr>
@@ -6032,7 +6050,7 @@
         <w:t xml:space="preserve"> We have the, the shrimp that come out of the nursery in the marsh, go out to the gulf, lay their eggs, come back into, so circularity is just sort of an element of the earth. </w:t>
       </w:r>
     </w:p>
-    <w:p>
+    <w:p xmlns:wp14="http://schemas.microsoft.com/office/word/2010/wordml" wp14:textId="77777777">
       <w:pPr>
         <w:pStyle w:val="script"/>
       </w:pPr>
@@ -6057,7 +6075,7 @@
         <w:t xml:space="preserve"> Mm-hmm. </w:t>
       </w:r>
     </w:p>
-    <w:p>
+    <w:p xmlns:wp14="http://schemas.microsoft.com/office/word/2010/wordml" wp14:textId="77777777">
       <w:pPr>
         <w:pStyle w:val="script"/>
       </w:pPr>
@@ -6082,7 +6100,7 @@
         <w:t xml:space="preserve"> And I don't think we think enough about the earth as a model. Right. I mean, without the earth we wouldn't be here. You know, so, and it's been around for a long time.</w:t>
       </w:r>
     </w:p>
-    <w:p>
+    <w:p xmlns:wp14="http://schemas.microsoft.com/office/word/2010/wordml" wp14:textId="77777777">
       <w:pPr>
         <w:pStyle w:val="script"/>
       </w:pPr>
@@ -6107,7 +6125,7 @@
         <w:t xml:space="preserve"> Yeah. </w:t>
       </w:r>
     </w:p>
-    <w:p>
+    <w:p xmlns:wp14="http://schemas.microsoft.com/office/word/2010/wordml" wp14:textId="77777777">
       <w:pPr>
         <w:pStyle w:val="script"/>
       </w:pPr>
@@ -6132,7 +6150,7 @@
         <w:t xml:space="preserve"> And you know, we've had extinctions come and go. </w:t>
       </w:r>
     </w:p>
-    <w:p>
+    <w:p xmlns:wp14="http://schemas.microsoft.com/office/word/2010/wordml" wp14:textId="77777777">
       <w:pPr>
         <w:pStyle w:val="script"/>
       </w:pPr>
@@ -6157,7 +6175,7 @@
         <w:t xml:space="preserve"> Right. </w:t>
       </w:r>
     </w:p>
-    <w:p>
+    <w:p xmlns:wp14="http://schemas.microsoft.com/office/word/2010/wordml" wp14:textId="77777777">
       <w:pPr>
         <w:pStyle w:val="script"/>
       </w:pPr>
@@ -6182,7 +6200,7 @@
         <w:t xml:space="preserve"> The earth stays, </w:t>
       </w:r>
     </w:p>
-    <w:p>
+    <w:p xmlns:wp14="http://schemas.microsoft.com/office/word/2010/wordml" wp14:textId="77777777">
       <w:pPr>
         <w:pStyle w:val="script"/>
       </w:pPr>
@@ -6207,7 +6225,7 @@
         <w:t xml:space="preserve"> there's a, there's a fascinating George Carlins. George Carlin unquestionably is my favorite. </w:t>
       </w:r>
     </w:p>
-    <w:p>
+    <w:p xmlns:wp14="http://schemas.microsoft.com/office/word/2010/wordml" wp14:textId="77777777">
       <w:pPr>
         <w:pStyle w:val="script"/>
       </w:pPr>
@@ -6241,7 +6259,7 @@
         <w:t xml:space="preserve"> Carlin </w:t>
       </w:r>
     </w:p>
-    <w:p>
+    <w:p xmlns:wp14="http://schemas.microsoft.com/office/word/2010/wordml" wp14:textId="77777777">
       <w:pPr>
         <w:pStyle w:val="script"/>
       </w:pPr>
@@ -6266,7 +6284,7 @@
         <w:t xml:space="preserve"> as well. Well, he's my favorite comedian of, of all time. Um, but one of the things that I really appreciate about Carlin was it was, uh, comedy based on social commentary.</w:t>
       </w:r>
     </w:p>
-    <w:p>
+    <w:p xmlns:wp14="http://schemas.microsoft.com/office/word/2010/wordml" wp14:textId="77777777">
       <w:pPr>
         <w:pStyle w:val="script"/>
       </w:pPr>
@@ -6291,7 +6309,7 @@
         <w:t xml:space="preserve"> He has this thing about the environmental movement where he is like, what a arrogant thing to think that humans can reshape the trajectory of the earth in like a five year timeframe. He's like, and he says it obviously, and it's the way that he presents it is hysterical, but it's like the earth has been here for a billion years and it's gonna continue to be for a billion years.</w:t>
       </w:r>
     </w:p>
-    <w:p>
+    <w:p xmlns:wp14="http://schemas.microsoft.com/office/word/2010/wordml" wp14:textId="77777777">
       <w:pPr>
         <w:pStyle w:val="script"/>
       </w:pPr>
@@ -6316,7 +6334,7 @@
         <w:t xml:space="preserve"> And in the grand scheme of things, if you think that you are gonna be the one that saves the earth, like there's a arrogance and a narcissism. Associated with </w:t>
       </w:r>
     </w:p>
-    <w:p>
+    <w:p xmlns:wp14="http://schemas.microsoft.com/office/word/2010/wordml" wp14:textId="77777777">
       <w:pPr>
         <w:pStyle w:val="script"/>
       </w:pPr>
@@ -6341,7 +6359,7 @@
         <w:t xml:space="preserve"> that? Well, you know, I think the real question is saving humans as opposed to saving the earth will be here. </w:t>
       </w:r>
     </w:p>
-    <w:p>
+    <w:p xmlns:wp14="http://schemas.microsoft.com/office/word/2010/wordml" wp14:textId="77777777">
       <w:pPr>
         <w:pStyle w:val="script"/>
       </w:pPr>
@@ -6366,7 +6384,7 @@
         <w:t xml:space="preserve"> Right. </w:t>
       </w:r>
     </w:p>
-    <w:p>
+    <w:p xmlns:wp14="http://schemas.microsoft.com/office/word/2010/wordml" wp14:textId="77777777">
       <w:pPr>
         <w:pStyle w:val="script"/>
       </w:pPr>
@@ -6391,7 +6409,7 @@
         <w:t xml:space="preserve"> It's gonna be, it's not going </w:t>
       </w:r>
     </w:p>
-    <w:p>
+    <w:p xmlns:wp14="http://schemas.microsoft.com/office/word/2010/wordml" wp14:textId="77777777">
       <w:pPr>
         <w:pStyle w:val="script"/>
       </w:pPr>
@@ -6416,7 +6434,7 @@
         <w:t xml:space="preserve"> anywhere.</w:t>
       </w:r>
     </w:p>
-    <w:p>
+    <w:p xmlns:wp14="http://schemas.microsoft.com/office/word/2010/wordml" wp14:textId="77777777">
       <w:pPr>
         <w:pStyle w:val="script"/>
       </w:pPr>
@@ -6441,7 +6459,7 @@
         <w:t xml:space="preserve"> You know, we have changed the climate. </w:t>
       </w:r>
     </w:p>
-    <w:p>
+    <w:p xmlns:wp14="http://schemas.microsoft.com/office/word/2010/wordml" wp14:textId="77777777">
       <w:pPr>
         <w:pStyle w:val="script"/>
       </w:pPr>
@@ -6466,7 +6484,7 @@
         <w:t xml:space="preserve"> Mm-hmm. </w:t>
       </w:r>
     </w:p>
-    <w:p>
+    <w:p xmlns:wp14="http://schemas.microsoft.com/office/word/2010/wordml" wp14:textId="77777777">
       <w:pPr>
         <w:pStyle w:val="script"/>
       </w:pPr>
@@ -6500,7 +6518,7 @@
         <w:t xml:space="preserve"> It, it happened in about a 200, 250 year time period. Mm-hmm. Which is nothing in terms of g </w:t>
       </w:r>
     </w:p>
-    <w:p>
+    <w:p xmlns:wp14="http://schemas.microsoft.com/office/word/2010/wordml" wp14:textId="77777777">
       <w:pPr>
         <w:pStyle w:val="script"/>
       </w:pPr>
@@ -6525,7 +6543,7 @@
         <w:t xml:space="preserve"> the </w:t>
       </w:r>
     </w:p>
-    <w:p>
+    <w:p xmlns:wp14="http://schemas.microsoft.com/office/word/2010/wordml" wp14:textId="77777777">
       <w:pPr>
         <w:pStyle w:val="script"/>
       </w:pPr>
@@ -6550,7 +6568,7 @@
         <w:t xml:space="preserve"> span of the earth.</w:t>
       </w:r>
     </w:p>
-    <w:p>
+    <w:p xmlns:wp14="http://schemas.microsoft.com/office/word/2010/wordml" wp14:textId="77777777">
       <w:pPr>
         <w:pStyle w:val="script"/>
       </w:pPr>
@@ -6575,7 +6593,7 @@
         <w:t xml:space="preserve"> Right. </w:t>
       </w:r>
     </w:p>
-    <w:p>
+    <w:p xmlns:wp14="http://schemas.microsoft.com/office/word/2010/wordml" wp14:textId="77777777">
       <w:pPr>
         <w:pStyle w:val="script"/>
       </w:pPr>
@@ -6600,7 +6618,7 @@
         <w:t xml:space="preserve"> You know, we can correct that. </w:t>
       </w:r>
     </w:p>
-    <w:p>
+    <w:p xmlns:wp14="http://schemas.microsoft.com/office/word/2010/wordml" wp14:textId="77777777">
       <w:pPr>
         <w:pStyle w:val="script"/>
       </w:pPr>
@@ -6625,7 +6643,7 @@
         <w:t xml:space="preserve"> Yep. </w:t>
       </w:r>
     </w:p>
-    <w:p>
+    <w:p xmlns:wp14="http://schemas.microsoft.com/office/word/2010/wordml" wp14:textId="77777777">
       <w:pPr>
         <w:pStyle w:val="script"/>
       </w:pPr>
@@ -6650,7 +6668,7 @@
         <w:t xml:space="preserve"> We can, we can make amends if you will. Mm-hmm. We can bring it back in the other direction. There. There are companies that are talking about being carbon negative now. Right. You know, that's where that thinking is, is try to undo harm that had been done in the past.</w:t>
       </w:r>
     </w:p>
-    <w:p>
+    <w:p xmlns:wp14="http://schemas.microsoft.com/office/word/2010/wordml" wp14:textId="77777777">
       <w:pPr>
         <w:pStyle w:val="script"/>
       </w:pPr>
@@ -6675,7 +6693,7 @@
         <w:t xml:space="preserve"> Um, </w:t>
       </w:r>
     </w:p>
-    <w:p>
+    <w:p xmlns:wp14="http://schemas.microsoft.com/office/word/2010/wordml" wp14:textId="77777777">
       <w:pPr>
         <w:pStyle w:val="script"/>
       </w:pPr>
@@ -6700,7 +6718,7 @@
         <w:t xml:space="preserve"> I think, I think where I get held up on the, let's call it the general environmentalist movement, is. Back to your point on the how, like how do we do that? You're, you're right. My opinion is it's disproportionately punitive. Whether it's intended or not, I think it is intended, but whatever it is punitive.</w:t>
       </w:r>
     </w:p>
-    <w:p>
+    <w:p xmlns:wp14="http://schemas.microsoft.com/office/word/2010/wordml" wp14:textId="77777777">
       <w:pPr>
         <w:pStyle w:val="script"/>
       </w:pPr>
@@ -6734,7 +6752,7 @@
         <w:t xml:space="preserve"> pay taxes again.</w:t>
       </w:r>
     </w:p>
-    <w:p>
+    <w:p xmlns:wp14="http://schemas.microsoft.com/office/word/2010/wordml" wp14:textId="77777777">
       <w:pPr>
         <w:pStyle w:val="script"/>
       </w:pPr>
@@ -6759,7 +6777,7 @@
         <w:t xml:space="preserve"> Mm-hmm. They'd probably figure it out tomorrow. Well, </w:t>
       </w:r>
     </w:p>
-    <w:p>
+    <w:p xmlns:wp14="http://schemas.microsoft.com/office/word/2010/wordml" wp14:textId="77777777">
       <w:pPr>
         <w:pStyle w:val="script"/>
       </w:pPr>
@@ -6784,7 +6802,7 @@
         <w:t xml:space="preserve"> again, </w:t>
       </w:r>
     </w:p>
-    <w:p>
+    <w:p xmlns:wp14="http://schemas.microsoft.com/office/word/2010/wordml" wp14:textId="77777777">
       <w:pPr>
         <w:pStyle w:val="script"/>
       </w:pPr>
@@ -6809,7 +6827,7 @@
         <w:t xml:space="preserve"> and I, and I think now the oil and gas space in particular, but certainly a lot of the capital intensive industries are staring down such a disproportionate amount of regulatory burden where the focus has transformed itself to. How the hell am I going to align with all these regulations like these?</w:t>
       </w:r>
     </w:p>
-    <w:p>
+    <w:p xmlns:wp14="http://schemas.microsoft.com/office/word/2010/wordml" wp14:textId="77777777">
       <w:pPr>
         <w:pStyle w:val="script"/>
       </w:pPr>
@@ -6834,7 +6852,7 @@
         <w:t xml:space="preserve"> This is a lot. And so it's not that they ignore climate related issues, it's just that their core focus has to remain on how to remain compliant. Otherwise they're fine, they go to business, et cetera. Whereas you still have the sandbox in place. You still have a, a, a, a reasonable set of rules. I'm not saying get rid of everything, but the incentive structure more, much more into something.</w:t>
       </w:r>
     </w:p>
-    <w:p>
+    <w:p xmlns:wp14="http://schemas.microsoft.com/office/word/2010/wordml" wp14:textId="77777777">
       <w:pPr>
         <w:pStyle w:val="script"/>
       </w:pPr>
@@ -6859,7 +6877,7 @@
         <w:t xml:space="preserve"> That facilitates innovation and technology so that you are rewarded, you know, through the form of money, right? Mm-hmm. Because that's the greatest motivator, whether you, well, I mean, </w:t>
       </w:r>
     </w:p>
-    <w:p>
+    <w:p xmlns:wp14="http://schemas.microsoft.com/office/word/2010/wordml" wp14:textId="77777777">
       <w:pPr>
         <w:pStyle w:val="script"/>
       </w:pPr>
@@ -6884,7 +6902,7 @@
         <w:t xml:space="preserve"> that's what I'm working with </w:t>
       </w:r>
     </w:p>
-    <w:p>
+    <w:p xmlns:wp14="http://schemas.microsoft.com/office/word/2010/wordml" wp14:textId="77777777">
       <w:pPr>
         <w:pStyle w:val="script"/>
       </w:pPr>
@@ -6909,7 +6927,7 @@
         <w:t xml:space="preserve"> is </w:t>
       </w:r>
     </w:p>
-    <w:p>
+    <w:p xmlns:wp14="http://schemas.microsoft.com/office/word/2010/wordml" wp14:textId="77777777">
       <w:pPr>
         <w:pStyle w:val="script"/>
       </w:pPr>
@@ -6934,7 +6952,7 @@
         <w:t xml:space="preserve"> money, right? </w:t>
       </w:r>
     </w:p>
-    <w:p>
+    <w:p xmlns:wp14="http://schemas.microsoft.com/office/word/2010/wordml" wp14:textId="77777777">
       <w:pPr>
         <w:pStyle w:val="script"/>
       </w:pPr>
@@ -6968,7 +6986,7 @@
         <w:t xml:space="preserve"> talking about like B Carbon for example, um, what I really think is a, what I really think is enticing about B carbon amongst other things, is it's very free market, principled.</w:t>
       </w:r>
     </w:p>
-    <w:p>
+    <w:p xmlns:wp14="http://schemas.microsoft.com/office/word/2010/wordml" wp14:textId="77777777">
       <w:pPr>
         <w:pStyle w:val="script"/>
       </w:pPr>
@@ -6993,7 +7011,7 @@
         <w:t xml:space="preserve"> That was kind of where we came from. Okay. You know, I worked with Ken Medlock over at the Baker Institute and, and Medlock iss a free market guy, but I think, and when we were forming B Carbon, um, you know, it's funny, in my kind of, in the latter part of my environmental litigation career mm-hmm. I started representing a lot of big ranches on the, particularly on the Texas coast.</w:t>
       </w:r>
     </w:p>
-    <w:p>
+    <w:p xmlns:wp14="http://schemas.microsoft.com/office/word/2010/wordml" wp14:textId="77777777">
       <w:pPr>
         <w:pStyle w:val="script"/>
       </w:pPr>
@@ -7018,7 +7036,7 @@
         <w:t xml:space="preserve"> Okay. </w:t>
       </w:r>
     </w:p>
-    <w:p>
+    <w:p xmlns:wp14="http://schemas.microsoft.com/office/word/2010/wordml" wp14:textId="77777777">
       <w:pPr>
         <w:pStyle w:val="script"/>
       </w:pPr>
@@ -7043,7 +7061,7 @@
         <w:t xml:space="preserve"> And. You know, hardcore, almost tea party type of, of, of clients, but they love their land, right? And they wanted to protect it and, you know, so I got to know 'em and got comfortable. Know, with frankly, talking with a group of folks that didn't talk like environmentalists, right? They're conservationists, not environmentalists.</w:t>
       </w:r>
     </w:p>
-    <w:p>
+    <w:p xmlns:wp14="http://schemas.microsoft.com/office/word/2010/wordml" wp14:textId="77777777">
       <w:pPr>
         <w:pStyle w:val="script"/>
       </w:pPr>
@@ -7077,7 +7095,7 @@
         <w:t xml:space="preserve"> um, they loved the birds, they loved their wildlife, they loved the ecology. </w:t>
       </w:r>
     </w:p>
-    <w:p>
+    <w:p xmlns:wp14="http://schemas.microsoft.com/office/word/2010/wordml" wp14:textId="77777777">
       <w:pPr>
         <w:pStyle w:val="script"/>
       </w:pPr>
@@ -7102,7 +7120,7 @@
         <w:t xml:space="preserve"> Mm-hmm. </w:t>
       </w:r>
     </w:p>
-    <w:p>
+    <w:p xmlns:wp14="http://schemas.microsoft.com/office/word/2010/wordml" wp14:textId="77777777">
       <w:pPr>
         <w:pStyle w:val="script"/>
       </w:pPr>
@@ -7127,7 +7145,7 @@
         <w:t xml:space="preserve"> But it, it was just fascinating to hear them talk about, you know, cash flow and how cash flow is getting tighter and tighter and tighter. </w:t>
       </w:r>
     </w:p>
-    <w:p>
+    <w:p xmlns:wp14="http://schemas.microsoft.com/office/word/2010/wordml" wp14:textId="77777777">
       <w:pPr>
         <w:pStyle w:val="script"/>
       </w:pPr>
@@ -7152,7 +7170,7 @@
         <w:t xml:space="preserve"> Mm-hmm. </w:t>
       </w:r>
     </w:p>
-    <w:p>
+    <w:p xmlns:wp14="http://schemas.microsoft.com/office/word/2010/wordml" wp14:textId="77777777">
       <w:pPr>
         <w:pStyle w:val="script"/>
       </w:pPr>
@@ -7177,7 +7195,7 @@
         <w:t xml:space="preserve"> And. They are performing a function, uh, with their land of taking carbon dioxide out of the atmosphere </w:t>
       </w:r>
     </w:p>
-    <w:p>
+    <w:p xmlns:wp14="http://schemas.microsoft.com/office/word/2010/wordml" wp14:textId="77777777">
       <w:pPr>
         <w:pStyle w:val="script"/>
       </w:pPr>
@@ -7202,7 +7220,7 @@
         <w:t xml:space="preserve"> mm-hmm.</w:t>
       </w:r>
     </w:p>
-    <w:p>
+    <w:p xmlns:wp14="http://schemas.microsoft.com/office/word/2010/wordml" wp14:textId="77777777">
       <w:pPr>
         <w:pStyle w:val="script"/>
       </w:pPr>
@@ -7227,7 +7245,7 @@
         <w:t xml:space="preserve"> That corporations should be paying for. Right. I mean, they, uh, it is providing a service. That service could be expanded and, you know, to my mind, just to be able to think in those terms that, hey, these guys are doing something that is of value. But it's not yet being commodified. But we had to create a marketplace.</w:t>
       </w:r>
     </w:p>
-    <w:p>
+    <w:p xmlns:wp14="http://schemas.microsoft.com/office/word/2010/wordml" wp14:textId="77777777">
       <w:pPr>
         <w:pStyle w:val="script"/>
       </w:pPr>
@@ -7252,7 +7270,7 @@
         <w:t xml:space="preserve"> Mm-hmm. </w:t>
       </w:r>
     </w:p>
-    <w:p>
+    <w:p xmlns:wp14="http://schemas.microsoft.com/office/word/2010/wordml" wp14:textId="77777777">
       <w:pPr>
         <w:pStyle w:val="script"/>
       </w:pPr>
@@ -7277,7 +7295,7 @@
         <w:t xml:space="preserve"> We had to create a set of rules internally within B carbon. </w:t>
       </w:r>
     </w:p>
-    <w:p>
+    <w:p xmlns:wp14="http://schemas.microsoft.com/office/word/2010/wordml" wp14:textId="77777777">
       <w:pPr>
         <w:pStyle w:val="script"/>
       </w:pPr>
@@ -7302,7 +7320,7 @@
         <w:t xml:space="preserve"> Okay. </w:t>
       </w:r>
     </w:p>
-    <w:p>
+    <w:p xmlns:wp14="http://schemas.microsoft.com/office/word/2010/wordml" wp14:textId="77777777">
       <w:pPr>
         <w:pStyle w:val="script"/>
       </w:pPr>
@@ -7336,7 +7354,7 @@
         <w:t xml:space="preserve"> do that. Started off with landowners, had some corporation, had some academics in there.</w:t>
       </w:r>
     </w:p>
-    <w:p>
+    <w:p xmlns:wp14="http://schemas.microsoft.com/office/word/2010/wordml" wp14:textId="77777777">
       <w:pPr>
         <w:pStyle w:val="script"/>
       </w:pPr>
@@ -7361,7 +7379,7 @@
         <w:t xml:space="preserve"> Okay. </w:t>
       </w:r>
     </w:p>
-    <w:p>
+    <w:p xmlns:wp14="http://schemas.microsoft.com/office/word/2010/wordml" wp14:textId="77777777">
       <w:pPr>
         <w:pStyle w:val="script"/>
       </w:pPr>
@@ -7386,7 +7404,7 @@
         <w:t xml:space="preserve"> Had some environmentalists in there. A nice mix. Yeah, we have met, and it, that group went from 40 to 800. Wow. We have met now for almost five years, and we've never had an argument about philosophy </w:t>
       </w:r>
     </w:p>
-    <w:p>
+    <w:p xmlns:wp14="http://schemas.microsoft.com/office/word/2010/wordml" wp14:textId="77777777">
       <w:pPr>
         <w:pStyle w:val="script"/>
       </w:pPr>
@@ -7411,7 +7429,7 @@
         <w:t xml:space="preserve"> mm-hmm. </w:t>
       </w:r>
     </w:p>
-    <w:p>
+    <w:p xmlns:wp14="http://schemas.microsoft.com/office/word/2010/wordml" wp14:textId="77777777">
       <w:pPr>
         <w:pStyle w:val="script"/>
       </w:pPr>
@@ -7436,7 +7454,7 @@
         <w:t xml:space="preserve"> Of principles. Right. It's never been a right versus left. We've always been able to just unite around how do we help everybody make money in this situation?</w:t>
       </w:r>
     </w:p>
-    <w:p>
+    <w:p xmlns:wp14="http://schemas.microsoft.com/office/word/2010/wordml" wp14:textId="77777777">
       <w:pPr>
         <w:pStyle w:val="script"/>
       </w:pPr>
@@ -7461,7 +7479,7 @@
         <w:t xml:space="preserve"> Mm-hmm. And it, it's an amazing leer or, you know, leveling of the conversation. To be able to talk. I I don't talk climate change. </w:t>
       </w:r>
     </w:p>
-    <w:p>
+    <w:p xmlns:wp14="http://schemas.microsoft.com/office/word/2010/wordml" wp14:textId="77777777">
       <w:pPr>
         <w:pStyle w:val="script"/>
       </w:pPr>
@@ -7486,7 +7504,7 @@
         <w:t xml:space="preserve"> Yeah. </w:t>
       </w:r>
     </w:p>
-    <w:p>
+    <w:p xmlns:wp14="http://schemas.microsoft.com/office/word/2010/wordml" wp14:textId="77777777">
       <w:pPr>
         <w:pStyle w:val="script"/>
       </w:pPr>
@@ -7511,7 +7529,7 @@
         <w:t xml:space="preserve"> I just talk income from, uh, carbon removal. </w:t>
       </w:r>
     </w:p>
-    <w:p>
+    <w:p xmlns:wp14="http://schemas.microsoft.com/office/word/2010/wordml" wp14:textId="77777777">
       <w:pPr>
         <w:pStyle w:val="script"/>
       </w:pPr>
@@ -7536,7 +7554,7 @@
         <w:t xml:space="preserve"> Right. </w:t>
       </w:r>
     </w:p>
-    <w:p>
+    <w:p xmlns:wp14="http://schemas.microsoft.com/office/word/2010/wordml" wp14:textId="77777777">
       <w:pPr>
         <w:pStyle w:val="script"/>
       </w:pPr>
@@ -7561,7 +7579,7 @@
         <w:t xml:space="preserve"> We can have that conversation </w:t>
       </w:r>
     </w:p>
-    <w:p>
+    <w:p xmlns:wp14="http://schemas.microsoft.com/office/word/2010/wordml" wp14:textId="77777777">
       <w:pPr>
         <w:pStyle w:val="script"/>
       </w:pPr>
@@ -7586,7 +7604,7 @@
         <w:t xml:space="preserve"> all day on. It's so, it's so funny. It's like, uh, you know, we, we, we talk about this all the time.</w:t>
       </w:r>
     </w:p>
-    <w:p>
+    <w:p xmlns:wp14="http://schemas.microsoft.com/office/word/2010/wordml" wp14:textId="77777777">
       <w:pPr>
         <w:pStyle w:val="script"/>
       </w:pPr>
@@ -7620,7 +7638,7 @@
         <w:t xml:space="preserve"> convince somebody who thinks it's a thing that it's not, and it's just a waste of time. People are like, oh, well your head's in the sand. It's like, no, no, no. Like the incentive.</w:t>
       </w:r>
     </w:p>
-    <w:p>
+    <w:p xmlns:wp14="http://schemas.microsoft.com/office/word/2010/wordml" wp14:textId="77777777">
       <w:pPr>
         <w:pStyle w:val="script"/>
       </w:pPr>
@@ -7645,7 +7663,7 @@
         <w:t xml:space="preserve"> Back to incentive structures, like the common denominator of just philosophy is at the end of the day, even the most staunch environmentalist has to be mindful of their pocketbook. Right. It all comes down to, </w:t>
       </w:r>
     </w:p>
-    <w:p>
+    <w:p xmlns:wp14="http://schemas.microsoft.com/office/word/2010/wordml" wp14:textId="77777777">
       <w:pPr>
         <w:pStyle w:val="script"/>
       </w:pPr>
@@ -7670,7 +7688,7 @@
         <w:t xml:space="preserve"> I think, </w:t>
       </w:r>
     </w:p>
-    <w:p>
+    <w:p xmlns:wp14="http://schemas.microsoft.com/office/word/2010/wordml" wp14:textId="77777777">
       <w:pPr>
         <w:pStyle w:val="script"/>
       </w:pPr>
@@ -7695,7 +7713,7 @@
         <w:t xml:space="preserve"> economics. </w:t>
       </w:r>
     </w:p>
-    <w:p>
+    <w:p xmlns:wp14="http://schemas.microsoft.com/office/word/2010/wordml" wp14:textId="77777777">
       <w:pPr>
         <w:pStyle w:val="script"/>
       </w:pPr>
@@ -7720,7 +7738,7 @@
         <w:t xml:space="preserve"> I think that's right. I have had environmentalists really kind of go, oh, Blackburn, you're dealing with the devil, man.</w:t>
       </w:r>
     </w:p>
-    <w:p>
+    <w:p xmlns:wp14="http://schemas.microsoft.com/office/word/2010/wordml" wp14:textId="77777777">
       <w:pPr>
         <w:pStyle w:val="script"/>
       </w:pPr>
@@ -7745,7 +7763,7 @@
         <w:t xml:space="preserve"> You're talking about money Blackburn's </w:t>
       </w:r>
     </w:p>
-    <w:p>
+    <w:p xmlns:wp14="http://schemas.microsoft.com/office/word/2010/wordml" wp14:textId="77777777">
       <w:pPr>
         <w:pStyle w:val="script"/>
       </w:pPr>
@@ -7770,7 +7788,7 @@
         <w:t xml:space="preserve"> turning. He's </w:t>
       </w:r>
     </w:p>
-    <w:p>
+    <w:p xmlns:wp14="http://schemas.microsoft.com/office/word/2010/wordml" wp14:textId="77777777">
       <w:pPr>
         <w:pStyle w:val="script"/>
       </w:pPr>
@@ -7795,7 +7813,7 @@
         <w:t xml:space="preserve"> turning. But it is a conversation that you can have. And I think, I think we're not, we've got to find ways to communicate. </w:t>
       </w:r>
     </w:p>
-    <w:p>
+    <w:p xmlns:wp14="http://schemas.microsoft.com/office/word/2010/wordml" wp14:textId="77777777">
       <w:pPr>
         <w:pStyle w:val="script"/>
       </w:pPr>
@@ -7820,7 +7838,7 @@
         <w:t xml:space="preserve"> Mm-hmm. </w:t>
       </w:r>
     </w:p>
-    <w:p>
+    <w:p xmlns:wp14="http://schemas.microsoft.com/office/word/2010/wordml" wp14:textId="77777777">
       <w:pPr>
         <w:pStyle w:val="script"/>
       </w:pPr>
@@ -7845,7 +7863,7 @@
         <w:t xml:space="preserve"> And you're right. Certain words, I mean, I can say 'em and I don't care how, what my intention is. </w:t>
       </w:r>
     </w:p>
-    <w:p>
+    <w:p xmlns:wp14="http://schemas.microsoft.com/office/word/2010/wordml" wp14:textId="77777777">
       <w:pPr>
         <w:pStyle w:val="script"/>
       </w:pPr>
@@ -7870,7 +7888,7 @@
         <w:t xml:space="preserve"> Right. </w:t>
       </w:r>
     </w:p>
-    <w:p>
+    <w:p xmlns:wp14="http://schemas.microsoft.com/office/word/2010/wordml" wp14:textId="77777777">
       <w:pPr>
         <w:pStyle w:val="script"/>
       </w:pPr>
@@ -7895,7 +7913,7 @@
         <w:t xml:space="preserve"> The reaction I get will be polarizing.</w:t>
       </w:r>
     </w:p>
-    <w:p>
+    <w:p xmlns:wp14="http://schemas.microsoft.com/office/word/2010/wordml" wp14:textId="77777777">
       <w:pPr>
         <w:pStyle w:val="script"/>
       </w:pPr>
@@ -7920,7 +7938,7 @@
         <w:t xml:space="preserve"> Right. </w:t>
       </w:r>
     </w:p>
-    <w:p>
+    <w:p xmlns:wp14="http://schemas.microsoft.com/office/word/2010/wordml" wp14:textId="77777777">
       <w:pPr>
         <w:pStyle w:val="script"/>
       </w:pPr>
@@ -7945,7 +7963,7 @@
         <w:t xml:space="preserve"> And it, it has to do with belief. Structure. </w:t>
       </w:r>
     </w:p>
-    <w:p>
+    <w:p xmlns:wp14="http://schemas.microsoft.com/office/word/2010/wordml" wp14:textId="77777777">
       <w:pPr>
         <w:pStyle w:val="script"/>
       </w:pPr>
@@ -7970,7 +7988,7 @@
         <w:t xml:space="preserve"> Mm-hmm. </w:t>
       </w:r>
     </w:p>
-    <w:p>
+    <w:p xmlns:wp14="http://schemas.microsoft.com/office/word/2010/wordml" wp14:textId="77777777">
       <w:pPr>
         <w:pStyle w:val="script"/>
       </w:pPr>
@@ -7995,7 +8013,7 @@
         <w:t xml:space="preserve"> It has to do with. Threats real or perceived. </w:t>
       </w:r>
     </w:p>
-    <w:p>
+    <w:p xmlns:wp14="http://schemas.microsoft.com/office/word/2010/wordml" wp14:textId="77777777">
       <w:pPr>
         <w:pStyle w:val="script"/>
       </w:pPr>
@@ -8020,7 +8038,7 @@
         <w:t xml:space="preserve"> Mm-hmm. </w:t>
       </w:r>
     </w:p>
-    <w:p>
+    <w:p xmlns:wp14="http://schemas.microsoft.com/office/word/2010/wordml" wp14:textId="77777777">
       <w:pPr>
         <w:pStyle w:val="script"/>
       </w:pPr>
@@ -8045,7 +8063,7 @@
         <w:t xml:space="preserve"> And </w:t>
       </w:r>
     </w:p>
-    <w:p>
+    <w:p xmlns:wp14="http://schemas.microsoft.com/office/word/2010/wordml" wp14:textId="77777777">
       <w:pPr>
         <w:pStyle w:val="script"/>
       </w:pPr>
@@ -8079,7 +8097,7 @@
         <w:t xml:space="preserve"> generational. </w:t>
       </w:r>
     </w:p>
-    <w:p>
+    <w:p xmlns:wp14="http://schemas.microsoft.com/office/word/2010/wordml" wp14:textId="77777777">
       <w:pPr>
         <w:pStyle w:val="script"/>
       </w:pPr>
@@ -8104,7 +8122,7 @@
         <w:t xml:space="preserve"> Well, there is a lot about it, you know, that's generational. </w:t>
       </w:r>
     </w:p>
-    <w:p>
+    <w:p xmlns:wp14="http://schemas.microsoft.com/office/word/2010/wordml" wp14:textId="77777777">
       <w:pPr>
         <w:pStyle w:val="script"/>
       </w:pPr>
@@ -8129,7 +8147,7 @@
         <w:t xml:space="preserve"> We, uh, you're, you are lovingly the anomaly because you are in a generation that, for the most part is at a point where they're just like, I'm not listening to anything of someone who's what's called, </w:t>
       </w:r>
     </w:p>
-    <w:p>
+    <w:p xmlns:wp14="http://schemas.microsoft.com/office/word/2010/wordml" wp14:textId="77777777">
       <w:pPr>
         <w:pStyle w:val="script"/>
       </w:pPr>
@@ -8154,7 +8172,7 @@
         <w:t xml:space="preserve"> oh, I have no question about it.</w:t>
       </w:r>
     </w:p>
-    <w:p>
+    <w:p xmlns:wp14="http://schemas.microsoft.com/office/word/2010/wordml" wp14:textId="77777777">
       <w:pPr>
         <w:pStyle w:val="script"/>
       </w:pPr>
@@ -8179,7 +8197,7 @@
         <w:t xml:space="preserve"> Right. I mean, a lot of, a lot of folks my age, very close minded about. You know, the whole situation and, but what I, what I do think is that we have opportunity and I think that we, you know, that's what I try to teach. And by the way, the most encouraging thing is my students. </w:t>
       </w:r>
     </w:p>
-    <w:p>
+    <w:p xmlns:wp14="http://schemas.microsoft.com/office/word/2010/wordml" wp14:textId="77777777">
       <w:pPr>
         <w:pStyle w:val="script"/>
       </w:pPr>
@@ -8204,7 +8222,7 @@
         <w:t xml:space="preserve"> Yeah. </w:t>
       </w:r>
     </w:p>
-    <w:p>
+    <w:p xmlns:wp14="http://schemas.microsoft.com/office/word/2010/wordml" wp14:textId="77777777">
       <w:pPr>
         <w:pStyle w:val="script"/>
       </w:pPr>
@@ -8229,7 +8247,7 @@
         <w:t xml:space="preserve"> I mean, these students are wide-eyed.</w:t>
       </w:r>
     </w:p>
-    <w:p>
+    <w:p xmlns:wp14="http://schemas.microsoft.com/office/word/2010/wordml" wp14:textId="77777777">
       <w:pPr>
         <w:pStyle w:val="script"/>
       </w:pPr>
@@ -8254,7 +8272,7 @@
         <w:t xml:space="preserve"> They're, they are, you know, they know this stuff. </w:t>
       </w:r>
     </w:p>
-    <w:p>
+    <w:p xmlns:wp14="http://schemas.microsoft.com/office/word/2010/wordml" wp14:textId="77777777">
       <w:pPr>
         <w:pStyle w:val="script"/>
       </w:pPr>
@@ -8279,7 +8297,7 @@
         <w:t xml:space="preserve"> Mm-hmm. </w:t>
       </w:r>
     </w:p>
-    <w:p>
+    <w:p xmlns:wp14="http://schemas.microsoft.com/office/word/2010/wordml" wp14:textId="77777777">
       <w:pPr>
         <w:pStyle w:val="script"/>
       </w:pPr>
@@ -8304,7 +8322,7 @@
         <w:t xml:space="preserve"> And they wanna solve it. They want, they want a world that they will look forward to living in. </w:t>
       </w:r>
     </w:p>
-    <w:p>
+    <w:p xmlns:wp14="http://schemas.microsoft.com/office/word/2010/wordml" wp14:textId="77777777">
       <w:pPr>
         <w:pStyle w:val="script"/>
       </w:pPr>
@@ -8329,7 +8347,7 @@
         <w:t xml:space="preserve"> Is that one of the observations? We were talking about this a little bit before, you know, we, we went on the air, but. Um, you know, my boys are 13 and 11 and they're, well, the older one, much more than the other one, but they both are avid fishermen, like they love it.</w:t>
       </w:r>
     </w:p>
-    <w:p>
+    <w:p xmlns:wp14="http://schemas.microsoft.com/office/word/2010/wordml" wp14:textId="77777777">
       <w:pPr>
         <w:pStyle w:val="script"/>
       </w:pPr>
@@ -8363,7 +8381,7 @@
         <w:t xml:space="preserve"> that in Florida, like there's mass development going on, usually at the expense of like these massive pine forests and, and it drives them nuts, but they're also, um. Very partly 'cause I'm their dad, but they also know like the merits and, and, and, and, and the reliance on oil and gas.</w:t>
       </w:r>
     </w:p>
-    <w:p>
+    <w:p xmlns:wp14="http://schemas.microsoft.com/office/word/2010/wordml" wp14:textId="77777777">
       <w:pPr>
         <w:pStyle w:val="script"/>
       </w:pPr>
@@ -8388,7 +8406,7 @@
         <w:t xml:space="preserve"> Right? </w:t>
       </w:r>
     </w:p>
-    <w:p>
+    <w:p xmlns:wp14="http://schemas.microsoft.com/office/word/2010/wordml" wp14:textId="77777777">
       <w:pPr>
         <w:pStyle w:val="script"/>
       </w:pPr>
@@ -8413,7 +8431,7 @@
         <w:t xml:space="preserve"> And one of the things they absolutely hate, um, or one of the things that they consistently express frustration with is they look at someone who's like 25 and they're like, they don't do, I mean, and they're generalizing. And once again they're 13, but they're like, they, they, they view them much differently.</w:t>
       </w:r>
     </w:p>
-    <w:p>
+    <w:p xmlns:wp14="http://schemas.microsoft.com/office/word/2010/wordml" wp14:textId="77777777">
       <w:pPr>
         <w:pStyle w:val="script"/>
       </w:pPr>
@@ -8447,7 +8465,7 @@
         <w:t xml:space="preserve"> objective </w:t>
       </w:r>
     </w:p>
-    <w:p>
+    <w:p xmlns:wp14="http://schemas.microsoft.com/office/word/2010/wordml" wp14:textId="77777777">
       <w:pPr>
         <w:pStyle w:val="script"/>
       </w:pPr>
@@ -8472,7 +8490,7 @@
         <w:t xml:space="preserve"> mm-hmm. </w:t>
       </w:r>
     </w:p>
-    <w:p>
+    <w:p xmlns:wp14="http://schemas.microsoft.com/office/word/2010/wordml" wp14:textId="77777777">
       <w:pPr>
         <w:pStyle w:val="script"/>
       </w:pPr>
@@ -8497,7 +8515,7 @@
         <w:t xml:space="preserve"> Analysis of the world. Whereas if I'm talking to someone who's like 25 to 35, right?</w:t>
       </w:r>
     </w:p>
-    <w:p>
+    <w:p xmlns:wp14="http://schemas.microsoft.com/office/word/2010/wordml" wp14:textId="77777777">
       <w:pPr>
         <w:pStyle w:val="script"/>
       </w:pPr>
@@ -8522,7 +8540,7 @@
         <w:t xml:space="preserve"> Right or left. Whatever ways they're settled in, they are settled in and there's, there's </w:t>
       </w:r>
     </w:p>
-    <w:p>
+    <w:p xmlns:wp14="http://schemas.microsoft.com/office/word/2010/wordml" wp14:textId="77777777">
       <w:pPr>
         <w:pStyle w:val="script"/>
       </w:pPr>
@@ -8547,7 +8565,7 @@
         <w:t xml:space="preserve"> a </w:t>
       </w:r>
     </w:p>
-    <w:p>
+    <w:p xmlns:wp14="http://schemas.microsoft.com/office/word/2010/wordml" wp14:textId="77777777">
       <w:pPr>
         <w:pStyle w:val="script"/>
       </w:pPr>
@@ -8572,7 +8590,7 @@
         <w:t xml:space="preserve"> lot less objectivity. </w:t>
       </w:r>
     </w:p>
-    <w:p>
+    <w:p xmlns:wp14="http://schemas.microsoft.com/office/word/2010/wordml" wp14:textId="77777777">
       <w:pPr>
         <w:pStyle w:val="script"/>
       </w:pPr>
@@ -8597,7 +8615,7 @@
         <w:t xml:space="preserve"> And what I, what I pick up is a frustration with those of us that, you know, or those are my age or your age, then, you know, that have settled into this right versus left type of thinking.</w:t>
       </w:r>
     </w:p>
-    <w:p>
+    <w:p xmlns:wp14="http://schemas.microsoft.com/office/word/2010/wordml" wp14:textId="77777777">
       <w:pPr>
         <w:pStyle w:val="script"/>
       </w:pPr>
@@ -8622,7 +8640,7 @@
         <w:t xml:space="preserve"> There's a frustration of the younger group with that way of approaching life. Right? I mean, come on guys, </w:t>
       </w:r>
     </w:p>
-    <w:p>
+    <w:p xmlns:wp14="http://schemas.microsoft.com/office/word/2010/wordml" wp14:textId="77777777">
       <w:pPr>
         <w:pStyle w:val="script"/>
       </w:pPr>
@@ -8647,7 +8665,7 @@
         <w:t xml:space="preserve"> let's get stuff done. Let's stuff, let's, let's stop being anchored. Um, speaking of getting stuff done with, with the evolution of B Carbon in particular. Um, we've been speaking about it high level, but in, in the interest of how you are accomplishing things.</w:t>
       </w:r>
     </w:p>
-    <w:p>
+    <w:p xmlns:wp14="http://schemas.microsoft.com/office/word/2010/wordml" wp14:textId="77777777">
       <w:pPr>
         <w:pStyle w:val="script"/>
       </w:pPr>
@@ -8672,7 +8690,7 @@
         <w:t xml:space="preserve"> There's, there's very specific focuses that B Carbon has. Can you elaborate on those? </w:t>
       </w:r>
     </w:p>
-    <w:p>
+    <w:p xmlns:wp14="http://schemas.microsoft.com/office/word/2010/wordml" wp14:textId="77777777">
       <w:pPr>
         <w:pStyle w:val="script"/>
       </w:pPr>
@@ -8697,7 +8715,7 @@
         <w:t xml:space="preserve"> Yeah, sure. I mean, we have a soil protocol </w:t>
       </w:r>
     </w:p>
-    <w:p>
+    <w:p xmlns:wp14="http://schemas.microsoft.com/office/word/2010/wordml" wp14:textId="77777777">
       <w:pPr>
         <w:pStyle w:val="script"/>
       </w:pPr>
@@ -8722,7 +8740,7 @@
         <w:t xml:space="preserve"> mm-hmm. </w:t>
       </w:r>
     </w:p>
-    <w:p>
+    <w:p xmlns:wp14="http://schemas.microsoft.com/office/word/2010/wordml" wp14:textId="77777777">
       <w:pPr>
         <w:pStyle w:val="script"/>
       </w:pPr>
@@ -8756,7 +8774,7 @@
         <w:t xml:space="preserve"> learning is there are things or ways that you can run cattle, probably, particularly with cattle, we're probably more interested in.</w:t>
       </w:r>
     </w:p>
-    <w:p>
+    <w:p xmlns:wp14="http://schemas.microsoft.com/office/word/2010/wordml" wp14:textId="77777777">
       <w:pPr>
         <w:pStyle w:val="script"/>
       </w:pPr>
@@ -8781,7 +8799,7 @@
         <w:t xml:space="preserve"> Rainfall and the fact that if you overgraze in really dry times, you can lose carbon in the ground. </w:t>
       </w:r>
     </w:p>
-    <w:p>
+    <w:p xmlns:wp14="http://schemas.microsoft.com/office/word/2010/wordml" wp14:textId="77777777">
       <w:pPr>
         <w:pStyle w:val="script"/>
       </w:pPr>
@@ -8806,7 +8824,7 @@
         <w:t xml:space="preserve"> Right? </w:t>
       </w:r>
     </w:p>
-    <w:p>
+    <w:p xmlns:wp14="http://schemas.microsoft.com/office/word/2010/wordml" wp14:textId="77777777">
       <w:pPr>
         <w:pStyle w:val="script"/>
       </w:pPr>
@@ -8831,7 +8849,7 @@
         <w:t xml:space="preserve"> Well, these are things we'd really never understood before. And so we are learning, uh, with soil carbon, uh, with forest carbon, both planting trees and protecting, uh, large forested areas. Uh, we've, uh, got a project potentially in Peru.</w:t>
       </w:r>
     </w:p>
-    <w:p>
+    <w:p xmlns:wp14="http://schemas.microsoft.com/office/word/2010/wordml" wp14:textId="77777777">
       <w:pPr>
         <w:pStyle w:val="script"/>
       </w:pPr>
@@ -8856,7 +8874,7 @@
         <w:t xml:space="preserve"> We're working with the Cloud Forest in Mexico. </w:t>
       </w:r>
     </w:p>
-    <w:p>
+    <w:p xmlns:wp14="http://schemas.microsoft.com/office/word/2010/wordml" wp14:textId="77777777">
       <w:pPr>
         <w:pStyle w:val="script"/>
       </w:pPr>
@@ -8881,7 +8899,7 @@
         <w:t xml:space="preserve"> Okay. </w:t>
       </w:r>
     </w:p>
-    <w:p>
+    <w:p xmlns:wp14="http://schemas.microsoft.com/office/word/2010/wordml" wp14:textId="77777777">
       <w:pPr>
         <w:pStyle w:val="script"/>
       </w:pPr>
@@ -8906,7 +8924,7 @@
         <w:t xml:space="preserve"> Trying to see if we can set up systems where we can basically pay for the annual draw down of carbon, not necessarily for protecting the, the, you know, tons that are already there, </w:t>
       </w:r>
     </w:p>
-    <w:p>
+    <w:p xmlns:wp14="http://schemas.microsoft.com/office/word/2010/wordml" wp14:textId="77777777">
       <w:pPr>
         <w:pStyle w:val="script"/>
       </w:pPr>
@@ -8931,7 +8949,7 @@
         <w:t xml:space="preserve"> right. </w:t>
       </w:r>
     </w:p>
-    <w:p>
+    <w:p xmlns:wp14="http://schemas.microsoft.com/office/word/2010/wordml" wp14:textId="77777777">
       <w:pPr>
         <w:pStyle w:val="script"/>
       </w:pPr>
@@ -8956,7 +8974,7 @@
         <w:t xml:space="preserve"> But just for protecting the forest where we can keep pulling carbon down in the future.</w:t>
       </w:r>
     </w:p>
-    <w:p>
+    <w:p xmlns:wp14="http://schemas.microsoft.com/office/word/2010/wordml" wp14:textId="77777777">
       <w:pPr>
         <w:pStyle w:val="script"/>
       </w:pPr>
@@ -8981,7 +8999,7 @@
         <w:t xml:space="preserve"> A lot of these forests are very threatened with, um, uh, you know, if nothing else, uh. Just local folks coming up and chopping trees down. </w:t>
       </w:r>
     </w:p>
-    <w:p>
+    <w:p xmlns:wp14="http://schemas.microsoft.com/office/word/2010/wordml" wp14:textId="77777777">
       <w:pPr>
         <w:pStyle w:val="script"/>
       </w:pPr>
@@ -9006,7 +9024,7 @@
         <w:t xml:space="preserve"> Yeah. </w:t>
       </w:r>
     </w:p>
-    <w:p>
+    <w:p xmlns:wp14="http://schemas.microsoft.com/office/word/2010/wordml" wp14:textId="77777777">
       <w:pPr>
         <w:pStyle w:val="script"/>
       </w:pPr>
@@ -9031,7 +9049,7 @@
         <w:t xml:space="preserve"> You know, because they need to and 'cause they don't have any other source of income. </w:t>
       </w:r>
     </w:p>
-    <w:p>
+    <w:p xmlns:wp14="http://schemas.microsoft.com/office/word/2010/wordml" wp14:textId="77777777">
       <w:pPr>
         <w:pStyle w:val="script"/>
       </w:pPr>
@@ -9065,7 +9083,7 @@
         <w:t xml:space="preserve"> chopping down those trees to maintain the already low standard of quality that they have with their life.</w:t>
       </w:r>
     </w:p>
-    <w:p>
+    <w:p xmlns:wp14="http://schemas.microsoft.com/office/word/2010/wordml" wp14:textId="77777777">
       <w:pPr>
         <w:pStyle w:val="script"/>
       </w:pPr>
@@ -9090,7 +9108,7 @@
         <w:t xml:space="preserve"> But if we can get cash flow coming in That's </w:t>
       </w:r>
     </w:p>
-    <w:p>
+    <w:p xmlns:wp14="http://schemas.microsoft.com/office/word/2010/wordml" wp14:textId="77777777">
       <w:pPr>
         <w:pStyle w:val="script"/>
       </w:pPr>
@@ -9115,7 +9133,7 @@
         <w:t xml:space="preserve"> right. </w:t>
       </w:r>
     </w:p>
-    <w:p>
+    <w:p xmlns:wp14="http://schemas.microsoft.com/office/word/2010/wordml" wp14:textId="77777777">
       <w:pPr>
         <w:pStyle w:val="script"/>
       </w:pPr>
@@ -9140,7 +9158,7 @@
         <w:t xml:space="preserve"> To protect the trees. Mm-hmm. Will pay people. To protect the trees </w:t>
       </w:r>
     </w:p>
-    <w:p>
+    <w:p xmlns:wp14="http://schemas.microsoft.com/office/word/2010/wordml" wp14:textId="77777777">
       <w:pPr>
         <w:pStyle w:val="script"/>
       </w:pPr>
@@ -9165,7 +9183,7 @@
         <w:t xml:space="preserve"> Right. </w:t>
       </w:r>
     </w:p>
-    <w:p>
+    <w:p xmlns:wp14="http://schemas.microsoft.com/office/word/2010/wordml" wp14:textId="77777777">
       <w:pPr>
         <w:pStyle w:val="script"/>
       </w:pPr>
@@ -9190,7 +9208,7 @@
         <w:t xml:space="preserve"> Rather than to cut 'em down. And so, you know, it, I think it's this whole kind of restructuring of the economy, right. That I'm focused on. Mm-hmm. Where we begin to transform ourselves much more to an economy that is interested in these balances.</w:t>
       </w:r>
     </w:p>
-    <w:p>
+    <w:p xmlns:wp14="http://schemas.microsoft.com/office/word/2010/wordml" wp14:textId="77777777">
       <w:pPr>
         <w:pStyle w:val="script"/>
       </w:pPr>
@@ -9215,7 +9233,7 @@
         <w:t xml:space="preserve"> Mm-hmm. </w:t>
       </w:r>
     </w:p>
-    <w:p>
+    <w:p xmlns:wp14="http://schemas.microsoft.com/office/word/2010/wordml" wp14:textId="77777777">
       <w:pPr>
         <w:pStyle w:val="script"/>
       </w:pPr>
@@ -9240,7 +9258,7 @@
         <w:t xml:space="preserve"> And, uh, you know, I mean, I think frankly, the carbon market will be the largest conservation tool </w:t>
       </w:r>
     </w:p>
-    <w:p>
+    <w:p xmlns:wp14="http://schemas.microsoft.com/office/word/2010/wordml" wp14:textId="77777777">
       <w:pPr>
         <w:pStyle w:val="script"/>
       </w:pPr>
@@ -9265,7 +9283,7 @@
         <w:t xml:space="preserve"> Yeah. </w:t>
       </w:r>
     </w:p>
-    <w:p>
+    <w:p xmlns:wp14="http://schemas.microsoft.com/office/word/2010/wordml" wp14:textId="77777777">
       <w:pPr>
         <w:pStyle w:val="script"/>
       </w:pPr>
@@ -9290,7 +9308,7 @@
         <w:t xml:space="preserve"> In United States history by the end of the 21st century. </w:t>
       </w:r>
     </w:p>
-    <w:p>
+    <w:p xmlns:wp14="http://schemas.microsoft.com/office/word/2010/wordml" wp14:textId="77777777">
       <w:pPr>
         <w:pStyle w:val="script"/>
       </w:pPr>
@@ -9315,7 +9333,7 @@
         <w:t xml:space="preserve"> Where do you think the carbon market is today? </w:t>
       </w:r>
     </w:p>
-    <w:p>
+    <w:p xmlns:wp14="http://schemas.microsoft.com/office/word/2010/wordml" wp14:textId="77777777">
       <w:pPr>
         <w:pStyle w:val="script"/>
       </w:pPr>
@@ -9340,7 +9358,7 @@
         <w:t xml:space="preserve"> Beginning. </w:t>
       </w:r>
     </w:p>
-    <w:p>
+    <w:p xmlns:wp14="http://schemas.microsoft.com/office/word/2010/wordml" wp14:textId="77777777">
       <w:pPr>
         <w:pStyle w:val="script"/>
       </w:pPr>
@@ -9365,7 +9383,7 @@
         <w:t xml:space="preserve"> Yeah. </w:t>
       </w:r>
     </w:p>
-    <w:p>
+    <w:p xmlns:wp14="http://schemas.microsoft.com/office/word/2010/wordml" wp14:textId="77777777">
       <w:pPr>
         <w:pStyle w:val="script"/>
       </w:pPr>
@@ -9390,7 +9408,7 @@
         <w:t xml:space="preserve"> Barely beginning. This </w:t>
       </w:r>
     </w:p>
-    <w:p>
+    <w:p xmlns:wp14="http://schemas.microsoft.com/office/word/2010/wordml" wp14:textId="77777777">
       <w:pPr>
         <w:pStyle w:val="script"/>
       </w:pPr>
@@ -9415,7 +9433,7 @@
         <w:t xml:space="preserve"> is a baseball game. Second inning, </w:t>
       </w:r>
     </w:p>
-    <w:p>
+    <w:p xmlns:wp14="http://schemas.microsoft.com/office/word/2010/wordml" wp14:textId="77777777">
       <w:pPr>
         <w:pStyle w:val="script"/>
       </w:pPr>
@@ -9440,7 +9458,7 @@
         <w:t xml:space="preserve"> it's, oh yeah. You know, hell, we hadn't even defined baseball yet.</w:t>
       </w:r>
     </w:p>
-    <w:p>
+    <w:p xmlns:wp14="http://schemas.microsoft.com/office/word/2010/wordml" wp14:textId="77777777">
       <w:pPr>
         <w:pStyle w:val="script"/>
       </w:pPr>
@@ -9465,7 +9483,7 @@
         <w:t xml:space="preserve"> I mean, it is kind of back, you know, when they had </w:t>
       </w:r>
     </w:p>
-    <w:p>
+    <w:p xmlns:wp14="http://schemas.microsoft.com/office/word/2010/wordml" wp14:textId="77777777">
       <w:pPr>
         <w:pStyle w:val="script"/>
       </w:pPr>
@@ -9490,7 +9508,7 @@
         <w:t xml:space="preserve"> Right. </w:t>
       </w:r>
     </w:p>
-    <w:p>
+    <w:p xmlns:wp14="http://schemas.microsoft.com/office/word/2010/wordml" wp14:textId="77777777">
       <w:pPr>
         <w:pStyle w:val="script"/>
       </w:pPr>
@@ -9515,7 +9533,7 @@
         <w:t xml:space="preserve"> You know, so, but they're playing </w:t>
       </w:r>
     </w:p>
-    <w:p>
+    <w:p xmlns:wp14="http://schemas.microsoft.com/office/word/2010/wordml" wp14:textId="77777777">
       <w:pPr>
         <w:pStyle w:val="script"/>
       </w:pPr>
@@ -9540,7 +9558,7 @@
         <w:t xml:space="preserve"> with </w:t>
       </w:r>
     </w:p>
-    <w:p>
+    <w:p xmlns:wp14="http://schemas.microsoft.com/office/word/2010/wordml" wp14:textId="77777777">
       <w:pPr>
         <w:pStyle w:val="script"/>
       </w:pPr>
@@ -9565,7 +9583,7 @@
         <w:t xml:space="preserve"> like a volleyball, a budget string kind of, you know, tied together. </w:t>
       </w:r>
     </w:p>
-    <w:p>
+    <w:p xmlns:wp14="http://schemas.microsoft.com/office/word/2010/wordml" wp14:textId="77777777">
       <w:pPr>
         <w:pStyle w:val="script"/>
       </w:pPr>
@@ -9590,7 +9608,7 @@
         <w:t xml:space="preserve"> But they're pitching a volleyball and whatcha are you guys playing baseball? They like what? Yeah. </w:t>
       </w:r>
     </w:p>
-    <w:p>
+    <w:p xmlns:wp14="http://schemas.microsoft.com/office/word/2010/wordml" wp14:textId="77777777">
       <w:pPr>
         <w:pStyle w:val="script"/>
       </w:pPr>
@@ -9624,7 +9642,7 @@
         <w:t xml:space="preserve"> mean, I think we could restore the prairies of the United States.</w:t>
       </w:r>
     </w:p>
-    <w:p>
+    <w:p xmlns:wp14="http://schemas.microsoft.com/office/word/2010/wordml" wp14:textId="77777777">
       <w:pPr>
         <w:pStyle w:val="script"/>
       </w:pPr>
@@ -9649,7 +9667,7 @@
         <w:t xml:space="preserve"> Mm-hmm. </w:t>
       </w:r>
     </w:p>
-    <w:p>
+    <w:p xmlns:wp14="http://schemas.microsoft.com/office/word/2010/wordml" wp14:textId="77777777">
       <w:pPr>
         <w:pStyle w:val="script"/>
       </w:pPr>
@@ -9674,7 +9692,7 @@
         <w:t xml:space="preserve"> Particularly in the short grass prairie on the western side. You've got your great farmland on the east side of the, the big prairie system. </w:t>
       </w:r>
     </w:p>
-    <w:p>
+    <w:p xmlns:wp14="http://schemas.microsoft.com/office/word/2010/wordml" wp14:textId="77777777">
       <w:pPr>
         <w:pStyle w:val="script"/>
       </w:pPr>
@@ -9699,7 +9717,7 @@
         <w:t xml:space="preserve"> Mm-hmm. </w:t>
       </w:r>
     </w:p>
-    <w:p>
+    <w:p xmlns:wp14="http://schemas.microsoft.com/office/word/2010/wordml" wp14:textId="77777777">
       <w:pPr>
         <w:pStyle w:val="script"/>
       </w:pPr>
@@ -9724,7 +9742,7 @@
         <w:t xml:space="preserve"> I think we can transform cheat grass. I think we can remove cheat grass and allow native plants to come back in. I think we can do crops so that we don't till, I'll tell you the, I mean, I have to tell you, the oil and gas industry.</w:t>
       </w:r>
     </w:p>
-    <w:p>
+    <w:p xmlns:wp14="http://schemas.microsoft.com/office/word/2010/wordml" wp14:textId="77777777">
       <w:pPr>
         <w:pStyle w:val="script"/>
       </w:pPr>
@@ -9749,7 +9767,7 @@
         <w:t xml:space="preserve"> Has been a source of humor for me. </w:t>
       </w:r>
     </w:p>
-    <w:p>
+    <w:p xmlns:wp14="http://schemas.microsoft.com/office/word/2010/wordml" wp14:textId="77777777">
       <w:pPr>
         <w:pStyle w:val="script"/>
       </w:pPr>
@@ -9774,7 +9792,7 @@
         <w:t xml:space="preserve"> Let's hear </w:t>
       </w:r>
     </w:p>
-    <w:p>
+    <w:p xmlns:wp14="http://schemas.microsoft.com/office/word/2010/wordml" wp14:textId="77777777">
       <w:pPr>
         <w:pStyle w:val="script"/>
       </w:pPr>
@@ -9799,7 +9817,7 @@
         <w:t xml:space="preserve"> it. Okay. And a lot of, a lot of there two things come to mind. One is I was talking to the president of a very big, uh, I'd say independent oil company. </w:t>
       </w:r>
     </w:p>
-    <w:p>
+    <w:p xmlns:wp14="http://schemas.microsoft.com/office/word/2010/wordml" wp14:textId="77777777">
       <w:pPr>
         <w:pStyle w:val="script"/>
       </w:pPr>
@@ -9824,7 +9842,7 @@
         <w:t xml:space="preserve"> Okay. </w:t>
       </w:r>
     </w:p>
-    <w:p>
+    <w:p xmlns:wp14="http://schemas.microsoft.com/office/word/2010/wordml" wp14:textId="77777777">
       <w:pPr>
         <w:pStyle w:val="script"/>
       </w:pPr>
@@ -9849,7 +9867,7 @@
         <w:t xml:space="preserve"> And, um, he said, you know, Blackburn, I've been learning about all of this carbon stuff. And he goes, you know, I can't go by.</w:t>
       </w:r>
     </w:p>
-    <w:p>
+    <w:p xmlns:wp14="http://schemas.microsoft.com/office/word/2010/wordml" wp14:textId="77777777">
       <w:pPr>
         <w:pStyle w:val="script"/>
       </w:pPr>
@@ -9874,7 +9892,7 @@
         <w:t xml:space="preserve"> A field that is being plowed without seeing carbon dioxide being released into the atmosphere. </w:t>
       </w:r>
     </w:p>
-    <w:p>
+    <w:p xmlns:wp14="http://schemas.microsoft.com/office/word/2010/wordml" wp14:textId="77777777">
       <w:pPr>
         <w:pStyle w:val="script"/>
       </w:pPr>
@@ -9899,7 +9917,7 @@
         <w:t xml:space="preserve"> Yeah, </w:t>
       </w:r>
     </w:p>
-    <w:p>
+    <w:p xmlns:wp14="http://schemas.microsoft.com/office/word/2010/wordml" wp14:textId="77777777">
       <w:pPr>
         <w:pStyle w:val="script"/>
       </w:pPr>
@@ -9924,7 +9942,7 @@
         <w:t xml:space="preserve"> that's interesting. </w:t>
       </w:r>
     </w:p>
-    <w:p>
+    <w:p xmlns:wp14="http://schemas.microsoft.com/office/word/2010/wordml" wp14:textId="77777777">
       <w:pPr>
         <w:pStyle w:val="script"/>
       </w:pPr>
@@ -9949,7 +9967,7 @@
         <w:t xml:space="preserve"> Yeah. </w:t>
       </w:r>
     </w:p>
-    <w:p>
+    <w:p xmlns:wp14="http://schemas.microsoft.com/office/word/2010/wordml" wp14:textId="77777777">
       <w:pPr>
         <w:pStyle w:val="script"/>
       </w:pPr>
@@ -9983,7 +10001,7 @@
         <w:t xml:space="preserve"> credits and how the system worked and, and you know, sometimes we, we, we demonize each other.</w:t>
       </w:r>
     </w:p>
-    <w:p>
+    <w:p xmlns:wp14="http://schemas.microsoft.com/office/word/2010/wordml" wp14:textId="77777777">
       <w:pPr>
         <w:pStyle w:val="script"/>
       </w:pPr>
@@ -10008,7 +10026,7 @@
         <w:t xml:space="preserve"> Yeah. </w:t>
       </w:r>
     </w:p>
-    <w:p>
+    <w:p xmlns:wp14="http://schemas.microsoft.com/office/word/2010/wordml" wp14:textId="77777777">
       <w:pPr>
         <w:pStyle w:val="script"/>
       </w:pPr>
@@ -10033,7 +10051,7 @@
         <w:t xml:space="preserve"> When we really shouldn't. Because I was talking and there was an older man around the table. It's about 15 or 20, uh, you know, oil, probably mid-level managers trying to learn about carbon credits. They wanted to know. How this nature-based system worked. Right. And they're not used to nature being a partner.</w:t>
       </w:r>
     </w:p>
-    <w:p>
+    <w:p xmlns:wp14="http://schemas.microsoft.com/office/word/2010/wordml" wp14:textId="77777777">
       <w:pPr>
         <w:pStyle w:val="script"/>
       </w:pPr>
@@ -10058,7 +10076,7 @@
         <w:t xml:space="preserve"> I mean, that's kind of an odd duck right there. Right? </w:t>
       </w:r>
     </w:p>
-    <w:p>
+    <w:p xmlns:wp14="http://schemas.microsoft.com/office/word/2010/wordml" wp14:textId="77777777">
       <w:pPr>
         <w:pStyle w:val="script"/>
       </w:pPr>
@@ -10083,7 +10101,7 @@
         <w:t xml:space="preserve"> It's usually viewed as a tool, not </w:t>
       </w:r>
     </w:p>
-    <w:p>
+    <w:p xmlns:wp14="http://schemas.microsoft.com/office/word/2010/wordml" wp14:textId="77777777">
       <w:pPr>
         <w:pStyle w:val="script"/>
       </w:pPr>
@@ -10108,7 +10126,7 @@
         <w:t xml:space="preserve"> necessarily partner. Our, our a source of red tape, endangered species, wetlands, I mean, those are impediments, </w:t>
       </w:r>
     </w:p>
-    <w:p>
+    <w:p xmlns:wp14="http://schemas.microsoft.com/office/word/2010/wordml" wp14:textId="77777777">
       <w:pPr>
         <w:pStyle w:val="script"/>
       </w:pPr>
@@ -10133,7 +10151,7 @@
         <w:t xml:space="preserve"> right? </w:t>
       </w:r>
     </w:p>
-    <w:p>
+    <w:p xmlns:wp14="http://schemas.microsoft.com/office/word/2010/wordml" wp14:textId="77777777">
       <w:pPr>
         <w:pStyle w:val="script"/>
       </w:pPr>
@@ -10158,7 +10176,7 @@
         <w:t xml:space="preserve"> Anyway, this guy was, yeah, he was older. Yeah. He was sitting around and he was squinting the whole time.</w:t>
       </w:r>
     </w:p>
-    <w:p>
+    <w:p xmlns:wp14="http://schemas.microsoft.com/office/word/2010/wordml" wp14:textId="77777777">
       <w:pPr>
         <w:pStyle w:val="script"/>
       </w:pPr>
@@ -10183,7 +10201,7 @@
         <w:t xml:space="preserve"> Like he was really trying hard to get it and Right. And yeah, face was kind of finally, he raised his hand up and I said, yes, sir. Uh, what's your question? He goes, okay. He said, I'm having a little trouble. How big does my pipeline have to be to get the carbon dioxide to your field? </w:t>
       </w:r>
     </w:p>
-    <w:p>
+    <w:p xmlns:wp14="http://schemas.microsoft.com/office/word/2010/wordml" wp14:textId="77777777">
       <w:pPr>
         <w:pStyle w:val="script"/>
       </w:pPr>
@@ -10208,7 +10226,7 @@
         <w:t xml:space="preserve"> Yeah. </w:t>
       </w:r>
     </w:p>
-    <w:p>
+    <w:p xmlns:wp14="http://schemas.microsoft.com/office/word/2010/wordml" wp14:textId="77777777">
       <w:pPr>
         <w:pStyle w:val="script"/>
       </w:pPr>
@@ -10233,7 +10251,7 @@
         <w:t xml:space="preserve"> And I went, oh, oh, oh, no, no.</w:t>
       </w:r>
     </w:p>
-    <w:p>
+    <w:p xmlns:wp14="http://schemas.microsoft.com/office/word/2010/wordml" wp14:textId="77777777">
       <w:pPr>
         <w:pStyle w:val="script"/>
       </w:pPr>
@@ -10258,7 +10276,7 @@
         <w:t xml:space="preserve"> Right. Let's </w:t>
       </w:r>
     </w:p>
-    <w:p>
+    <w:p xmlns:wp14="http://schemas.microsoft.com/office/word/2010/wordml" wp14:textId="77777777">
       <w:pPr>
         <w:pStyle w:val="script"/>
       </w:pPr>
@@ -10283,7 +10301,7 @@
         <w:t xml:space="preserve"> take a massive step back here. </w:t>
       </w:r>
     </w:p>
-    <w:p>
+    <w:p xmlns:wp14="http://schemas.microsoft.com/office/word/2010/wordml" wp14:textId="77777777">
       <w:pPr>
         <w:pStyle w:val="script"/>
       </w:pPr>
@@ -10317,7 +10335,7 @@
         <w:t xml:space="preserve"> know, let's say I clearly didn't get started. Right? Yeah. It's pulling it out of the atmosphere into the field. </w:t>
       </w:r>
     </w:p>
-    <w:p>
+    <w:p xmlns:wp14="http://schemas.microsoft.com/office/word/2010/wordml" wp14:textId="77777777">
       <w:pPr>
         <w:pStyle w:val="script"/>
       </w:pPr>
@@ -10342,7 +10360,7 @@
         <w:t xml:space="preserve"> Mm-hmm. </w:t>
       </w:r>
     </w:p>
-    <w:p>
+    <w:p xmlns:wp14="http://schemas.microsoft.com/office/word/2010/wordml" wp14:textId="77777777">
       <w:pPr>
         <w:pStyle w:val="script"/>
       </w:pPr>
@@ -10367,7 +10385,7 @@
         <w:t xml:space="preserve"> Oh, I don't need a pipeline. You know, and, and you think sometimes that the problem is someone doesn't, doesn't want to try. </w:t>
       </w:r>
     </w:p>
-    <w:p>
+    <w:p xmlns:wp14="http://schemas.microsoft.com/office/word/2010/wordml" wp14:textId="77777777">
       <w:pPr>
         <w:pStyle w:val="script"/>
       </w:pPr>
@@ -10392,7 +10410,7 @@
         <w:t xml:space="preserve"> Right. </w:t>
       </w:r>
     </w:p>
-    <w:p>
+    <w:p xmlns:wp14="http://schemas.microsoft.com/office/word/2010/wordml" wp14:textId="77777777">
       <w:pPr>
         <w:pStyle w:val="script"/>
       </w:pPr>
@@ -10417,7 +10435,7 @@
         <w:t xml:space="preserve"> And part of it is you don't know how to talk to 'em.</w:t>
       </w:r>
     </w:p>
-    <w:p>
+    <w:p xmlns:wp14="http://schemas.microsoft.com/office/word/2010/wordml" wp14:textId="77777777">
       <w:pPr>
         <w:pStyle w:val="script"/>
       </w:pPr>
@@ -10442,7 +10460,7 @@
         <w:t xml:space="preserve"> Right? Or, I mean, I think that's also, um, very indicative of the educational curve between the environmental group and the oil and gas company. Like my, my thing with oil and gas, like one of the things that I'm very concerned about, um, is with the Trump administration. They want to deregulate as they should, like, I'm in full agreement with that.</w:t>
       </w:r>
     </w:p>
-    <w:p>
+    <w:p xmlns:wp14="http://schemas.microsoft.com/office/word/2010/wordml" wp14:textId="77777777">
       <w:pPr>
         <w:pStyle w:val="script"/>
       </w:pPr>
@@ -10467,7 +10485,7 @@
         <w:t xml:space="preserve"> But one of the incorrect, um, assumptions that we see some of the oil and gas space, uh, make is that they're gonna be successful in eliminating all the regulations. So all the sustainability related measures that were material, right. That actually did matter to, you know, the, the influential stakeholders.</w:t>
       </w:r>
     </w:p>
-    <w:p>
+    <w:p xmlns:wp14="http://schemas.microsoft.com/office/word/2010/wordml" wp14:textId="77777777">
       <w:pPr>
         <w:pStyle w:val="script"/>
       </w:pPr>
@@ -10501,7 +10519,7 @@
         <w:t xml:space="preserve"> that's a thing in the past, we're moving on and, and my, my argument to them is. No, you're gonna have to continue on that because progress trend, risk management, like the market is changing and it's not changing in the manner of necessarily compliance. It's changing where these supplemental markets, like the carbon market are popping up and there's real economic opportunity to be had for the early adopters.</w:t>
       </w:r>
     </w:p>
-    <w:p>
+    <w:p xmlns:wp14="http://schemas.microsoft.com/office/word/2010/wordml" wp14:textId="77777777">
       <w:pPr>
         <w:pStyle w:val="script"/>
       </w:pPr>
@@ -10526,7 +10544,7 @@
         <w:t xml:space="preserve"> There's money to be made there, but also it's sort of like that's where the economy is headed, </w:t>
       </w:r>
     </w:p>
-    <w:p>
+    <w:p xmlns:wp14="http://schemas.microsoft.com/office/word/2010/wordml" wp14:textId="77777777">
       <w:pPr>
         <w:pStyle w:val="script"/>
       </w:pPr>
@@ -10551,7 +10569,7 @@
         <w:t xml:space="preserve"> right? </w:t>
       </w:r>
     </w:p>
-    <w:p>
+    <w:p xmlns:wp14="http://schemas.microsoft.com/office/word/2010/wordml" wp14:textId="77777777">
       <w:pPr>
         <w:pStyle w:val="script"/>
       </w:pPr>
@@ -10576,7 +10594,7 @@
         <w:t xml:space="preserve"> Almost, I mean, it's almost like a force that's going in that direction. </w:t>
       </w:r>
     </w:p>
-    <w:p>
+    <w:p xmlns:wp14="http://schemas.microsoft.com/office/word/2010/wordml" wp14:textId="77777777">
       <w:pPr>
         <w:pStyle w:val="script"/>
       </w:pPr>
@@ -10601,7 +10619,7 @@
         <w:t xml:space="preserve"> Right. </w:t>
       </w:r>
     </w:p>
-    <w:p>
+    <w:p xmlns:wp14="http://schemas.microsoft.com/office/word/2010/wordml" wp14:textId="77777777">
       <w:pPr>
         <w:pStyle w:val="script"/>
       </w:pPr>
@@ -10626,7 +10644,7 @@
         <w:t xml:space="preserve"> And you know, I mean like so much, I mean, I think to some extent it may not matter too much what we think it's going to happen.</w:t>
       </w:r>
     </w:p>
-    <w:p>
+    <w:p xmlns:wp14="http://schemas.microsoft.com/office/word/2010/wordml" wp14:textId="77777777">
       <w:pPr>
         <w:pStyle w:val="script"/>
       </w:pPr>
@@ -10660,7 +10678,7 @@
         <w:t xml:space="preserve"> announced. They're essentially going to have a carbon market inventory for their supply chain. So the, the, the, the thought was, okay, no one's going net zero.</w:t>
       </w:r>
     </w:p>
-    <w:p>
+    <w:p xmlns:wp14="http://schemas.microsoft.com/office/word/2010/wordml" wp14:textId="77777777">
       <w:pPr>
         <w:pStyle w:val="script"/>
       </w:pPr>
@@ -10685,7 +10703,7 @@
         <w:t xml:space="preserve"> Absolutely no one's going net zero. So those that will be scrapped and we can have an argument on net zero at a later time. But the tech bros, as I like to call them, are not. No, they're not scaling back their emissions goals. Like, no, we're holding that. </w:t>
       </w:r>
     </w:p>
-    <w:p>
+    <w:p xmlns:wp14="http://schemas.microsoft.com/office/word/2010/wordml" wp14:textId="77777777">
       <w:pPr>
         <w:pStyle w:val="script"/>
       </w:pPr>
@@ -10710,7 +10728,7 @@
         <w:t xml:space="preserve"> They're, and </w:t>
       </w:r>
     </w:p>
-    <w:p>
+    <w:p xmlns:wp14="http://schemas.microsoft.com/office/word/2010/wordml" wp14:textId="77777777">
       <w:pPr>
         <w:pStyle w:val="script"/>
       </w:pPr>
@@ -10735,7 +10753,7 @@
         <w:t xml:space="preserve"> right. They're like, we are not repealing those emissions targets or goals.</w:t>
       </w:r>
     </w:p>
-    <w:p>
+    <w:p xmlns:wp14="http://schemas.microsoft.com/office/word/2010/wordml" wp14:textId="77777777">
       <w:pPr>
         <w:pStyle w:val="script"/>
       </w:pPr>
@@ -10760,7 +10778,7 @@
         <w:t xml:space="preserve"> We are gonna find out solutions that help us get there. Like it's just a different mindset. Like they're very innovative by nature. They're the tech bros. And so instead of saying, we're just going to say sorry, we were kidding. They're like, no, we're gonna figure out ways. And I, I think carbon is gonna be one of those solutions.</w:t>
       </w:r>
     </w:p>
-    <w:p>
+    <w:p xmlns:wp14="http://schemas.microsoft.com/office/word/2010/wordml" wp14:textId="77777777">
       <w:pPr>
         <w:pStyle w:val="script"/>
       </w:pPr>
@@ -10785,7 +10803,7 @@
         <w:t xml:space="preserve"> Now, once again, I hope the government doesn't screw it up by overregulating it. I like it in the voluntary sense. </w:t>
       </w:r>
     </w:p>
-    <w:p>
+    <w:p xmlns:wp14="http://schemas.microsoft.com/office/word/2010/wordml" wp14:textId="77777777">
       <w:pPr>
         <w:pStyle w:val="script"/>
       </w:pPr>
@@ -10819,7 +10837,7 @@
         <w:t xml:space="preserve"> non-profit that's basically issuing these carbon credits, we need the freedom to adapt.</w:t>
       </w:r>
     </w:p>
-    <w:p>
+    <w:p xmlns:wp14="http://schemas.microsoft.com/office/word/2010/wordml" wp14:textId="77777777">
       <w:pPr>
         <w:pStyle w:val="script"/>
       </w:pPr>
@@ -10844,7 +10862,7 @@
         <w:t xml:space="preserve"> Yeah. </w:t>
       </w:r>
     </w:p>
-    <w:p>
+    <w:p xmlns:wp14="http://schemas.microsoft.com/office/word/2010/wordml" wp14:textId="77777777">
       <w:pPr>
         <w:pStyle w:val="script"/>
       </w:pPr>
@@ -10869,7 +10887,7 @@
         <w:t xml:space="preserve"> We don't know. You know, one thing I'm, I'm so critical of these days is we're all so anxious. To accuse, </w:t>
       </w:r>
     </w:p>
-    <w:p>
+    <w:p xmlns:wp14="http://schemas.microsoft.com/office/word/2010/wordml" wp14:textId="77777777">
       <w:pPr>
         <w:pStyle w:val="script"/>
       </w:pPr>
@@ -10894,7 +10912,7 @@
         <w:t xml:space="preserve"> right? </w:t>
       </w:r>
     </w:p>
-    <w:p>
+    <w:p xmlns:wp14="http://schemas.microsoft.com/office/word/2010/wordml" wp14:textId="77777777">
       <w:pPr>
         <w:pStyle w:val="script"/>
       </w:pPr>
@@ -10919,7 +10937,7 @@
         <w:t xml:space="preserve"> It's almost we, we live in a gotcha society, right? And what we need to, you don't innovate without making mistakes, right? We're gonna make mistakes. I'd love to see the Exxons and Shells and Microsofts of the world say, we're gonna try dozens of things to get this right, and we will make mistakes along the way.</w:t>
       </w:r>
     </w:p>
-    <w:p>
+    <w:p xmlns:wp14="http://schemas.microsoft.com/office/word/2010/wordml" wp14:textId="77777777">
       <w:pPr>
         <w:pStyle w:val="script"/>
       </w:pPr>
@@ -10944,7 +10962,7 @@
         <w:t xml:space="preserve"> Mm-hmm. And we're telling you right now, we'll be transparent about it. Mm-hmm. We'll be honest about it and we're gonna be trying to find solutions and we're trying to find the cheapest solutions that will work the best for us. Some of them may fail. </w:t>
       </w:r>
     </w:p>
-    <w:p>
+    <w:p xmlns:wp14="http://schemas.microsoft.com/office/word/2010/wordml" wp14:textId="77777777">
       <w:pPr>
         <w:pStyle w:val="script"/>
       </w:pPr>
@@ -10969,7 +10987,7 @@
         <w:t xml:space="preserve"> Yeah. </w:t>
       </w:r>
     </w:p>
-    <w:p>
+    <w:p xmlns:wp14="http://schemas.microsoft.com/office/word/2010/wordml" wp14:textId="77777777">
       <w:pPr>
         <w:pStyle w:val="script"/>
       </w:pPr>
@@ -10994,7 +11012,7 @@
         <w:t xml:space="preserve"> You know, it is not because we're not trying, it's not because we're fraudulent.</w:t>
       </w:r>
     </w:p>
-    <w:p>
+    <w:p xmlns:wp14="http://schemas.microsoft.com/office/word/2010/wordml" wp14:textId="77777777">
       <w:pPr>
         <w:pStyle w:val="script"/>
       </w:pPr>
@@ -11019,7 +11037,7 @@
         <w:t xml:space="preserve"> Right. </w:t>
       </w:r>
     </w:p>
-    <w:p>
+    <w:p xmlns:wp14="http://schemas.microsoft.com/office/word/2010/wordml" wp14:textId="77777777">
       <w:pPr>
         <w:pStyle w:val="script"/>
       </w:pPr>
@@ -11044,7 +11062,7 @@
         <w:t xml:space="preserve"> It's because we're trying creative things. </w:t>
       </w:r>
     </w:p>
-    <w:p>
+    <w:p xmlns:wp14="http://schemas.microsoft.com/office/word/2010/wordml" wp14:textId="77777777">
       <w:pPr>
         <w:pStyle w:val="script"/>
       </w:pPr>
@@ -11069,7 +11087,7 @@
         <w:t xml:space="preserve"> Right. </w:t>
       </w:r>
     </w:p>
-    <w:p>
+    <w:p xmlns:wp14="http://schemas.microsoft.com/office/word/2010/wordml" wp14:textId="77777777">
       <w:pPr>
         <w:pStyle w:val="script"/>
       </w:pPr>
@@ -11094,7 +11112,7 @@
         <w:t xml:space="preserve"> If we could just give ourselves permission </w:t>
       </w:r>
     </w:p>
-    <w:p>
+    <w:p xmlns:wp14="http://schemas.microsoft.com/office/word/2010/wordml" wp14:textId="77777777">
       <w:pPr>
         <w:pStyle w:val="script"/>
       </w:pPr>
@@ -11119,7 +11137,7 @@
         <w:t xml:space="preserve"> mm-hmm. </w:t>
       </w:r>
     </w:p>
-    <w:p>
+    <w:p xmlns:wp14="http://schemas.microsoft.com/office/word/2010/wordml" wp14:textId="77777777">
       <w:pPr>
         <w:pStyle w:val="script"/>
       </w:pPr>
@@ -11144,7 +11162,7 @@
         <w:t xml:space="preserve"> To try and fail </w:t>
       </w:r>
     </w:p>
-    <w:p>
+    <w:p xmlns:wp14="http://schemas.microsoft.com/office/word/2010/wordml" wp14:textId="77777777">
       <w:pPr>
         <w:pStyle w:val="script"/>
       </w:pPr>
@@ -11169,7 +11187,7 @@
         <w:t xml:space="preserve"> Right. </w:t>
       </w:r>
     </w:p>
-    <w:p>
+    <w:p xmlns:wp14="http://schemas.microsoft.com/office/word/2010/wordml" wp14:textId="77777777">
       <w:pPr>
         <w:pStyle w:val="script"/>
       </w:pPr>
@@ -11203,7 +11221,7 @@
         <w:t xml:space="preserve"> succeed. </w:t>
       </w:r>
     </w:p>
-    <w:p>
+    <w:p xmlns:wp14="http://schemas.microsoft.com/office/word/2010/wordml" wp14:textId="77777777">
       <w:pPr>
         <w:pStyle w:val="script"/>
       </w:pPr>
@@ -11228,7 +11246,7 @@
         <w:t xml:space="preserve"> Yeah. The notion about failing, I mean, the, everyone, no one bets a thousand. You're like, yeah, no one bets a thousand. But then when it comes to experimental technologies, and I get it, you have, you, you have to marry capital discipline in it.</w:t>
       </w:r>
     </w:p>
-    <w:p>
+    <w:p xmlns:wp14="http://schemas.microsoft.com/office/word/2010/wordml" wp14:textId="77777777">
       <w:pPr>
         <w:pStyle w:val="script"/>
       </w:pPr>
@@ -11253,7 +11271,7 @@
         <w:t xml:space="preserve"> So I'm not saying. Be very clear. I'm not saying you throw money at problems, right? You, you would buy by the investor mindset. Um, but I think you're right. Like there's all these factors that are just sitting in the corner ready to like, just point the finger at you. And, um, like someone said, and I can't remember who, and I, I wish I could.</w:t>
       </w:r>
     </w:p>
-    <w:p>
+    <w:p xmlns:wp14="http://schemas.microsoft.com/office/word/2010/wordml" wp14:textId="77777777">
       <w:pPr>
         <w:pStyle w:val="script"/>
       </w:pPr>
@@ -11278,7 +11296,7 @@
         <w:t xml:space="preserve"> So if I'm gonna steal someone's, it's like Elon Musk is the perfect example. He goes in and just breaks everything. But then he is like, okay, we're gonna rebuild it in a way that's much more effective, much more efficient. Now, I'm not advocating that we just unilaterally adopt, let's break everything model, but we have to be very mindful that like just sitting around and complaining about like whatever the issue is like.</w:t>
       </w:r>
     </w:p>
-    <w:p>
+    <w:p xmlns:wp14="http://schemas.microsoft.com/office/word/2010/wordml" wp14:textId="77777777">
       <w:pPr>
         <w:pStyle w:val="script"/>
       </w:pPr>
@@ -11312,7 +11330,7 @@
         <w:t xml:space="preserve"> time. </w:t>
       </w:r>
     </w:p>
-    <w:p>
+    <w:p xmlns:wp14="http://schemas.microsoft.com/office/word/2010/wordml" wp14:textId="77777777">
       <w:pPr>
         <w:pStyle w:val="script"/>
       </w:pPr>
@@ -11337,7 +11355,7 @@
         <w:t xml:space="preserve"> It is. And I'm, you know, I mean, I'm getting older. I don't feel like I've got a lot of time to waste and, um, you know, and I, I would, I would like to, you know, to try to help, you know, put some good things into, into motion. Yeah. I mean, the idea, for example, that the carbon market could be the next big wave of conservation, </w:t>
       </w:r>
     </w:p>
-    <w:p>
+    <w:p xmlns:wp14="http://schemas.microsoft.com/office/word/2010/wordml" wp14:textId="77777777">
       <w:pPr>
         <w:pStyle w:val="script"/>
       </w:pPr>
@@ -11362,7 +11380,7 @@
         <w:t xml:space="preserve"> right.</w:t>
       </w:r>
     </w:p>
-    <w:p>
+    <w:p xmlns:wp14="http://schemas.microsoft.com/office/word/2010/wordml" wp14:textId="77777777">
       <w:pPr>
         <w:pStyle w:val="script"/>
       </w:pPr>
@@ -11387,7 +11405,7 @@
         <w:t xml:space="preserve"> Can the environmental community hasn't begun to. Right. Embrace that. And </w:t>
       </w:r>
     </w:p>
-    <w:p>
+    <w:p xmlns:wp14="http://schemas.microsoft.com/office/word/2010/wordml" wp14:textId="77777777">
       <w:pPr>
         <w:pStyle w:val="script"/>
       </w:pPr>
@@ -11412,7 +11430,7 @@
         <w:t xml:space="preserve"> that's the biggest frustration I have is when you said it perfectly, it's like, why can't oil and gas utilize carbon credit? Seems like a pretty good industry to help legitimize or at least mature what is a, a super nascent market.</w:t>
       </w:r>
     </w:p>
-    <w:p>
+    <w:p xmlns:wp14="http://schemas.microsoft.com/office/word/2010/wordml" wp14:textId="77777777">
       <w:pPr>
         <w:pStyle w:val="script"/>
       </w:pPr>
@@ -11437,7 +11455,7 @@
         <w:t xml:space="preserve"> And then you have science-based, uh, science-based targets initiative where they won't recognize even targets from. That's right. Oil, gas companies, it's, it's, it's everyone, at least on the surface, is trying to achieve the same goal. They're so caught up on like, well, we want it this way. It's like, sorry guys.</w:t>
       </w:r>
     </w:p>
-    <w:p>
+    <w:p xmlns:wp14="http://schemas.microsoft.com/office/word/2010/wordml" wp14:textId="77777777">
       <w:pPr>
         <w:pStyle w:val="script"/>
       </w:pPr>
@@ -11471,7 +11489,7 @@
         <w:t xml:space="preserve"> just doesn't allow you to go about your business the way that you want. Like that's why it's great. It's the market. It teaches you along the way. </w:t>
       </w:r>
     </w:p>
-    <w:p>
+    <w:p xmlns:wp14="http://schemas.microsoft.com/office/word/2010/wordml" wp14:textId="77777777">
       <w:pPr>
         <w:pStyle w:val="script"/>
       </w:pPr>
@@ -11496,7 +11514,7 @@
         <w:t xml:space="preserve"> Well, it does, and the market can be harsh. </w:t>
       </w:r>
     </w:p>
-    <w:p>
+    <w:p xmlns:wp14="http://schemas.microsoft.com/office/word/2010/wordml" wp14:textId="77777777">
       <w:pPr>
         <w:pStyle w:val="script"/>
       </w:pPr>
@@ -11521,7 +11539,7 @@
         <w:t xml:space="preserve"> Yeah. </w:t>
       </w:r>
     </w:p>
-    <w:p>
+    <w:p xmlns:wp14="http://schemas.microsoft.com/office/word/2010/wordml" wp14:textId="77777777">
       <w:pPr>
         <w:pStyle w:val="script"/>
       </w:pPr>
@@ -11546,7 +11564,7 @@
         <w:t xml:space="preserve"> I mean, you know, if you don't pay attention to it, then you know you will be. He will be punished.</w:t>
       </w:r>
     </w:p>
-    <w:p>
+    <w:p xmlns:wp14="http://schemas.microsoft.com/office/word/2010/wordml" wp14:textId="77777777">
       <w:pPr>
         <w:pStyle w:val="script"/>
       </w:pPr>
@@ -11571,7 +11589,7 @@
         <w:t xml:space="preserve"> Right. </w:t>
       </w:r>
     </w:p>
-    <w:p>
+    <w:p xmlns:wp14="http://schemas.microsoft.com/office/word/2010/wordml" wp14:textId="77777777">
       <w:pPr>
         <w:pStyle w:val="script"/>
       </w:pPr>
@@ -11596,7 +11614,7 @@
         <w:t xml:space="preserve"> You know, 'cause you won't make the money. I think on the other hand that what I've been impressed with has been the financial industry. Yeah. And its role in this whole evolution. Mm-hmm. And you know, I think that, you know, one may argue they might have gone too far in some regards, but on the other hand they have been kind of a, a.</w:t>
       </w:r>
     </w:p>
-    <w:p>
+    <w:p xmlns:wp14="http://schemas.microsoft.com/office/word/2010/wordml" wp14:textId="77777777">
       <w:pPr>
         <w:pStyle w:val="script"/>
       </w:pPr>
@@ -11621,7 +11639,7 @@
         <w:t xml:space="preserve"> A leader, a rule maker, if you will, on how they spend their capital. </w:t>
       </w:r>
     </w:p>
-    <w:p>
+    <w:p xmlns:wp14="http://schemas.microsoft.com/office/word/2010/wordml" wp14:textId="77777777">
       <w:pPr>
         <w:pStyle w:val="script"/>
       </w:pPr>
@@ -11646,7 +11664,7 @@
         <w:t xml:space="preserve"> Right. </w:t>
       </w:r>
     </w:p>
-    <w:p>
+    <w:p xmlns:wp14="http://schemas.microsoft.com/office/word/2010/wordml" wp14:textId="77777777">
       <w:pPr>
         <w:pStyle w:val="script"/>
       </w:pPr>
@@ -11671,7 +11689,7 @@
         <w:t xml:space="preserve"> And I think there's a belief that there is a linkage between certain policies and the money making capability of an investment. </w:t>
       </w:r>
     </w:p>
-    <w:p>
+    <w:p xmlns:wp14="http://schemas.microsoft.com/office/word/2010/wordml" wp14:textId="77777777">
       <w:pPr>
         <w:pStyle w:val="script"/>
       </w:pPr>
@@ -11696,7 +11714,7 @@
         <w:t xml:space="preserve"> Right. </w:t>
       </w:r>
     </w:p>
-    <w:p>
+    <w:p xmlns:wp14="http://schemas.microsoft.com/office/word/2010/wordml" wp14:textId="77777777">
       <w:pPr>
         <w:pStyle w:val="script"/>
       </w:pPr>
@@ -11721,7 +11739,7 @@
         <w:t xml:space="preserve"> And I think that is going to be more and more pronounced in the future. </w:t>
       </w:r>
     </w:p>
-    <w:p>
+    <w:p xmlns:wp14="http://schemas.microsoft.com/office/word/2010/wordml" wp14:textId="77777777">
       <w:pPr>
         <w:pStyle w:val="script"/>
       </w:pPr>
@@ -11755,7 +11773,7 @@
         <w:t xml:space="preserve"> um, someone, and I forget who, but I will cite it, did an analysis on.</w:t>
       </w:r>
     </w:p>
-    <w:p>
+    <w:p xmlns:wp14="http://schemas.microsoft.com/office/word/2010/wordml" wp14:textId="77777777">
       <w:pPr>
         <w:pStyle w:val="script"/>
       </w:pPr>
@@ -11780,7 +11798,7 @@
         <w:t xml:space="preserve"> The collective emissions between investment backed companies, state owned entities, and nations. So the five largest, uh, revenue or five largest businesses by revenue are all in the United States. It's like Amazon, United Healthcare, Walmart, and I can't remember the other two. And then state owned entities would be like China, you know, agricultural bank, they're, they're predominantly Chinese.</w:t>
       </w:r>
     </w:p>
-    <w:p>
+    <w:p xmlns:wp14="http://schemas.microsoft.com/office/word/2010/wordml" wp14:textId="77777777">
       <w:pPr>
         <w:pStyle w:val="script"/>
       </w:pPr>
@@ -11805,7 +11823,7 @@
         <w:t xml:space="preserve"> And then the nations are who you think they would be, like China, India, et cetera. When you look at the chart, the collective emissions, um, of the investor backed companies starting in 2005, completely flat plateaued. And it stayed that way for the last 20 years. Um, if, when you look at state owned entities still going up, going up rocket ship trajectory, and it begs the question like, well, why is that?</w:t>
       </w:r>
     </w:p>
-    <w:p>
+    <w:p xmlns:wp14="http://schemas.microsoft.com/office/word/2010/wordml" wp14:textId="77777777">
       <w:pPr>
         <w:pStyle w:val="script"/>
       </w:pPr>
@@ -11839,7 +11857,7 @@
         <w:t xml:space="preserve"> thousands, that's when. Emissions related considerations became more and more a topic of conversation. You began </w:t>
       </w:r>
     </w:p>
-    <w:p>
+    <w:p xmlns:wp14="http://schemas.microsoft.com/office/word/2010/wordml" wp14:textId="77777777">
       <w:pPr>
         <w:pStyle w:val="script"/>
       </w:pPr>
@@ -11864,7 +11882,7 @@
         <w:t xml:space="preserve"> to talk about these things, </w:t>
       </w:r>
     </w:p>
-    <w:p>
+    <w:p xmlns:wp14="http://schemas.microsoft.com/office/word/2010/wordml" wp14:textId="77777777">
       <w:pPr>
         <w:pStyle w:val="script"/>
       </w:pPr>
@@ -11889,7 +11907,7 @@
         <w:t xml:space="preserve"> right? And investors were like, Hey, we're not necessarily good with you just being completely irresponsible. And it's with emissions and it's evolved over the course of time.</w:t>
       </w:r>
     </w:p>
-    <w:p>
+    <w:p xmlns:wp14="http://schemas.microsoft.com/office/word/2010/wordml" wp14:textId="77777777">
       <w:pPr>
         <w:pStyle w:val="script"/>
       </w:pPr>
@@ -11914,7 +11932,7 @@
         <w:t xml:space="preserve"> But when there's money and incentives involved, right? It's people listen and people take action and people innovate. Um, my frustration, uh, I've said that like 10 times, but. We take into account, um, or we have this perspective that the US is this egregious offender on the emissions front, and then we just let China and India do their thing and we're like, oh, it's just China and India.</w:t>
       </w:r>
     </w:p>
-    <w:p>
+    <w:p xmlns:wp14="http://schemas.microsoft.com/office/word/2010/wordml" wp14:textId="77777777">
       <w:pPr>
         <w:pStyle w:val="script"/>
       </w:pPr>
@@ -11939,7 +11957,7 @@
         <w:t xml:space="preserve"> Um, do you envision the carbon markets going much more international to help, let's call it, not necessarily China, but other higher emitting friendly countries to, to to, to deal with their emissions management? </w:t>
       </w:r>
     </w:p>
-    <w:p>
+    <w:p xmlns:wp14="http://schemas.microsoft.com/office/word/2010/wordml" wp14:textId="77777777">
       <w:pPr>
         <w:pStyle w:val="script"/>
       </w:pPr>
@@ -11973,7 +11991,7 @@
         <w:t xml:space="preserve"> a lot of change in the carbon market over the next type 20 years.</w:t>
       </w:r>
     </w:p>
-    <w:p>
+    <w:p xmlns:wp14="http://schemas.microsoft.com/office/word/2010/wordml" wp14:textId="77777777">
       <w:pPr>
         <w:pStyle w:val="script"/>
       </w:pPr>
@@ -11998,7 +12016,7 @@
         <w:t xml:space="preserve"> What are the top three changes you </w:t>
       </w:r>
     </w:p>
-    <w:p>
+    <w:p xmlns:wp14="http://schemas.microsoft.com/office/word/2010/wordml" wp14:textId="77777777">
       <w:pPr>
         <w:pStyle w:val="script"/>
       </w:pPr>
@@ -12023,7 +12041,7 @@
         <w:t xml:space="preserve"> envision? Well, I think one thing's going to be kind of a way thinking about ecological assets in classes. Some ecological assets are owned by the countries. </w:t>
       </w:r>
     </w:p>
-    <w:p>
+    <w:p xmlns:wp14="http://schemas.microsoft.com/office/word/2010/wordml" wp14:textId="77777777">
       <w:pPr>
         <w:pStyle w:val="script"/>
       </w:pPr>
@@ -12048,7 +12066,7 @@
         <w:t xml:space="preserve"> Mm-hmm. </w:t>
       </w:r>
     </w:p>
-    <w:p>
+    <w:p xmlns:wp14="http://schemas.microsoft.com/office/word/2010/wordml" wp14:textId="77777777">
       <w:pPr>
         <w:pStyle w:val="script"/>
       </w:pPr>
@@ -12073,7 +12091,7 @@
         <w:t xml:space="preserve"> Okay. If it's a country asset. That is a bit different than a private property asset. </w:t>
       </w:r>
     </w:p>
-    <w:p>
+    <w:p xmlns:wp14="http://schemas.microsoft.com/office/word/2010/wordml" wp14:textId="77777777">
       <w:pPr>
         <w:pStyle w:val="script"/>
       </w:pPr>
@@ -12098,7 +12116,7 @@
         <w:t xml:space="preserve"> Right. </w:t>
       </w:r>
     </w:p>
-    <w:p>
+    <w:p xmlns:wp14="http://schemas.microsoft.com/office/word/2010/wordml" wp14:textId="77777777">
       <w:pPr>
         <w:pStyle w:val="script"/>
       </w:pPr>
@@ -12123,7 +12141,7 @@
         <w:t xml:space="preserve"> And so I think that what we want to do is encourage the private property asset to generate cash flow to keep it in a particular use.</w:t>
       </w:r>
     </w:p>
-    <w:p>
+    <w:p xmlns:wp14="http://schemas.microsoft.com/office/word/2010/wordml" wp14:textId="77777777">
       <w:pPr>
         <w:pStyle w:val="script"/>
       </w:pPr>
@@ -12148,7 +12166,7 @@
         <w:t xml:space="preserve"> Now the government, if the government owns that land use </w:t>
       </w:r>
     </w:p>
-    <w:p>
+    <w:p xmlns:wp14="http://schemas.microsoft.com/office/word/2010/wordml" wp14:textId="77777777">
       <w:pPr>
         <w:pStyle w:val="script"/>
       </w:pPr>
@@ -12173,7 +12191,7 @@
         <w:t xml:space="preserve"> mm-hmm. </w:t>
       </w:r>
     </w:p>
-    <w:p>
+    <w:p xmlns:wp14="http://schemas.microsoft.com/office/word/2010/wordml" wp14:textId="77777777">
       <w:pPr>
         <w:pStyle w:val="script"/>
       </w:pPr>
@@ -12198,7 +12216,7 @@
         <w:t xml:space="preserve"> Then they have basically the, uh, decision making authority over it. And so if the government wants to have a policy of a particular type. They have the resources they can dedicate to those policies. So it's, in a way, it's how you spend, if you will, the government money, right?</w:t>
       </w:r>
     </w:p>
-    <w:p>
+    <w:p xmlns:wp14="http://schemas.microsoft.com/office/word/2010/wordml" wp14:textId="77777777">
       <w:pPr>
         <w:pStyle w:val="script"/>
       </w:pPr>
@@ -12232,7 +12250,7 @@
         <w:t xml:space="preserve"> spent differently. And there are emissions that are government emissions, </w:t>
       </w:r>
     </w:p>
-    <w:p>
+    <w:p xmlns:wp14="http://schemas.microsoft.com/office/word/2010/wordml" wp14:textId="77777777">
       <w:pPr>
         <w:pStyle w:val="script"/>
       </w:pPr>
@@ -12257,7 +12275,7 @@
         <w:t xml:space="preserve"> right. </w:t>
       </w:r>
     </w:p>
-    <w:p>
+    <w:p xmlns:wp14="http://schemas.microsoft.com/office/word/2010/wordml" wp14:textId="77777777">
       <w:pPr>
         <w:pStyle w:val="script"/>
       </w:pPr>
@@ -12282,7 +12300,7 @@
         <w:t xml:space="preserve"> That need to be offset as well. </w:t>
       </w:r>
     </w:p>
-    <w:p>
+    <w:p xmlns:wp14="http://schemas.microsoft.com/office/word/2010/wordml" wp14:textId="77777777">
       <w:pPr>
         <w:pStyle w:val="script"/>
       </w:pPr>
@@ -12307,7 +12325,7 @@
         <w:t xml:space="preserve"> Mm-hmm. </w:t>
       </w:r>
     </w:p>
-    <w:p>
+    <w:p xmlns:wp14="http://schemas.microsoft.com/office/word/2010/wordml" wp14:textId="77777777">
       <w:pPr>
         <w:pStyle w:val="script"/>
       </w:pPr>
@@ -12332,7 +12350,7 @@
         <w:t xml:space="preserve"> And so I would like to see the government take care of its emissions with the management of its own property. And then some governments, if they own all of the resources, then they can put some of those onto the carbon market and begin to capitalize that.</w:t>
       </w:r>
     </w:p>
-    <w:p>
+    <w:p xmlns:wp14="http://schemas.microsoft.com/office/word/2010/wordml" wp14:textId="77777777">
       <w:pPr>
         <w:pStyle w:val="script"/>
       </w:pPr>
@@ -12357,7 +12375,7 @@
         <w:t xml:space="preserve"> Mm-hmm. </w:t>
       </w:r>
     </w:p>
-    <w:p>
+    <w:p xmlns:wp14="http://schemas.microsoft.com/office/word/2010/wordml" wp14:textId="77777777">
       <w:pPr>
         <w:pStyle w:val="script"/>
       </w:pPr>
@@ -12382,7 +12400,7 @@
         <w:t xml:space="preserve"> And I think that we will see, ultimately, ultimately we need to pay. For the removal of carbon dioxide from the atmosphere. </w:t>
       </w:r>
     </w:p>
-    <w:p>
+    <w:p xmlns:wp14="http://schemas.microsoft.com/office/word/2010/wordml" wp14:textId="77777777">
       <w:pPr>
         <w:pStyle w:val="script"/>
       </w:pPr>
@@ -12407,7 +12425,7 @@
         <w:t xml:space="preserve"> Okay. </w:t>
       </w:r>
     </w:p>
-    <w:p>
+    <w:p xmlns:wp14="http://schemas.microsoft.com/office/word/2010/wordml" wp14:textId="77777777">
       <w:pPr>
         <w:pStyle w:val="script"/>
       </w:pPr>
@@ -12432,7 +12450,7 @@
         <w:t xml:space="preserve"> As within the economic structure, </w:t>
       </w:r>
     </w:p>
-    <w:p>
+    <w:p xmlns:wp14="http://schemas.microsoft.com/office/word/2010/wordml" wp14:textId="77777777">
       <w:pPr>
         <w:pStyle w:val="script"/>
       </w:pPr>
@@ -12457,7 +12475,7 @@
         <w:t xml:space="preserve"> when you say we, who, who, who is the we </w:t>
       </w:r>
     </w:p>
-    <w:p>
+    <w:p xmlns:wp14="http://schemas.microsoft.com/office/word/2010/wordml" wp14:textId="77777777">
       <w:pPr>
         <w:pStyle w:val="script"/>
       </w:pPr>
@@ -12482,7 +12500,7 @@
         <w:t xml:space="preserve"> collectively. Okay. All of us. I mean, you know, in </w:t>
       </w:r>
     </w:p>
-    <w:p>
+    <w:p xmlns:wp14="http://schemas.microsoft.com/office/word/2010/wordml" wp14:textId="77777777">
       <w:pPr>
         <w:pStyle w:val="script"/>
       </w:pPr>
@@ -12507,7 +12525,7 @@
         <w:t xml:space="preserve"> the form of attacks or just in the </w:t>
       </w:r>
     </w:p>
-    <w:p>
+    <w:p xmlns:wp14="http://schemas.microsoft.com/office/word/2010/wordml" wp14:textId="77777777">
       <w:pPr>
         <w:pStyle w:val="script"/>
       </w:pPr>
@@ -12532,7 +12550,7 @@
         <w:t xml:space="preserve"> form of, well, I mean, I just think that cost will come through.</w:t>
       </w:r>
     </w:p>
-    <w:p>
+    <w:p xmlns:wp14="http://schemas.microsoft.com/office/word/2010/wordml" wp14:textId="77777777">
       <w:pPr>
         <w:pStyle w:val="script"/>
       </w:pPr>
@@ -12557,7 +12575,7 @@
         <w:t xml:space="preserve"> Okay. </w:t>
       </w:r>
     </w:p>
-    <w:p>
+    <w:p xmlns:wp14="http://schemas.microsoft.com/office/word/2010/wordml" wp14:textId="77777777">
       <w:pPr>
         <w:pStyle w:val="script"/>
       </w:pPr>
@@ -12582,7 +12600,7 @@
         <w:t xml:space="preserve"> I mean, I think it, it is gonna be an increase in cost. </w:t>
       </w:r>
     </w:p>
-    <w:p>
+    <w:p xmlns:wp14="http://schemas.microsoft.com/office/word/2010/wordml" wp14:textId="77777777">
       <w:pPr>
         <w:pStyle w:val="script"/>
       </w:pPr>
@@ -12607,7 +12625,7 @@
         <w:t xml:space="preserve"> Mm-hmm. </w:t>
       </w:r>
     </w:p>
-    <w:p>
+    <w:p xmlns:wp14="http://schemas.microsoft.com/office/word/2010/wordml" wp14:textId="77777777">
       <w:pPr>
         <w:pStyle w:val="script"/>
       </w:pPr>
@@ -12632,7 +12650,7 @@
         <w:t xml:space="preserve"> Uh, you know, it will cost more. For example, uh, if you're paying. Farmer for the carbon dioxide that they are taking out of the atmosphere. That's a cost that wasn't previously being paid. </w:t>
       </w:r>
     </w:p>
-    <w:p>
+    <w:p xmlns:wp14="http://schemas.microsoft.com/office/word/2010/wordml" wp14:textId="77777777">
       <w:pPr>
         <w:pStyle w:val="script"/>
       </w:pPr>
@@ -12657,7 +12675,7 @@
         <w:t xml:space="preserve"> Right. </w:t>
       </w:r>
     </w:p>
-    <w:p>
+    <w:p xmlns:wp14="http://schemas.microsoft.com/office/word/2010/wordml" wp14:textId="77777777">
       <w:pPr>
         <w:pStyle w:val="script"/>
       </w:pPr>
@@ -12691,7 +12709,7 @@
         <w:t xml:space="preserve"> you know, arguably it was a oversight of our economic structure.</w:t>
       </w:r>
     </w:p>
-    <w:p>
+    <w:p xmlns:wp14="http://schemas.microsoft.com/office/word/2010/wordml" wp14:textId="77777777">
       <w:pPr>
         <w:pStyle w:val="script"/>
       </w:pPr>
@@ -12716,7 +12734,7 @@
         <w:t xml:space="preserve"> Mm-hmm. </w:t>
       </w:r>
     </w:p>
-    <w:p>
+    <w:p xmlns:wp14="http://schemas.microsoft.com/office/word/2010/wordml" wp14:textId="77777777">
       <w:pPr>
         <w:pStyle w:val="script"/>
       </w:pPr>
@@ -12741,7 +12759,7 @@
         <w:t xml:space="preserve"> Uh, we're taking advantage of a private landowner. </w:t>
       </w:r>
     </w:p>
-    <w:p>
+    <w:p xmlns:wp14="http://schemas.microsoft.com/office/word/2010/wordml" wp14:textId="77777777">
       <w:pPr>
         <w:pStyle w:val="script"/>
       </w:pPr>
@@ -12766,7 +12784,7 @@
         <w:t xml:space="preserve"> Right. </w:t>
       </w:r>
     </w:p>
-    <w:p>
+    <w:p xmlns:wp14="http://schemas.microsoft.com/office/word/2010/wordml" wp14:textId="77777777">
       <w:pPr>
         <w:pStyle w:val="script"/>
       </w:pPr>
@@ -12791,7 +12809,7 @@
         <w:t xml:space="preserve"> Uh, I don't think we should be, I think that we should be equalizing that. </w:t>
       </w:r>
     </w:p>
-    <w:p>
+    <w:p xmlns:wp14="http://schemas.microsoft.com/office/word/2010/wordml" wp14:textId="77777777">
       <w:pPr>
         <w:pStyle w:val="script"/>
       </w:pPr>
@@ -12816,7 +12834,7 @@
         <w:t xml:space="preserve"> Okay. </w:t>
       </w:r>
     </w:p>
-    <w:p>
+    <w:p xmlns:wp14="http://schemas.microsoft.com/office/word/2010/wordml" wp14:textId="77777777">
       <w:pPr>
         <w:pStyle w:val="script"/>
       </w:pPr>
@@ -12841,7 +12859,7 @@
         <w:t xml:space="preserve"> Now. I think that to do that in an overall sense across the globe </w:t>
       </w:r>
     </w:p>
-    <w:p>
+    <w:p xmlns:wp14="http://schemas.microsoft.com/office/word/2010/wordml" wp14:textId="77777777">
       <w:pPr>
         <w:pStyle w:val="script"/>
       </w:pPr>
@@ -12866,7 +12884,7 @@
         <w:t xml:space="preserve"> mm-hmm. </w:t>
       </w:r>
     </w:p>
-    <w:p>
+    <w:p xmlns:wp14="http://schemas.microsoft.com/office/word/2010/wordml" wp14:textId="77777777">
       <w:pPr>
         <w:pStyle w:val="script"/>
       </w:pPr>
@@ -12891,7 +12909,7 @@
         <w:t xml:space="preserve"> Uh, you know, would be a really interesting exercise. Uh, I think that's where we're headed.</w:t>
       </w:r>
     </w:p>
-    <w:p>
+    <w:p xmlns:wp14="http://schemas.microsoft.com/office/word/2010/wordml" wp14:textId="77777777">
       <w:pPr>
         <w:pStyle w:val="script"/>
       </w:pPr>
@@ -12916,7 +12934,7 @@
         <w:t xml:space="preserve"> Okay. </w:t>
       </w:r>
     </w:p>
-    <w:p>
+    <w:p xmlns:wp14="http://schemas.microsoft.com/office/word/2010/wordml" wp14:textId="77777777">
       <w:pPr>
         <w:pStyle w:val="script"/>
       </w:pPr>
@@ -12941,7 +12959,7 @@
         <w:t xml:space="preserve"> And, uh, and I think there'll be a lot of cash flow associated with that. Mm-hmm. </w:t>
       </w:r>
     </w:p>
-    <w:p>
+    <w:p xmlns:wp14="http://schemas.microsoft.com/office/word/2010/wordml" wp14:textId="77777777">
       <w:pPr>
         <w:pStyle w:val="script"/>
       </w:pPr>
@@ -12966,7 +12984,7 @@
         <w:t xml:space="preserve"> Because </w:t>
       </w:r>
     </w:p>
-    <w:p>
+    <w:p xmlns:wp14="http://schemas.microsoft.com/office/word/2010/wordml" wp14:textId="77777777">
       <w:pPr>
         <w:pStyle w:val="script"/>
       </w:pPr>
@@ -12991,7 +13009,7 @@
         <w:t xml:space="preserve"> we're not gonna protect this ecological resource that takes carbon dioxide out of that. We're not gonna protect it if we don't pay for it. </w:t>
       </w:r>
     </w:p>
-    <w:p>
+    <w:p xmlns:wp14="http://schemas.microsoft.com/office/word/2010/wordml" wp14:textId="77777777">
       <w:pPr>
         <w:pStyle w:val="script"/>
       </w:pPr>
@@ -13016,7 +13034,7 @@
         <w:t xml:space="preserve"> Right. </w:t>
       </w:r>
     </w:p>
-    <w:p>
+    <w:p xmlns:wp14="http://schemas.microsoft.com/office/word/2010/wordml" wp14:textId="77777777">
       <w:pPr>
         <w:pStyle w:val="script"/>
       </w:pPr>
@@ -13041,7 +13059,7 @@
         <w:t xml:space="preserve"> I mean, I think in the long term. Otherwise we'll cut it down and make money that way.</w:t>
       </w:r>
     </w:p>
-    <w:p>
+    <w:p xmlns:wp14="http://schemas.microsoft.com/office/word/2010/wordml" wp14:textId="77777777">
       <w:pPr>
         <w:pStyle w:val="script"/>
       </w:pPr>
@@ -13066,7 +13084,7 @@
         <w:t xml:space="preserve"> Right. </w:t>
       </w:r>
     </w:p>
-    <w:p>
+    <w:p xmlns:wp14="http://schemas.microsoft.com/office/word/2010/wordml" wp14:textId="77777777">
       <w:pPr>
         <w:pStyle w:val="script"/>
       </w:pPr>
@@ -13091,7 +13109,7 @@
         <w:t xml:space="preserve"> I mean, it's, it's about substituting sources of income mm-hmm. For societal needs. </w:t>
       </w:r>
     </w:p>
-    <w:p>
+    <w:p xmlns:wp14="http://schemas.microsoft.com/office/word/2010/wordml" wp14:textId="77777777">
       <w:pPr>
         <w:pStyle w:val="script"/>
       </w:pPr>
@@ -13116,7 +13134,7 @@
         <w:t xml:space="preserve"> Okay. </w:t>
       </w:r>
     </w:p>
-    <w:p>
+    <w:p xmlns:wp14="http://schemas.microsoft.com/office/word/2010/wordml" wp14:textId="77777777">
       <w:pPr>
         <w:pStyle w:val="script"/>
       </w:pPr>
@@ -13141,7 +13159,7 @@
         <w:t xml:space="preserve"> And that's what we ought to be paying for. And there may be things we're paying for we shouldn't be. </w:t>
       </w:r>
     </w:p>
-    <w:p>
+    <w:p xmlns:wp14="http://schemas.microsoft.com/office/word/2010/wordml" wp14:textId="77777777">
       <w:pPr>
         <w:pStyle w:val="script"/>
       </w:pPr>
@@ -13166,7 +13184,7 @@
         <w:t xml:space="preserve"> Okay. </w:t>
       </w:r>
     </w:p>
-    <w:p>
+    <w:p xmlns:wp14="http://schemas.microsoft.com/office/word/2010/wordml" wp14:textId="77777777">
       <w:pPr>
         <w:pStyle w:val="script"/>
       </w:pPr>
@@ -13191,7 +13209,7 @@
         <w:t xml:space="preserve"> And they, so I think products will supplant other products. </w:t>
       </w:r>
     </w:p>
-    <w:p>
+    <w:p xmlns:wp14="http://schemas.microsoft.com/office/word/2010/wordml" wp14:textId="77777777">
       <w:pPr>
         <w:pStyle w:val="script"/>
       </w:pPr>
@@ -13225,7 +13243,7 @@
         <w:t xml:space="preserve"> but the, the e word, right.</w:t>
       </w:r>
     </w:p>
-    <w:p>
+    <w:p xmlns:wp14="http://schemas.microsoft.com/office/word/2010/wordml" wp14:textId="77777777">
       <w:pPr>
         <w:pStyle w:val="script"/>
       </w:pPr>
@@ -13250,7 +13268,7 @@
         <w:t xml:space="preserve"> Evolution. Right. These things evolve. The things that we paid for in the twenties. I. Are definitely not the same things that we pay for today. So it's foolish to think that the system that we have today will just continue on in perpetuity. It will evolve. </w:t>
       </w:r>
     </w:p>
-    <w:p>
+    <w:p xmlns:wp14="http://schemas.microsoft.com/office/word/2010/wordml" wp14:textId="77777777">
       <w:pPr>
         <w:pStyle w:val="script"/>
       </w:pPr>
@@ -13275,7 +13293,7 @@
         <w:t xml:space="preserve"> And I think one of the things about people my age, I mean, I'm 77 now and so you know, a lot of people my age want things to go back to how they were when we were kids.</w:t>
       </w:r>
     </w:p>
-    <w:p>
+    <w:p xmlns:wp14="http://schemas.microsoft.com/office/word/2010/wordml" wp14:textId="77777777">
       <w:pPr>
         <w:pStyle w:val="script"/>
       </w:pPr>
@@ -13300,7 +13318,7 @@
         <w:t xml:space="preserve"> You know? </w:t>
       </w:r>
     </w:p>
-    <w:p>
+    <w:p xmlns:wp14="http://schemas.microsoft.com/office/word/2010/wordml" wp14:textId="77777777">
       <w:pPr>
         <w:pStyle w:val="script"/>
       </w:pPr>
@@ -13325,7 +13343,7 @@
         <w:t xml:space="preserve"> I think I'm getting there at my age too. Yeah, </w:t>
       </w:r>
     </w:p>
-    <w:p>
+    <w:p xmlns:wp14="http://schemas.microsoft.com/office/word/2010/wordml" wp14:textId="77777777">
       <w:pPr>
         <w:pStyle w:val="script"/>
       </w:pPr>
@@ -13350,7 +13368,7 @@
         <w:t xml:space="preserve"> man. </w:t>
       </w:r>
     </w:p>
-    <w:p>
+    <w:p xmlns:wp14="http://schemas.microsoft.com/office/word/2010/wordml" wp14:textId="77777777">
       <w:pPr>
         <w:pStyle w:val="script"/>
       </w:pPr>
@@ -13375,7 +13393,7 @@
         <w:t xml:space="preserve"> Like I listen to my kids' music, I'm like, that song </w:t>
       </w:r>
     </w:p>
-    <w:p>
+    <w:p xmlns:wp14="http://schemas.microsoft.com/office/word/2010/wordml" wp14:textId="77777777">
       <w:pPr>
         <w:pStyle w:val="script"/>
       </w:pPr>
@@ -13400,7 +13418,7 @@
         <w:t xml:space="preserve"> sucks. No, no. The music is probably the hardest thing of all to deal with, but, but you know, that's not. Where the future is. </w:t>
       </w:r>
     </w:p>
-    <w:p>
+    <w:p xmlns:wp14="http://schemas.microsoft.com/office/word/2010/wordml" wp14:textId="77777777">
       <w:pPr>
         <w:pStyle w:val="script"/>
       </w:pPr>
@@ -13425,7 +13443,7 @@
         <w:t xml:space="preserve"> Right. </w:t>
       </w:r>
     </w:p>
-    <w:p>
+    <w:p xmlns:wp14="http://schemas.microsoft.com/office/word/2010/wordml" wp14:textId="77777777">
       <w:pPr>
         <w:pStyle w:val="script"/>
       </w:pPr>
@@ -13450,7 +13468,7 @@
         <w:t xml:space="preserve"> The future isn't going back. Right. The future is going forward.</w:t>
       </w:r>
     </w:p>
-    <w:p>
+    <w:p xmlns:wp14="http://schemas.microsoft.com/office/word/2010/wordml" wp14:textId="77777777">
       <w:pPr>
         <w:pStyle w:val="script"/>
       </w:pPr>
@@ -13475,7 +13493,7 @@
         <w:t xml:space="preserve"> Right. </w:t>
       </w:r>
     </w:p>
-    <w:p>
+    <w:p xmlns:wp14="http://schemas.microsoft.com/office/word/2010/wordml" wp14:textId="77777777">
       <w:pPr>
         <w:pStyle w:val="script"/>
       </w:pPr>
@@ -13500,7 +13518,7 @@
         <w:t xml:space="preserve"> And you're gonna be living with a different future. And we were talking about insurance. Yeah. I don't know that home insurance is gonna be available in 10 years. It's getting </w:t>
       </w:r>
     </w:p>
-    <w:p>
+    <w:p xmlns:wp14="http://schemas.microsoft.com/office/word/2010/wordml" wp14:textId="77777777">
       <w:pPr>
         <w:pStyle w:val="script"/>
       </w:pPr>
@@ -13525,7 +13543,7 @@
         <w:t xml:space="preserve"> pretty hard in Florida, man. </w:t>
       </w:r>
     </w:p>
-    <w:p>
+    <w:p xmlns:wp14="http://schemas.microsoft.com/office/word/2010/wordml" wp14:textId="77777777">
       <w:pPr>
         <w:pStyle w:val="script"/>
       </w:pPr>
@@ -13550,7 +13568,7 @@
         <w:t xml:space="preserve"> Well, I mean, it's hard in Texas. I, you know, we're up in the hill country. We have a little cabin out in the country.</w:t>
       </w:r>
     </w:p>
-    <w:p>
+    <w:p xmlns:wp14="http://schemas.microsoft.com/office/word/2010/wordml" wp14:textId="77777777">
       <w:pPr>
         <w:pStyle w:val="script"/>
       </w:pPr>
@@ -13584,7 +13602,7 @@
         <w:t xml:space="preserve"> fire risk. Well, we hadn't had a fire up there lately, but </w:t>
       </w:r>
     </w:p>
-    <w:p>
+    <w:p xmlns:wp14="http://schemas.microsoft.com/office/word/2010/wordml" wp14:textId="77777777">
       <w:pPr>
         <w:pStyle w:val="script"/>
       </w:pPr>
@@ -13609,7 +13627,7 @@
         <w:t xml:space="preserve"> Right. </w:t>
       </w:r>
     </w:p>
-    <w:p>
+    <w:p xmlns:wp14="http://schemas.microsoft.com/office/word/2010/wordml" wp14:textId="77777777">
       <w:pPr>
         <w:pStyle w:val="script"/>
       </w:pPr>
@@ -13634,7 +13652,7 @@
         <w:t xml:space="preserve"> You know, they, you know, that company's just pulling out of that market. </w:t>
       </w:r>
     </w:p>
-    <w:p>
+    <w:p xmlns:wp14="http://schemas.microsoft.com/office/word/2010/wordml" wp14:textId="77777777">
       <w:pPr>
         <w:pStyle w:val="script"/>
       </w:pPr>
@@ -13659,7 +13677,7 @@
         <w:t xml:space="preserve"> Mm-hmm. </w:t>
       </w:r>
     </w:p>
-    <w:p>
+    <w:p xmlns:wp14="http://schemas.microsoft.com/office/word/2010/wordml" wp14:textId="77777777">
       <w:pPr>
         <w:pStyle w:val="script"/>
       </w:pPr>
@@ -13684,7 +13702,7 @@
         <w:t xml:space="preserve"> Uh, that's not California, I mean. Right. It's not, you know, it's not Florida with hurricane. </w:t>
       </w:r>
     </w:p>
-    <w:p>
+    <w:p xmlns:wp14="http://schemas.microsoft.com/office/word/2010/wordml" wp14:textId="77777777">
       <w:pPr>
         <w:pStyle w:val="script"/>
       </w:pPr>
@@ -13709,7 +13727,7 @@
         <w:t xml:space="preserve"> Right. </w:t>
       </w:r>
     </w:p>
-    <w:p>
+    <w:p xmlns:wp14="http://schemas.microsoft.com/office/word/2010/wordml" wp14:textId="77777777">
       <w:pPr>
         <w:pStyle w:val="script"/>
       </w:pPr>
@@ -13734,7 +13752,7 @@
         <w:t xml:space="preserve"> Uh, on the coast, I don't think that we're gonna be able to insure.</w:t>
       </w:r>
     </w:p>
-    <w:p>
+    <w:p xmlns:wp14="http://schemas.microsoft.com/office/word/2010/wordml" wp14:textId="77777777">
       <w:pPr>
         <w:pStyle w:val="script"/>
       </w:pPr>
@@ -13759,7 +13777,7 @@
         <w:t xml:space="preserve"> Mm-hmm. And I think the people that can self-insure Yeah. May be able to live there, but I think we'll see a migration inland. Away from the coast because you can't afford to live </w:t>
       </w:r>
     </w:p>
-    <w:p>
+    <w:p xmlns:wp14="http://schemas.microsoft.com/office/word/2010/wordml" wp14:textId="77777777">
       <w:pPr>
         <w:pStyle w:val="script"/>
       </w:pPr>
@@ -13784,7 +13802,7 @@
         <w:t xml:space="preserve"> Right. </w:t>
       </w:r>
     </w:p>
-    <w:p>
+    <w:p xmlns:wp14="http://schemas.microsoft.com/office/word/2010/wordml" wp14:textId="77777777">
       <w:pPr>
         <w:pStyle w:val="script"/>
       </w:pPr>
@@ -13809,7 +13827,7 @@
         <w:t xml:space="preserve"> With the risk that's coming. </w:t>
       </w:r>
     </w:p>
-    <w:p>
+    <w:p xmlns:wp14="http://schemas.microsoft.com/office/word/2010/wordml" wp14:textId="77777777">
       <w:pPr>
         <w:pStyle w:val="script"/>
       </w:pPr>
@@ -13834,7 +13852,7 @@
         <w:t xml:space="preserve"> Right. </w:t>
       </w:r>
     </w:p>
-    <w:p>
+    <w:p xmlns:wp14="http://schemas.microsoft.com/office/word/2010/wordml" wp14:textId="77777777">
       <w:pPr>
         <w:pStyle w:val="script"/>
       </w:pPr>
@@ -13859,7 +13877,7 @@
         <w:t xml:space="preserve"> That's a change. </w:t>
       </w:r>
     </w:p>
-    <w:p>
+    <w:p xmlns:wp14="http://schemas.microsoft.com/office/word/2010/wordml" wp14:textId="77777777">
       <w:pPr>
         <w:pStyle w:val="script"/>
       </w:pPr>
@@ -13884,7 +13902,7 @@
         <w:t xml:space="preserve"> Mm-hmm. </w:t>
       </w:r>
     </w:p>
-    <w:p>
+    <w:p xmlns:wp14="http://schemas.microsoft.com/office/word/2010/wordml" wp14:textId="77777777">
       <w:pPr>
         <w:pStyle w:val="script"/>
       </w:pPr>
@@ -13909,7 +13927,7 @@
         <w:t xml:space="preserve"> You know, I mean, but you know, we grew up when there were little shacks down on the coast and everybody went down and spent a weekend there.</w:t>
       </w:r>
     </w:p>
-    <w:p>
+    <w:p xmlns:wp14="http://schemas.microsoft.com/office/word/2010/wordml" wp14:textId="77777777">
       <w:pPr>
         <w:pStyle w:val="script"/>
       </w:pPr>
@@ -13934,7 +13952,7 @@
         <w:t xml:space="preserve"> Right. But nobody had a million dollar house down there. </w:t>
       </w:r>
     </w:p>
-    <w:p>
+    <w:p xmlns:wp14="http://schemas.microsoft.com/office/word/2010/wordml" wp14:textId="77777777">
       <w:pPr>
         <w:pStyle w:val="script"/>
       </w:pPr>
@@ -13959,7 +13977,7 @@
         <w:t xml:space="preserve"> That's the other thing. I mean, living in, in Ponte Vira where I live, um, you know, there's, there's some prominent roads, A one a being, you know? Mm-hmm. Very well known road, and you'll drive and you'll have. Four or five, just immaculate mansions. And then a house that was clearly built in like the fifties or sixties, right?</w:t>
       </w:r>
     </w:p>
-    <w:p>
+    <w:p xmlns:wp14="http://schemas.microsoft.com/office/word/2010/wordml" wp14:textId="77777777">
       <w:pPr>
         <w:pStyle w:val="script"/>
       </w:pPr>
@@ -13993,7 +14011,7 @@
         <w:t xml:space="preserve"> Um, and one of the things I think we don't necessarily take into account why I think that's relevant is people who can afford to live on the coasts will continue to live on the coast, right? They'll just be like, forget it, like it was self-insured. It's not a big deal.</w:t>
       </w:r>
     </w:p>
-    <w:p>
+    <w:p xmlns:wp14="http://schemas.microsoft.com/office/word/2010/wordml" wp14:textId="77777777">
       <w:pPr>
         <w:pStyle w:val="script"/>
       </w:pPr>
@@ -14018,7 +14036,7 @@
         <w:t xml:space="preserve"> People who are living there and who've, you know, grew up there and whose parents lived there, and frankly, whose grandparents either built the house or the house, they're being driven out predominantly because they just can't afford it. And so it's a great metaphor, or microcosm I should say, of when we have these policies in place, they tend to impact those who can least afford it the most.</w:t>
       </w:r>
     </w:p>
-    <w:p>
+    <w:p xmlns:wp14="http://schemas.microsoft.com/office/word/2010/wordml" wp14:textId="77777777">
       <w:pPr>
         <w:pStyle w:val="script"/>
       </w:pPr>
@@ -14043,7 +14061,7 @@
         <w:t xml:space="preserve"> And that's something particularly in the climate argument. I don't see the environmentalist like, get rid of oil and gas. It's like, well, okay, well you probably don't wanna do that because you have Africa and India. And if we just told them not to do that, it doesn't make any sense. </w:t>
       </w:r>
     </w:p>
-    <w:p>
+    <w:p xmlns:wp14="http://schemas.microsoft.com/office/word/2010/wordml" wp14:textId="77777777">
       <w:pPr>
         <w:pStyle w:val="script"/>
       </w:pPr>
@@ -14068,7 +14086,7 @@
         <w:t xml:space="preserve"> Even in the States, we've gotta think in that, you know, in terms of transition.</w:t>
       </w:r>
     </w:p>
-    <w:p>
+    <w:p xmlns:wp14="http://schemas.microsoft.com/office/word/2010/wordml" wp14:textId="77777777">
       <w:pPr>
         <w:pStyle w:val="script"/>
       </w:pPr>
@@ -14093,7 +14111,7 @@
         <w:t xml:space="preserve"> Yeah. </w:t>
       </w:r>
     </w:p>
-    <w:p>
+    <w:p xmlns:wp14="http://schemas.microsoft.com/office/word/2010/wordml" wp14:textId="77777777">
       <w:pPr>
         <w:pStyle w:val="script"/>
       </w:pPr>
@@ -14127,7 +14145,7 @@
         <w:t xml:space="preserve"> better, you know, we have less polluting, if you will, sources of energy in the future. </w:t>
       </w:r>
     </w:p>
-    <w:p>
+    <w:p xmlns:wp14="http://schemas.microsoft.com/office/word/2010/wordml" wp14:textId="77777777">
       <w:pPr>
         <w:pStyle w:val="script"/>
       </w:pPr>
@@ -14152,7 +14170,7 @@
         <w:t xml:space="preserve"> Mm-hmm. </w:t>
       </w:r>
     </w:p>
-    <w:p>
+    <w:p xmlns:wp14="http://schemas.microsoft.com/office/word/2010/wordml" wp14:textId="77777777">
       <w:pPr>
         <w:pStyle w:val="script"/>
       </w:pPr>
@@ -14177,7 +14195,7 @@
         <w:t xml:space="preserve"> But it, it's not gonna happen tomorrow. Right. And so. Just thinking in those terms would help everybody, I think. Mm-hmm. Just take a deep breath, you know, oil and gas, a deep breath, you know, you know, you're not going, you know, I, I'm not trying to eliminate you tomorrow.</w:t>
       </w:r>
     </w:p>
-    <w:p>
+    <w:p xmlns:wp14="http://schemas.microsoft.com/office/word/2010/wordml" wp14:textId="77777777">
       <w:pPr>
         <w:pStyle w:val="script"/>
       </w:pPr>
@@ -14202,7 +14220,7 @@
         <w:t xml:space="preserve"> Yeah. </w:t>
       </w:r>
     </w:p>
-    <w:p>
+    <w:p xmlns:wp14="http://schemas.microsoft.com/office/word/2010/wordml" wp14:textId="77777777">
       <w:pPr>
         <w:pStyle w:val="script"/>
       </w:pPr>
@@ -14227,7 +14245,7 @@
         <w:t xml:space="preserve"> But you're going to need to change, </w:t>
       </w:r>
     </w:p>
-    <w:p>
+    <w:p xmlns:wp14="http://schemas.microsoft.com/office/word/2010/wordml" wp14:textId="77777777">
       <w:pPr>
         <w:pStyle w:val="script"/>
       </w:pPr>
@@ -14252,7 +14270,7 @@
         <w:t xml:space="preserve"> right. </w:t>
       </w:r>
     </w:p>
-    <w:p>
+    <w:p xmlns:wp14="http://schemas.microsoft.com/office/word/2010/wordml" wp14:textId="77777777">
       <w:pPr>
         <w:pStyle w:val="script"/>
       </w:pPr>
@@ -14277,7 +14295,7 @@
         <w:t xml:space="preserve"> The way you've been doing business is not sustainable. </w:t>
       </w:r>
     </w:p>
-    <w:p>
+    <w:p xmlns:wp14="http://schemas.microsoft.com/office/word/2010/wordml" wp14:textId="77777777">
       <w:pPr>
         <w:pStyle w:val="script"/>
       </w:pPr>
@@ -14302,7 +14320,7 @@
         <w:t xml:space="preserve"> Mm-hmm. </w:t>
       </w:r>
     </w:p>
-    <w:p>
+    <w:p xmlns:wp14="http://schemas.microsoft.com/office/word/2010/wordml" wp14:textId="77777777">
       <w:pPr>
         <w:pStyle w:val="script"/>
       </w:pPr>
@@ -14327,7 +14345,7 @@
         <w:t xml:space="preserve"> Um, now there's a way for you to be sustainable. </w:t>
       </w:r>
     </w:p>
-    <w:p>
+    <w:p xmlns:wp14="http://schemas.microsoft.com/office/word/2010/wordml" wp14:textId="77777777">
       <w:pPr>
         <w:pStyle w:val="script"/>
       </w:pPr>
@@ -14352,7 +14370,7 @@
         <w:t xml:space="preserve"> Mm-hmm. </w:t>
       </w:r>
     </w:p>
-    <w:p>
+    <w:p xmlns:wp14="http://schemas.microsoft.com/office/word/2010/wordml" wp14:textId="77777777">
       <w:pPr>
         <w:pStyle w:val="script"/>
       </w:pPr>
@@ -14377,7 +14395,7 @@
         <w:t xml:space="preserve"> And you're gonna have to make those adaptations over time. Not by, not because of laws. </w:t>
       </w:r>
     </w:p>
-    <w:p>
+    <w:p xmlns:wp14="http://schemas.microsoft.com/office/word/2010/wordml" wp14:textId="77777777">
       <w:pPr>
         <w:pStyle w:val="script"/>
       </w:pPr>
@@ -14402,7 +14420,7 @@
         <w:t xml:space="preserve"> Mm-hmm. </w:t>
       </w:r>
     </w:p>
-    <w:p>
+    <w:p xmlns:wp14="http://schemas.microsoft.com/office/word/2010/wordml" wp14:textId="77777777">
       <w:pPr>
         <w:pStyle w:val="script"/>
       </w:pPr>
@@ -14427,7 +14445,7 @@
         <w:t xml:space="preserve"> But because the market is going to be headed that way.</w:t>
       </w:r>
     </w:p>
-    <w:p>
+    <w:p xmlns:wp14="http://schemas.microsoft.com/office/word/2010/wordml" wp14:textId="77777777">
       <w:pPr>
         <w:pStyle w:val="script"/>
       </w:pPr>
@@ -14452,7 +14470,7 @@
         <w:t xml:space="preserve"> Right. </w:t>
       </w:r>
     </w:p>
-    <w:p>
+    <w:p xmlns:wp14="http://schemas.microsoft.com/office/word/2010/wordml" wp14:textId="77777777">
       <w:pPr>
         <w:pStyle w:val="script"/>
       </w:pPr>
@@ -14477,7 +14495,7 @@
         <w:t xml:space="preserve"> You know, that is the message. </w:t>
       </w:r>
     </w:p>
-    <w:p>
+    <w:p xmlns:wp14="http://schemas.microsoft.com/office/word/2010/wordml" wp14:textId="77777777">
       <w:pPr>
         <w:pStyle w:val="script"/>
       </w:pPr>
@@ -14502,7 +14520,7 @@
         <w:t xml:space="preserve"> Yeah. </w:t>
       </w:r>
     </w:p>
-    <w:p>
+    <w:p xmlns:wp14="http://schemas.microsoft.com/office/word/2010/wordml" wp14:textId="77777777">
       <w:pPr>
         <w:pStyle w:val="script"/>
       </w:pPr>
@@ -14527,7 +14545,7 @@
         <w:t xml:space="preserve"> And I think the sooner that we get out of the paranoia of elimination </w:t>
       </w:r>
     </w:p>
-    <w:p>
+    <w:p xmlns:wp14="http://schemas.microsoft.com/office/word/2010/wordml" wp14:textId="77777777">
       <w:pPr>
         <w:pStyle w:val="script"/>
       </w:pPr>
@@ -14552,7 +14570,7 @@
         <w:t xml:space="preserve"> mm-hmm. </w:t>
       </w:r>
     </w:p>
-    <w:p>
+    <w:p xmlns:wp14="http://schemas.microsoft.com/office/word/2010/wordml" wp14:textId="77777777">
       <w:pPr>
         <w:pStyle w:val="script"/>
       </w:pPr>
@@ -14577,7 +14595,7 @@
         <w:t xml:space="preserve"> And just the fact we're going to have to transition, uh, I don't think anybody has a clear vision of where to. </w:t>
       </w:r>
     </w:p>
-    <w:p>
+    <w:p xmlns:wp14="http://schemas.microsoft.com/office/word/2010/wordml" wp14:textId="77777777">
       <w:pPr>
         <w:pStyle w:val="script"/>
       </w:pPr>
@@ -14602,7 +14620,7 @@
         <w:t xml:space="preserve"> Mm-hmm. </w:t>
       </w:r>
     </w:p>
-    <w:p>
+    <w:p xmlns:wp14="http://schemas.microsoft.com/office/word/2010/wordml" wp14:textId="77777777">
       <w:pPr>
         <w:pStyle w:val="script"/>
       </w:pPr>
@@ -14636,7 +14654,7 @@
         <w:t xml:space="preserve"> envisioning, not in terms of my vision versus your vision.</w:t>
       </w:r>
     </w:p>
-    <w:p>
+    <w:p xmlns:wp14="http://schemas.microsoft.com/office/word/2010/wordml" wp14:textId="77777777">
       <w:pPr>
         <w:pStyle w:val="script"/>
       </w:pPr>
@@ -14661,7 +14679,7 @@
         <w:t xml:space="preserve"> Collective envisioning. Right. I, I, I settled a lot of lawsuits in my time on the coast. </w:t>
       </w:r>
     </w:p>
-    <w:p>
+    <w:p xmlns:wp14="http://schemas.microsoft.com/office/word/2010/wordml" wp14:textId="77777777">
       <w:pPr>
         <w:pStyle w:val="script"/>
       </w:pPr>
@@ -14686,7 +14704,7 @@
         <w:t xml:space="preserve"> Okay. </w:t>
       </w:r>
     </w:p>
-    <w:p>
+    <w:p xmlns:wp14="http://schemas.microsoft.com/office/word/2010/wordml" wp14:textId="77777777">
       <w:pPr>
         <w:pStyle w:val="script"/>
       </w:pPr>
@@ -14711,7 +14729,7 @@
         <w:t xml:space="preserve"> I, um, I lost at the, uh, fifth Circuit on a huge case and ended up making a settlement after I lost. </w:t>
       </w:r>
     </w:p>
-    <w:p>
+    <w:p xmlns:wp14="http://schemas.microsoft.com/office/word/2010/wordml" wp14:textId="77777777">
       <w:pPr>
         <w:pStyle w:val="script"/>
       </w:pPr>
@@ -14736,7 +14754,7 @@
         <w:t xml:space="preserve"> Okay. </w:t>
       </w:r>
     </w:p>
-    <w:p>
+    <w:p xmlns:wp14="http://schemas.microsoft.com/office/word/2010/wordml" wp14:textId="77777777">
       <w:pPr>
         <w:pStyle w:val="script"/>
       </w:pPr>
@@ -14761,7 +14779,7 @@
         <w:t xml:space="preserve"> Um, I mean, you know, there are things that can, can out of intense opposition mm-hmm. That are middle ground positions that can move us forward.</w:t>
       </w:r>
     </w:p>
-    <w:p>
+    <w:p xmlns:wp14="http://schemas.microsoft.com/office/word/2010/wordml" wp14:textId="77777777">
       <w:pPr>
         <w:pStyle w:val="script"/>
       </w:pPr>
@@ -14786,7 +14804,7 @@
         <w:t xml:space="preserve"> It's just a, it's a question of intent. Right. Trying to find those things. And I think if we get away from almost the hatred of the two sides for each other </w:t>
       </w:r>
     </w:p>
-    <w:p>
+    <w:p xmlns:wp14="http://schemas.microsoft.com/office/word/2010/wordml" wp14:textId="77777777">
       <w:pPr>
         <w:pStyle w:val="script"/>
       </w:pPr>
@@ -14811,7 +14829,7 @@
         <w:t xml:space="preserve"> mm-hmm. </w:t>
       </w:r>
     </w:p>
-    <w:p>
+    <w:p xmlns:wp14="http://schemas.microsoft.com/office/word/2010/wordml" wp14:textId="77777777">
       <w:pPr>
         <w:pStyle w:val="script"/>
       </w:pPr>
@@ -14836,7 +14854,7 @@
         <w:t xml:space="preserve"> And more toward how do we move forward in partnership </w:t>
       </w:r>
     </w:p>
-    <w:p>
+    <w:p xmlns:wp14="http://schemas.microsoft.com/office/word/2010/wordml" wp14:textId="77777777">
       <w:pPr>
         <w:pStyle w:val="script"/>
       </w:pPr>
@@ -14861,7 +14879,7 @@
         <w:t xml:space="preserve"> mm-hmm. </w:t>
       </w:r>
     </w:p>
-    <w:p>
+    <w:p xmlns:wp14="http://schemas.microsoft.com/office/word/2010/wordml" wp14:textId="77777777">
       <w:pPr>
         <w:pStyle w:val="script"/>
       </w:pPr>
@@ -14886,7 +14904,7 @@
         <w:t xml:space="preserve"> And the Earth is a partner in that. </w:t>
       </w:r>
     </w:p>
-    <w:p>
+    <w:p xmlns:wp14="http://schemas.microsoft.com/office/word/2010/wordml" wp14:textId="77777777">
       <w:pPr>
         <w:pStyle w:val="script"/>
       </w:pPr>
@@ -14911,7 +14929,7 @@
         <w:t xml:space="preserve"> Right. </w:t>
       </w:r>
     </w:p>
-    <w:p>
+    <w:p xmlns:wp14="http://schemas.microsoft.com/office/word/2010/wordml" wp14:textId="77777777">
       <w:pPr>
         <w:pStyle w:val="script"/>
       </w:pPr>
@@ -14936,7 +14954,7 @@
         <w:t xml:space="preserve"> And thinking in those terms, we're, we, we don't have that conversation right now.</w:t>
       </w:r>
     </w:p>
-    <w:p>
+    <w:p xmlns:wp14="http://schemas.microsoft.com/office/word/2010/wordml" wp14:textId="77777777">
       <w:pPr>
         <w:pStyle w:val="script"/>
       </w:pPr>
@@ -14970,7 +14988,7 @@
         <w:t xml:space="preserve"> </w:t>
       </w:r>
     </w:p>
-    <w:p>
+    <w:p xmlns:wp14="http://schemas.microsoft.com/office/word/2010/wordml" wp14:textId="77777777">
       <w:pPr>
         <w:pStyle w:val="script"/>
       </w:pPr>
@@ -14995,7 +15013,7 @@
         <w:t xml:space="preserve"> We covered a ton of ground, my friend. Um, I'm not gonna let you off without a final question. Give me the lawsuit that you ran. Point on that is by far the, the best story.</w:t>
       </w:r>
     </w:p>
-    <w:p>
+    <w:p xmlns:wp14="http://schemas.microsoft.com/office/word/2010/wordml" wp14:textId="77777777">
       <w:pPr>
         <w:pStyle w:val="script"/>
       </w:pPr>
@@ -15020,7 +15038,7 @@
         <w:t xml:space="preserve"> Like what is the best anecdote you have from a lawsuit? </w:t>
       </w:r>
     </w:p>
-    <w:p>
+    <w:p xmlns:wp14="http://schemas.microsoft.com/office/word/2010/wordml" wp14:textId="77777777">
       <w:pPr>
         <w:pStyle w:val="script"/>
       </w:pPr>
@@ -15045,7 +15063,7 @@
         <w:t xml:space="preserve"> Well, actually I'm, I'm gonna give a presentation over at Rice later today. Okay. And I'm gonna be talking about, I did a lot of, uh, volunteer work. Mm-hmm. I, I did a lot of pro bono work in my career. </w:t>
       </w:r>
     </w:p>
-    <w:p>
+    <w:p xmlns:wp14="http://schemas.microsoft.com/office/word/2010/wordml" wp14:textId="77777777">
       <w:pPr>
         <w:pStyle w:val="script"/>
       </w:pPr>
@@ -15070,7 +15088,7 @@
         <w:t xml:space="preserve"> Mm-hmm. </w:t>
       </w:r>
     </w:p>
-    <w:p>
+    <w:p xmlns:wp14="http://schemas.microsoft.com/office/word/2010/wordml" wp14:textId="77777777">
       <w:pPr>
         <w:pStyle w:val="script"/>
       </w:pPr>
@@ -15095,7 +15113,7 @@
         <w:t xml:space="preserve"> And, um, and one of those up, there's two stories coming out.</w:t>
       </w:r>
     </w:p>
-    <w:p>
+    <w:p xmlns:wp14="http://schemas.microsoft.com/office/word/2010/wordml" wp14:textId="77777777">
       <w:pPr>
         <w:pStyle w:val="script"/>
       </w:pPr>
@@ -15120,7 +15138,7 @@
         <w:t xml:space="preserve"> One of it's, um. Many of the people I did pro bono work for, I mean, I say pro bono, I've tried to get at least some fee of some sort. Yeah. And I was rep, I was representing the Little Mexico section of Rosenberg, Texas. Okay. And, uh, this, uh, wonderful client, um, she was just the, the sweetest lady you've ever met.</w:t>
       </w:r>
     </w:p>
-    <w:p>
+    <w:p xmlns:wp14="http://schemas.microsoft.com/office/word/2010/wordml" wp14:textId="77777777">
       <w:pPr>
         <w:pStyle w:val="script"/>
       </w:pPr>
@@ -15154,7 +15172,7 @@
         <w:t xml:space="preserve"> </w:t>
       </w:r>
     </w:p>
-    <w:p>
+    <w:p xmlns:wp14="http://schemas.microsoft.com/office/word/2010/wordml" wp14:textId="77777777">
       <w:pPr>
         <w:pStyle w:val="script"/>
       </w:pPr>
@@ -15179,7 +15197,7 @@
         <w:t xml:space="preserve"> Oh my God. </w:t>
       </w:r>
     </w:p>
-    <w:p>
+    <w:p xmlns:wp14="http://schemas.microsoft.com/office/word/2010/wordml" wp14:textId="77777777">
       <w:pPr>
         <w:pStyle w:val="script"/>
       </w:pPr>
@@ -15204,7 +15222,7 @@
         <w:t xml:space="preserve"> And you sit there and go, whoa. You know, and I mean, and she had mobilized the neighborhood </w:t>
       </w:r>
     </w:p>
-    <w:p>
+    <w:p xmlns:wp14="http://schemas.microsoft.com/office/word/2010/wordml" wp14:textId="77777777">
       <w:pPr>
         <w:pStyle w:val="script"/>
       </w:pPr>
@@ -15229,7 +15247,7 @@
         <w:t xml:space="preserve"> Uhhuh </w:t>
       </w:r>
     </w:p>
-    <w:p>
+    <w:p xmlns:wp14="http://schemas.microsoft.com/office/word/2010/wordml" wp14:textId="77777777">
       <w:pPr>
         <w:pStyle w:val="script"/>
       </w:pPr>
@@ -15254,7 +15272,7 @@
         <w:t xml:space="preserve"> and you know, they, you know, we had an expert witness and we ended up shutting down the Fort Bend County Landfill.</w:t>
       </w:r>
     </w:p>
-    <w:p>
+    <w:p xmlns:wp14="http://schemas.microsoft.com/office/word/2010/wordml" wp14:textId="77777777">
       <w:pPr>
         <w:pStyle w:val="script"/>
       </w:pPr>
@@ -15279,7 +15297,7 @@
         <w:t xml:space="preserve"> Okay. </w:t>
       </w:r>
     </w:p>
-    <w:p>
+    <w:p xmlns:wp14="http://schemas.microsoft.com/office/word/2010/wordml" wp14:textId="77777777">
       <w:pPr>
         <w:pStyle w:val="script"/>
       </w:pPr>
@@ -15304,7 +15322,7 @@
         <w:t xml:space="preserve"> Which was, it was leaking methane gas. And a guy sat on a toilet and lit a cigarette one day and blew himself up and. Dang. And believe it or not, I had to argue with the state of Texas that that was a problem. </w:t>
       </w:r>
     </w:p>
-    <w:p>
+    <w:p xmlns:wp14="http://schemas.microsoft.com/office/word/2010/wordml" wp14:textId="77777777">
       <w:pPr>
         <w:pStyle w:val="script"/>
       </w:pPr>
@@ -15329,7 +15347,7 @@
         <w:t xml:space="preserve"> Yeah. </w:t>
       </w:r>
     </w:p>
-    <w:p>
+    <w:p xmlns:wp14="http://schemas.microsoft.com/office/word/2010/wordml" wp14:textId="77777777">
       <w:pPr>
         <w:pStyle w:val="script"/>
       </w:pPr>
@@ -15354,7 +15372,7 @@
         <w:t xml:space="preserve"> Um, but I mean, so we shut the landfill down, but I mean, and so we had a good result.</w:t>
       </w:r>
     </w:p>
-    <w:p>
+    <w:p xmlns:wp14="http://schemas.microsoft.com/office/word/2010/wordml" wp14:textId="77777777">
       <w:pPr>
         <w:pStyle w:val="script"/>
       </w:pPr>
@@ -15379,7 +15397,7 @@
         <w:t xml:space="preserve"> Talk about how times have changed. I don't know anyone that's smoking while they're on the toilet. </w:t>
       </w:r>
     </w:p>
-    <w:p>
+    <w:p xmlns:wp14="http://schemas.microsoft.com/office/word/2010/wordml" wp14:textId="77777777">
       <w:pPr>
         <w:pStyle w:val="script"/>
       </w:pPr>
@@ -15404,7 +15422,7 @@
         <w:t xml:space="preserve"> Well, that's right. You know, that was a throwback. But the other one that was really interesting is, um, my client was a activist in a, um, African American community. </w:t>
       </w:r>
     </w:p>
-    <w:p>
+    <w:p xmlns:wp14="http://schemas.microsoft.com/office/word/2010/wordml" wp14:textId="77777777">
       <w:pPr>
         <w:pStyle w:val="script"/>
       </w:pPr>
@@ -15429,7 +15447,7 @@
         <w:t xml:space="preserve"> Okay. </w:t>
       </w:r>
     </w:p>
-    <w:p>
+    <w:p xmlns:wp14="http://schemas.microsoft.com/office/word/2010/wordml" wp14:textId="77777777">
       <w:pPr>
         <w:pStyle w:val="script"/>
       </w:pPr>
@@ -15454,7 +15472,7 @@
         <w:t xml:space="preserve"> And he had come in, come back from the West coast.</w:t>
       </w:r>
     </w:p>
-    <w:p>
+    <w:p xmlns:wp14="http://schemas.microsoft.com/office/word/2010/wordml" wp14:textId="77777777">
       <w:pPr>
         <w:pStyle w:val="script"/>
       </w:pPr>
@@ -15488,7 +15506,7 @@
         <w:t xml:space="preserve"> that's what he's telling everybody. We're not sure what we think. If he can produce a Screen Actor's Guild card, we'll talk.</w:t>
       </w:r>
     </w:p>
-    <w:p>
+    <w:p xmlns:wp14="http://schemas.microsoft.com/office/word/2010/wordml" wp14:textId="77777777">
       <w:pPr>
         <w:pStyle w:val="script"/>
       </w:pPr>
@@ -15513,7 +15531,7 @@
         <w:t xml:space="preserve"> Okay. </w:t>
       </w:r>
     </w:p>
-    <w:p>
+    <w:p xmlns:wp14="http://schemas.microsoft.com/office/word/2010/wordml" wp14:textId="77777777">
       <w:pPr>
         <w:pStyle w:val="script"/>
       </w:pPr>
@@ -15538,7 +15556,7 @@
         <w:t xml:space="preserve"> And so I asked him, you know, 'cause you could take offense at that if you know, you know. Hilton, can you, you know, were you willing to show 'em your SAG card? </w:t>
       </w:r>
     </w:p>
-    <w:p>
+    <w:p xmlns:wp14="http://schemas.microsoft.com/office/word/2010/wordml" wp14:textId="77777777">
       <w:pPr>
         <w:pStyle w:val="script"/>
       </w:pPr>
@@ -15563,7 +15581,7 @@
         <w:t xml:space="preserve"> Yeah. </w:t>
       </w:r>
     </w:p>
-    <w:p>
+    <w:p xmlns:wp14="http://schemas.microsoft.com/office/word/2010/wordml" wp14:textId="77777777">
       <w:pPr>
         <w:pStyle w:val="script"/>
       </w:pPr>
@@ -15588,7 +15606,7 @@
         <w:t xml:space="preserve"> Oh sure. I'm happy to do that. Showed it. We sat down and made a deal. </w:t>
       </w:r>
     </w:p>
-    <w:p>
+    <w:p xmlns:wp14="http://schemas.microsoft.com/office/word/2010/wordml" wp14:textId="77777777">
       <w:pPr>
         <w:pStyle w:val="script"/>
       </w:pPr>
@@ -15613,7 +15631,7 @@
         <w:t xml:space="preserve"> That was, that was the determining catalyst is whether or not he was in the screen </w:t>
       </w:r>
     </w:p>
-    <w:p>
+    <w:p xmlns:wp14="http://schemas.microsoft.com/office/word/2010/wordml" wp14:textId="77777777">
       <w:pPr>
         <w:pStyle w:val="script"/>
       </w:pPr>
@@ -15638,7 +15656,7 @@
         <w:t xml:space="preserve"> actors film.</w:t>
       </w:r>
     </w:p>
-    <w:p>
+    <w:p xmlns:wp14="http://schemas.microsoft.com/office/word/2010/wordml" wp14:textId="77777777">
       <w:pPr>
         <w:pStyle w:val="script"/>
       </w:pPr>
@@ -15663,7 +15681,7 @@
         <w:t xml:space="preserve"> It was a truth check. It was, you know, it was sort of just getting over that hump. </w:t>
       </w:r>
     </w:p>
-    <w:p>
+    <w:p xmlns:wp14="http://schemas.microsoft.com/office/word/2010/wordml" wp14:textId="77777777">
       <w:pPr>
         <w:pStyle w:val="script"/>
       </w:pPr>
@@ -15688,7 +15706,7 @@
         <w:t xml:space="preserve"> Right. </w:t>
       </w:r>
     </w:p>
-    <w:p>
+    <w:p xmlns:wp14="http://schemas.microsoft.com/office/word/2010/wordml" wp14:textId="77777777">
       <w:pPr>
         <w:pStyle w:val="script"/>
       </w:pPr>
@@ -15713,7 +15731,7 @@
         <w:t xml:space="preserve"> And it's the type of thing that some people might have taken a offense. They don't trust me. Yeah. They think they calling me a liar. </w:t>
       </w:r>
     </w:p>
-    <w:p>
+    <w:p xmlns:wp14="http://schemas.microsoft.com/office/word/2010/wordml" wp14:textId="77777777">
       <w:pPr>
         <w:pStyle w:val="script"/>
       </w:pPr>
@@ -15738,7 +15756,7 @@
         <w:t xml:space="preserve"> Right. </w:t>
       </w:r>
     </w:p>
-    <w:p>
+    <w:p xmlns:wp14="http://schemas.microsoft.com/office/word/2010/wordml" wp14:textId="77777777">
       <w:pPr>
         <w:pStyle w:val="script"/>
       </w:pPr>
@@ -15763,7 +15781,7 @@
         <w:t xml:space="preserve"> No, you just get the damn card out and show it. </w:t>
       </w:r>
     </w:p>
-    <w:p>
+    <w:p xmlns:wp14="http://schemas.microsoft.com/office/word/2010/wordml" wp14:textId="77777777">
       <w:pPr>
         <w:pStyle w:val="script"/>
       </w:pPr>
@@ -15788,7 +15806,7 @@
         <w:t xml:space="preserve"> Break open your wallet and here it's, </w:t>
       </w:r>
     </w:p>
-    <w:p>
+    <w:p xmlns:wp14="http://schemas.microsoft.com/office/word/2010/wordml" wp14:textId="77777777">
       <w:pPr>
         <w:pStyle w:val="script"/>
       </w:pPr>
@@ -15813,7 +15831,7 @@
         <w:t xml:space="preserve"> you know, open your wallet and you like, sure.</w:t>
       </w:r>
     </w:p>
-    <w:p>
+    <w:p xmlns:wp14="http://schemas.microsoft.com/office/word/2010/wordml" wp14:textId="77777777">
       <w:pPr>
         <w:pStyle w:val="script"/>
       </w:pPr>
@@ -15838,7 +15856,7 @@
         <w:t xml:space="preserve"> Here it's a card. </w:t>
       </w:r>
     </w:p>
-    <w:p>
+    <w:p xmlns:wp14="http://schemas.microsoft.com/office/word/2010/wordml" wp14:textId="77777777">
       <w:pPr>
         <w:pStyle w:val="script"/>
       </w:pPr>
@@ -15863,7 +15881,7 @@
         <w:t xml:space="preserve"> How many lawsuits in your career have you done? </w:t>
       </w:r>
     </w:p>
-    <w:p>
+    <w:p xmlns:wp14="http://schemas.microsoft.com/office/word/2010/wordml" wp14:textId="77777777">
       <w:pPr>
         <w:pStyle w:val="script"/>
       </w:pPr>
@@ -15897,7 +15915,7 @@
         <w:t xml:space="preserve"> probably settling the other 30%.</w:t>
       </w:r>
     </w:p>
-    <w:p>
+    <w:p xmlns:wp14="http://schemas.microsoft.com/office/word/2010/wordml" wp14:textId="77777777">
       <w:pPr>
         <w:pStyle w:val="script"/>
       </w:pPr>
@@ -15922,7 +15940,7 @@
         <w:t xml:space="preserve"> Okay. </w:t>
       </w:r>
     </w:p>
-    <w:p>
+    <w:p xmlns:wp14="http://schemas.microsoft.com/office/word/2010/wordml" wp14:textId="77777777">
       <w:pPr>
         <w:pStyle w:val="script"/>
       </w:pPr>
@@ -15947,7 +15965,7 @@
         <w:t xml:space="preserve"> Flat out losing 20% maybe. Okay. Four or </w:t>
       </w:r>
     </w:p>
-    <w:p>
+    <w:p xmlns:wp14="http://schemas.microsoft.com/office/word/2010/wordml" wp14:textId="77777777">
       <w:pPr>
         <w:pStyle w:val="script"/>
       </w:pPr>
@@ -15972,7 +15990,7 @@
         <w:t xml:space="preserve"> five ain't bad. </w:t>
       </w:r>
     </w:p>
-    <w:p>
+    <w:p xmlns:wp14="http://schemas.microsoft.com/office/word/2010/wordml" wp14:textId="77777777">
       <w:pPr>
         <w:pStyle w:val="script"/>
       </w:pPr>
@@ -15997,7 +16015,7 @@
         <w:t xml:space="preserve"> No, no, but you know, you. Lawyers that don't lose cases are not taking hard cases. I can tell you that. </w:t>
       </w:r>
     </w:p>
-    <w:p>
+    <w:p xmlns:wp14="http://schemas.microsoft.com/office/word/2010/wordml" wp14:textId="77777777">
       <w:pPr>
         <w:pStyle w:val="script"/>
       </w:pPr>
@@ -16022,7 +16040,7 @@
         <w:t xml:space="preserve"> They're game in the </w:t>
       </w:r>
     </w:p>
-    <w:p>
+    <w:p xmlns:wp14="http://schemas.microsoft.com/office/word/2010/wordml" wp14:textId="77777777">
       <w:pPr>
         <w:pStyle w:val="script"/>
       </w:pPr>
@@ -16047,7 +16065,7 @@
         <w:t xml:space="preserve"> system. They're game, you know, you can pick and choose your cases. That's right. And you can, but no, I had good results. Uh, but I had a great set of scientists I worked with.</w:t>
       </w:r>
     </w:p>
-    <w:p>
+    <w:p xmlns:wp14="http://schemas.microsoft.com/office/word/2010/wordml" wp14:textId="77777777">
       <w:pPr>
         <w:pStyle w:val="script"/>
       </w:pPr>
@@ -16072,7 +16090,7 @@
         <w:t xml:space="preserve"> Mm-hmm. I mean, I was a much, I'm a much better scientist than I am a lawyer. I learned to be a trial lawyer 'cause I had to. </w:t>
       </w:r>
     </w:p>
-    <w:p>
+    <w:p xmlns:wp14="http://schemas.microsoft.com/office/word/2010/wordml" wp14:textId="77777777">
       <w:pPr>
         <w:pStyle w:val="script"/>
       </w:pPr>
@@ -16097,7 +16115,7 @@
         <w:t xml:space="preserve"> Yeah. </w:t>
       </w:r>
     </w:p>
-    <w:p>
+    <w:p xmlns:wp14="http://schemas.microsoft.com/office/word/2010/wordml" wp14:textId="77777777">
       <w:pPr>
         <w:pStyle w:val="script"/>
       </w:pPr>
@@ -16122,7 +16140,7 @@
         <w:t xml:space="preserve"> You can't tell somebody I'm gonna sue you and not be able to go to court. </w:t>
       </w:r>
     </w:p>
-    <w:p>
+    <w:p xmlns:wp14="http://schemas.microsoft.com/office/word/2010/wordml" wp14:textId="77777777">
       <w:pPr>
         <w:pStyle w:val="script"/>
       </w:pPr>
@@ -16147,7 +16165,7 @@
         <w:t xml:space="preserve"> Right. </w:t>
       </w:r>
     </w:p>
-    <w:p>
+    <w:p xmlns:wp14="http://schemas.microsoft.com/office/word/2010/wordml" wp14:textId="77777777">
       <w:pPr>
         <w:pStyle w:val="script"/>
       </w:pPr>
@@ -16172,7 +16190,7 @@
         <w:t xml:space="preserve"> And frankly, they gotta be worried you're gonna knock their head off. </w:t>
       </w:r>
     </w:p>
-    <w:p>
+    <w:p xmlns:wp14="http://schemas.microsoft.com/office/word/2010/wordml" wp14:textId="77777777">
       <w:pPr>
         <w:pStyle w:val="script"/>
       </w:pPr>
@@ -16197,7 +16215,7 @@
         <w:t xml:space="preserve"> Right. </w:t>
       </w:r>
     </w:p>
-    <w:p>
+    <w:p xmlns:wp14="http://schemas.microsoft.com/office/word/2010/wordml" wp14:textId="77777777">
       <w:pPr>
         <w:pStyle w:val="script"/>
       </w:pPr>
@@ -16222,7 +16240,7 @@
         <w:t xml:space="preserve"> If you can't do that, you're no threat.</w:t>
       </w:r>
     </w:p>
-    <w:p>
+    <w:p xmlns:wp14="http://schemas.microsoft.com/office/word/2010/wordml" wp14:textId="77777777">
       <w:pPr>
         <w:pStyle w:val="script"/>
       </w:pPr>
@@ -16247,7 +16265,7 @@
         <w:t xml:space="preserve"> Right. If you're not the pit bull and you're the poodle, there's not that </w:t>
       </w:r>
     </w:p>
-    <w:p>
+    <w:p xmlns:wp14="http://schemas.microsoft.com/office/word/2010/wordml" wp14:textId="77777777">
       <w:pPr>
         <w:pStyle w:val="script"/>
       </w:pPr>
@@ -16272,7 +16290,7 @@
         <w:t xml:space="preserve"> much intimidation type. That's right. The poodles don't do well in trial court. On the other hand, I worked with a lot of experts. </w:t>
       </w:r>
     </w:p>
-    <w:p>
+    <w:p xmlns:wp14="http://schemas.microsoft.com/office/word/2010/wordml" wp14:textId="77777777">
       <w:pPr>
         <w:pStyle w:val="script"/>
       </w:pPr>
@@ -16297,7 +16315,7 @@
         <w:t xml:space="preserve"> Okay. </w:t>
       </w:r>
     </w:p>
-    <w:p>
+    <w:p xmlns:wp14="http://schemas.microsoft.com/office/word/2010/wordml" wp14:textId="77777777">
       <w:pPr>
         <w:pStyle w:val="script"/>
       </w:pPr>
@@ -16322,7 +16340,7 @@
         <w:t xml:space="preserve"> And I would say my success was because I had wonderful experts, Dr. HC Clark. </w:t>
       </w:r>
     </w:p>
-    <w:p>
+    <w:p xmlns:wp14="http://schemas.microsoft.com/office/word/2010/wordml" wp14:textId="77777777">
       <w:pPr>
         <w:pStyle w:val="script"/>
       </w:pPr>
@@ -16347,7 +16365,7 @@
         <w:t xml:space="preserve"> Mm-hmm. </w:t>
       </w:r>
     </w:p>
-    <w:p>
+    <w:p xmlns:wp14="http://schemas.microsoft.com/office/word/2010/wordml" wp14:textId="77777777">
       <w:pPr>
         <w:pStyle w:val="script"/>
       </w:pPr>
@@ -16372,7 +16390,7 @@
         <w:t xml:space="preserve"> Geophysicists used to teach at Rice.</w:t>
       </w:r>
     </w:p>
-    <w:p>
+    <w:p xmlns:wp14="http://schemas.microsoft.com/office/word/2010/wordml" wp14:textId="77777777">
       <w:pPr>
         <w:pStyle w:val="script"/>
       </w:pPr>
@@ -16406,7 +16424,7 @@
         <w:t xml:space="preserve"> a hydrologist over at Rice. </w:t>
       </w:r>
     </w:p>
-    <w:p>
+    <w:p xmlns:wp14="http://schemas.microsoft.com/office/word/2010/wordml" wp14:textId="77777777">
       <w:pPr>
         <w:pStyle w:val="script"/>
       </w:pPr>
@@ -16431,7 +16449,7 @@
         <w:t xml:space="preserve"> Okay. </w:t>
       </w:r>
     </w:p>
-    <w:p>
+    <w:p xmlns:wp14="http://schemas.microsoft.com/office/word/2010/wordml" wp14:textId="77777777">
       <w:pPr>
         <w:pStyle w:val="script"/>
       </w:pPr>
@@ -16456,7 +16474,7 @@
         <w:t xml:space="preserve"> You know, we, we had, uh, expert computer modelers that we would bring in on flood cases. Larry Dunbar is an expert. Phil Beatin's an expert on flood modeling. </w:t>
       </w:r>
     </w:p>
-    <w:p>
+    <w:p xmlns:wp14="http://schemas.microsoft.com/office/word/2010/wordml" wp14:textId="77777777">
       <w:pPr>
         <w:pStyle w:val="script"/>
       </w:pPr>
@@ -16481,7 +16499,7 @@
         <w:t xml:space="preserve"> Yeah, </w:t>
       </w:r>
     </w:p>
-    <w:p>
+    <w:p xmlns:wp14="http://schemas.microsoft.com/office/word/2010/wordml" wp14:textId="77777777">
       <w:pPr>
         <w:pStyle w:val="script"/>
       </w:pPr>
@@ -16506,7 +16524,7 @@
         <w:t xml:space="preserve"> on air modeling. I mean, you know, you have to be able to win on the science and environment.</w:t>
       </w:r>
     </w:p>
-    <w:p>
+    <w:p xmlns:wp14="http://schemas.microsoft.com/office/word/2010/wordml" wp14:textId="77777777">
       <w:pPr>
         <w:pStyle w:val="script"/>
       </w:pPr>
@@ -16514,7 +16532,7 @@
         <w:t xml:space="preserve">Mm-hmm. </w:t>
       </w:r>
     </w:p>
-    <w:p>
+    <w:p xmlns:wp14="http://schemas.microsoft.com/office/word/2010/wordml" wp14:textId="77777777">
       <w:pPr>
         <w:pStyle w:val="script"/>
       </w:pPr>
@@ -16539,7 +16557,7 @@
         <w:t xml:space="preserve"> Uh, you know, it is science. I mean, you know, this stuff, you know, is about science. And that was where I think I really excelled. </w:t>
       </w:r>
     </w:p>
-    <w:p>
+    <w:p xmlns:wp14="http://schemas.microsoft.com/office/word/2010/wordml" wp14:textId="77777777">
       <w:pPr>
         <w:pStyle w:val="script"/>
       </w:pPr>
@@ -16564,7 +16582,7 @@
         <w:t xml:space="preserve"> Mm-hmm. </w:t>
       </w:r>
     </w:p>
-    <w:p>
+    <w:p xmlns:wp14="http://schemas.microsoft.com/office/word/2010/wordml" wp14:textId="77777777">
       <w:pPr>
         <w:pStyle w:val="script"/>
       </w:pPr>
@@ -16589,7 +16607,7 @@
         <w:t xml:space="preserve"> I was probably best on cross-examination of experts. Okay. </w:t>
       </w:r>
     </w:p>
-    <w:p>
+    <w:p xmlns:wp14="http://schemas.microsoft.com/office/word/2010/wordml" wp14:textId="77777777">
       <w:pPr>
         <w:pStyle w:val="script"/>
       </w:pPr>
@@ -16614,7 +16632,7 @@
         <w:t xml:space="preserve"> Okay. </w:t>
       </w:r>
     </w:p>
-    <w:p>
+    <w:p xmlns:wp14="http://schemas.microsoft.com/office/word/2010/wordml" wp14:textId="77777777">
       <w:pPr>
         <w:pStyle w:val="script"/>
       </w:pPr>
@@ -16639,7 +16657,7 @@
         <w:t xml:space="preserve"> I, I love to catch lying experts. </w:t>
       </w:r>
     </w:p>
-    <w:p>
+    <w:p xmlns:wp14="http://schemas.microsoft.com/office/word/2010/wordml" wp14:textId="77777777">
       <w:pPr>
         <w:pStyle w:val="script"/>
       </w:pPr>
@@ -16664,7 +16682,7 @@
         <w:t xml:space="preserve"> Yeah. </w:t>
       </w:r>
     </w:p>
-    <w:p>
+    <w:p xmlns:wp14="http://schemas.microsoft.com/office/word/2010/wordml" wp14:textId="77777777">
       <w:pPr>
         <w:pStyle w:val="script"/>
       </w:pPr>
@@ -16689,7 +16707,7 @@
         <w:t xml:space="preserve"> And you can lie with computer models very easily. </w:t>
       </w:r>
     </w:p>
-    <w:p>
+    <w:p xmlns:wp14="http://schemas.microsoft.com/office/word/2010/wordml" wp14:textId="77777777">
       <w:pPr>
         <w:pStyle w:val="script"/>
       </w:pPr>
@@ -16714,7 +16732,7 @@
         <w:t xml:space="preserve"> Oh, I bet. </w:t>
       </w:r>
     </w:p>
-    <w:p>
+    <w:p xmlns:wp14="http://schemas.microsoft.com/office/word/2010/wordml" wp14:textId="77777777">
       <w:pPr>
         <w:pStyle w:val="script"/>
       </w:pPr>
@@ -16739,7 +16757,7 @@
         <w:t xml:space="preserve"> And so, you know, that was my, if I had a specialty, it was cross-examining computer modelers.</w:t>
       </w:r>
     </w:p>
-    <w:p>
+    <w:p xmlns:wp14="http://schemas.microsoft.com/office/word/2010/wordml" wp14:textId="77777777">
       <w:pPr>
         <w:pStyle w:val="script"/>
       </w:pPr>
@@ -16773,7 +16791,7 @@
         <w:t xml:space="preserve"> you've outlined, you have an environmentalist background.</w:t>
       </w:r>
     </w:p>
-    <w:p>
+    <w:p xmlns:wp14="http://schemas.microsoft.com/office/word/2010/wordml" wp14:textId="77777777">
       <w:pPr>
         <w:pStyle w:val="script"/>
       </w:pPr>
@@ -16798,7 +16816,7 @@
         <w:t xml:space="preserve"> And I think you've probably, I joke you probably sued every single one of my clients. </w:t>
       </w:r>
     </w:p>
-    <w:p>
+    <w:p xmlns:wp14="http://schemas.microsoft.com/office/word/2010/wordml" wp14:textId="77777777">
       <w:pPr>
         <w:pStyle w:val="script"/>
       </w:pPr>
@@ -16823,7 +16841,7 @@
         <w:t xml:space="preserve"> Well, and you know, the interesting thing, they're, most of 'em are working with me this year. Yeah. You know, I mean, the fact that I sued them, they, you know, you can sue in a way that is not vindictive. </w:t>
       </w:r>
     </w:p>
-    <w:p>
+    <w:p xmlns:wp14="http://schemas.microsoft.com/office/word/2010/wordml" wp14:textId="77777777">
       <w:pPr>
         <w:pStyle w:val="script"/>
       </w:pPr>
@@ -16848,7 +16866,7 @@
         <w:t xml:space="preserve"> Okay. </w:t>
       </w:r>
     </w:p>
-    <w:p>
+    <w:p xmlns:wp14="http://schemas.microsoft.com/office/word/2010/wordml" wp14:textId="77777777">
       <w:pPr>
         <w:pStyle w:val="script"/>
       </w:pPr>
@@ -16873,7 +16891,7 @@
         <w:t xml:space="preserve"> You can, you know, by golly, by you hurt some people.</w:t>
       </w:r>
     </w:p>
-    <w:p>
+    <w:p xmlns:wp14="http://schemas.microsoft.com/office/word/2010/wordml" wp14:textId="77777777">
       <w:pPr>
         <w:pStyle w:val="script"/>
       </w:pPr>
@@ -16898,7 +16916,7 @@
         <w:t xml:space="preserve"> Yeah. </w:t>
       </w:r>
     </w:p>
-    <w:p>
+    <w:p xmlns:wp14="http://schemas.microsoft.com/office/word/2010/wordml" wp14:textId="77777777">
       <w:pPr>
         <w:pStyle w:val="script"/>
       </w:pPr>
@@ -16923,7 +16941,7 @@
         <w:t xml:space="preserve"> You need to pay for it. </w:t>
       </w:r>
     </w:p>
-    <w:p>
+    <w:p xmlns:wp14="http://schemas.microsoft.com/office/word/2010/wordml" wp14:textId="77777777">
       <w:pPr>
         <w:pStyle w:val="script"/>
       </w:pPr>
@@ -16948,7 +16966,7 @@
         <w:t xml:space="preserve"> Right? </w:t>
       </w:r>
     </w:p>
-    <w:p>
+    <w:p xmlns:wp14="http://schemas.microsoft.com/office/word/2010/wordml" wp14:textId="77777777">
       <w:pPr>
         <w:pStyle w:val="script"/>
       </w:pPr>
@@ -16973,7 +16991,7 @@
         <w:t xml:space="preserve"> Let's talk about it. </w:t>
       </w:r>
     </w:p>
-    <w:p>
+    <w:p xmlns:wp14="http://schemas.microsoft.com/office/word/2010/wordml" wp14:textId="77777777">
       <w:pPr>
         <w:pStyle w:val="script"/>
       </w:pPr>
@@ -16998,7 +17016,7 @@
         <w:t xml:space="preserve"> Right. </w:t>
       </w:r>
     </w:p>
-    <w:p>
+    <w:p xmlns:wp14="http://schemas.microsoft.com/office/word/2010/wordml" wp14:textId="77777777">
       <w:pPr>
         <w:pStyle w:val="script"/>
       </w:pPr>
@@ -17023,7 +17041,7 @@
         <w:t xml:space="preserve"> Uh, you know, these people are scared for their lives. </w:t>
       </w:r>
     </w:p>
-    <w:p>
+    <w:p xmlns:wp14="http://schemas.microsoft.com/office/word/2010/wordml" wp14:textId="77777777">
       <w:pPr>
         <w:pStyle w:val="script"/>
       </w:pPr>
@@ -17048,7 +17066,7 @@
         <w:t xml:space="preserve"> Mm-hmm. </w:t>
       </w:r>
     </w:p>
-    <w:p>
+    <w:p xmlns:wp14="http://schemas.microsoft.com/office/word/2010/wordml" wp14:textId="77777777">
       <w:pPr>
         <w:pStyle w:val="script"/>
       </w:pPr>
@@ -17073,7 +17091,7 @@
         <w:t xml:space="preserve"> Let's talk about pollution, you know, what are you doing to reduce this stuff? And, you know, ultimately, first of all, I think they have to be worried that you can hurt 'em. </w:t>
       </w:r>
     </w:p>
-    <w:p>
+    <w:p xmlns:wp14="http://schemas.microsoft.com/office/word/2010/wordml" wp14:textId="77777777">
       <w:pPr>
         <w:pStyle w:val="script"/>
       </w:pPr>
@@ -17098,7 +17116,7 @@
         <w:t xml:space="preserve"> Right. </w:t>
       </w:r>
     </w:p>
-    <w:p>
+    <w:p xmlns:wp14="http://schemas.microsoft.com/office/word/2010/wordml" wp14:textId="77777777">
       <w:pPr>
         <w:pStyle w:val="script"/>
       </w:pPr>
@@ -17123,7 +17141,7 @@
         <w:t xml:space="preserve"> And then secondly, that you're willing to talk.</w:t>
       </w:r>
     </w:p>
-    <w:p>
+    <w:p xmlns:wp14="http://schemas.microsoft.com/office/word/2010/wordml" wp14:textId="77777777">
       <w:pPr>
         <w:pStyle w:val="script"/>
       </w:pPr>
@@ -17148,7 +17166,7 @@
         <w:t xml:space="preserve"> Mm-hmm. </w:t>
       </w:r>
     </w:p>
-    <w:p>
+    <w:p xmlns:wp14="http://schemas.microsoft.com/office/word/2010/wordml" wp14:textId="77777777">
       <w:pPr>
         <w:pStyle w:val="script"/>
       </w:pPr>
@@ -17173,7 +17191,7 @@
         <w:t xml:space="preserve"> And those are the two signals you have to have. </w:t>
       </w:r>
     </w:p>
-    <w:p>
+    <w:p xmlns:wp14="http://schemas.microsoft.com/office/word/2010/wordml" wp14:textId="77777777">
       <w:pPr>
         <w:pStyle w:val="script"/>
       </w:pPr>
@@ -17198,7 +17216,7 @@
         <w:t xml:space="preserve"> Right. </w:t>
       </w:r>
     </w:p>
-    <w:p>
+    <w:p xmlns:wp14="http://schemas.microsoft.com/office/word/2010/wordml" wp14:textId="77777777">
       <w:pPr>
         <w:pStyle w:val="script"/>
       </w:pPr>
@@ -17223,7 +17241,7 @@
         <w:t xml:space="preserve"> And there you can succeed with those two signals. </w:t>
       </w:r>
     </w:p>
-    <w:p>
+    <w:p xmlns:wp14="http://schemas.microsoft.com/office/word/2010/wordml" wp14:textId="77777777">
       <w:pPr>
         <w:pStyle w:val="script"/>
       </w:pPr>
@@ -17248,7 +17266,7 @@
         <w:t xml:space="preserve"> On that note, I mean words to Live by man, I thank you so much for coming in. We're gonna have to get you back on. Um, I'd </w:t>
       </w:r>
     </w:p>
-    <w:p>
+    <w:p xmlns:wp14="http://schemas.microsoft.com/office/word/2010/wordml" wp14:textId="77777777">
       <w:pPr>
         <w:pStyle w:val="script"/>
       </w:pPr>
@@ -17273,7 +17291,7 @@
         <w:t xml:space="preserve"> love to come back. </w:t>
       </w:r>
     </w:p>
-    <w:p>
+    <w:p xmlns:wp14="http://schemas.microsoft.com/office/word/2010/wordml" wp14:textId="77777777">
       <w:pPr>
         <w:pStyle w:val="script"/>
       </w:pPr>
@@ -17307,7 +17325,7 @@
         <w:t xml:space="preserve"> is the guy to talk to, um, and things that they're doing, there are nothing short of amazing.</w:t>
       </w:r>
     </w:p>
-    <w:p>
+    <w:p xmlns:wp14="http://schemas.microsoft.com/office/word/2010/wordml" wp14:textId="77777777">
       <w:pPr>
         <w:pStyle w:val="script"/>
       </w:pPr>
@@ -17332,7 +17350,7 @@
         <w:t xml:space="preserve"> So thank you very much for the time. Looking forward to when you come back on. </w:t>
       </w:r>
     </w:p>
-    <w:p>
+    <w:p xmlns:wp14="http://schemas.microsoft.com/office/word/2010/wordml" wp14:textId="77777777">
       <w:pPr>
         <w:pStyle w:val="script"/>
       </w:pPr>
@@ -17357,7 +17375,7 @@
         <w:t xml:space="preserve"> No, Dan, it's a pleasure. And you know, you've been so helpful to us at B Carbon as well, and I just want to thank you for that. </w:t>
       </w:r>
     </w:p>
-    <w:p>
+    <w:p xmlns:wp14="http://schemas.microsoft.com/office/word/2010/wordml" wp14:textId="77777777">
       <w:pPr>
         <w:pStyle w:val="script"/>
       </w:pPr>
@@ -17382,7 +17400,7 @@
         <w:t xml:space="preserve"> Appreciate that. </w:t>
       </w:r>
     </w:p>
-    <w:p>
+    <w:p xmlns:wp14="http://schemas.microsoft.com/office/word/2010/wordml" wp14:textId="77777777">
       <w:pPr>
         <w:pStyle w:val="script"/>
       </w:pPr>
@@ -17407,7 +17425,7 @@
         <w:t xml:space="preserve"> You bet, man. Thank </w:t>
       </w:r>
     </w:p>
-    <w:p>
+    <w:p xmlns:wp14="http://schemas.microsoft.com/office/word/2010/wordml" wp14:textId="77777777">
       <w:pPr>
         <w:pStyle w:val="script"/>
       </w:pPr>
@@ -17432,7 +17450,7 @@
         <w:t xml:space="preserve"> you sir. It's </w:t>
       </w:r>
     </w:p>
-    <w:p>
+    <w:p xmlns:wp14="http://schemas.microsoft.com/office/word/2010/wordml" wp14:textId="77777777">
       <w:pPr>
         <w:pStyle w:val="script"/>
       </w:pPr>
@@ -17457,7 +17475,7 @@
         <w:t xml:space="preserve"> always appreciated. Um. The fact that someone like yourself would talk to us was a real breakthrough about two years ago.</w:t>
       </w:r>
     </w:p>
-    <w:p>
+    <w:p xmlns:wp14="http://schemas.microsoft.com/office/word/2010/wordml" wp14:textId="77777777">
       <w:pPr>
         <w:pStyle w:val="script"/>
       </w:pPr>
@@ -17482,7 +17500,7 @@
         <w:t xml:space="preserve"> Love it. </w:t>
       </w:r>
     </w:p>
-    <w:p>
+    <w:p xmlns:wp14="http://schemas.microsoft.com/office/word/2010/wordml" wp14:textId="77777777">
       <w:pPr>
         <w:pStyle w:val="script"/>
       </w:pPr>
@@ -17512,92 +17530,16 @@
       <w:pgMar w:top="1440" w:right="1440" w:bottom="1440" w:left="1440" w:header="708" w:footer="708" w:gutter="0"/>
       <w:pgNumType/>
       <w:docGrid w:linePitch="360"/>
+      <w:cols w:num="1"/>
     </w:sectPr>
   </w:body>
 </w:document>
 </file>
 
-<file path=word/comments.xml><?xml version="1.0" encoding="utf-8"?>
-<w:comments xmlns:cx="http://schemas.microsoft.com/office/drawing/2014/chartex" xmlns:cx1="http://schemas.microsoft.com/office/drawing/2015/9/8/chartex" xmlns:cx2="http://schemas.microsoft.com/office/drawing/2015/10/21/chartex" xmlns:cx3="http://schemas.microsoft.com/office/drawing/2016/5/9/chartex" xmlns:cx4="http://schemas.microsoft.com/office/drawing/2016/5/10/chartex" xmlns:cx5="http://schemas.microsoft.com/office/drawing/2016/5/11/chartex" xmlns:cx6="http://schemas.microsoft.com/office/drawing/2016/5/12/chartex" xmlns:cx7="http://schemas.microsoft.com/office/drawing/2016/5/13/chartex" xmlns:cx8="http://schemas.microsoft.com/office/drawing/2016/5/14/chartex" xmlns:mc="http://schemas.openxmlformats.org/markup-compatibility/2006" xmlns:aink="http://schemas.microsoft.com/office/drawing/2016/ink" xmlns:am3d="http://schemas.microsoft.com/office/drawing/2017/model3d" xmlns:o="urn:schemas-microsoft-com:office:office" xmlns:r="http://schemas.openxmlformats.org/officeDocument/2006/relationships" xmlns:m="http://schemas.openxmlformats.org/officeDocument/2006/math" xmlns:v="urn:schemas-microsoft-com:vml" xmlns:wp14="http://schemas.microsoft.com/office/word/2010/wordprocessingDrawing" xmlns:wp="http://schemas.openxmlformats.org/drawingml/2006/wordprocessingDrawing" xmlns:w10="urn:schemas-microsoft-com:office:word" xmlns:w="http://schemas.openxmlformats.org/wordprocessingml/2006/main" xmlns:w14="http://schemas.microsoft.com/office/word/2010/wordml" xmlns:w15="http://schemas.microsoft.com/office/word/2012/wordml" xmlns:w16cex="http://schemas.microsoft.com/office/word/2018/wordml/cex" xmlns:w16cid="http://schemas.microsoft.com/office/word/2016/wordml/cid" xmlns:w16="http://schemas.microsoft.com/office/word/2018/wordml" xmlns:w16sdtdh="http://schemas.microsoft.com/office/word/2020/wordml/sdtdatahash" xmlns:w16se="http://schemas.microsoft.com/office/word/2015/wordml/symex" xmlns:wpg="http://schemas.microsoft.com/office/word/2010/wordprocessingGroup" xmlns:wpi="http://schemas.microsoft.com/office/word/2010/wordprocessingInk" xmlns:wne="http://schemas.microsoft.com/office/word/2006/wordml" xmlns:wps="http://schemas.microsoft.com/office/word/2010/wordprocessingShape"/>
-</file>
-
-<file path=word/endnotes.xml><?xml version="1.0" encoding="utf-8"?>
-<w:endnotes xmlns:wpc="http://schemas.microsoft.com/office/word/2010/wordprocessingCanvas" xmlns:mc="http://schemas.openxmlformats.org/markup-compatibility/2006" xmlns:o="urn:schemas-microsoft-com:office:office" xmlns:r="http://schemas.openxmlformats.org/officeDocument/2006/relationships" xmlns:m="http://schemas.openxmlformats.org/officeDocument/2006/math" xmlns:v="urn:schemas-microsoft-com:vml" xmlns:wp14="http://schemas.microsoft.com/office/word/2010/wordprocessingDrawing" xmlns:wp="http://schemas.openxmlformats.org/drawingml/2006/wordprocessingDrawing" xmlns:w10="urn:schemas-microsoft-com:office:word" xmlns:w="http://schemas.openxmlformats.org/wordprocessingml/2006/main" xmlns:w14="http://schemas.microsoft.com/office/word/2010/wordml" xmlns:w15="http://schemas.microsoft.com/office/word/2012/wordml" xmlns:wpg="http://schemas.microsoft.com/office/word/2010/wordprocessingGroup" xmlns:wpi="http://schemas.microsoft.com/office/word/2010/wordprocessingInk" xmlns:wne="http://schemas.microsoft.com/office/word/2006/wordml" xmlns:wps="http://schemas.microsoft.com/office/word/2010/wordprocessingShape" mc:Ignorable="w14 w15 wp14">
-  <w:endnote w:type="separator" w:id="-1">
-    <w:p>
-      <w:pPr>
-        <w:spacing w:after="0" w:line="240" w:lineRule="auto"/>
-      </w:pPr>
-      <w:r>
-        <w:rPr>
-          <w:rStyle w:val="EndnoteReference"/>
-        </w:rPr>
-        <w:endnoteRef/>
-      </w:r>
-      <w:r>
-        <w:separator/>
-      </w:r>
-    </w:p>
-  </w:endnote>
-  <w:endnote w:type="continuationSeparator" w:id="0">
-    <w:p>
-      <w:pPr>
-        <w:spacing w:after="0" w:line="240" w:lineRule="auto"/>
-      </w:pPr>
-      <w:r>
-        <w:rPr>
-          <w:rStyle w:val="EndnoteReference"/>
-        </w:rPr>
-        <w:endnoteRef/>
-      </w:r>
-      <w:r>
-        <w:continuationSeparator/>
-      </w:r>
-    </w:p>
-  </w:endnote>
-</w:endnotes>
-</file>
-
-<file path=word/footnotes.xml><?xml version="1.0" encoding="utf-8"?>
-<w:footnotes xmlns:wpc="http://schemas.microsoft.com/office/word/2010/wordprocessingCanvas" xmlns:mc="http://schemas.openxmlformats.org/markup-compatibility/2006" xmlns:o="urn:schemas-microsoft-com:office:office" xmlns:r="http://schemas.openxmlformats.org/officeDocument/2006/relationships" xmlns:m="http://schemas.openxmlformats.org/officeDocument/2006/math" xmlns:v="urn:schemas-microsoft-com:vml" xmlns:wp14="http://schemas.microsoft.com/office/word/2010/wordprocessingDrawing" xmlns:wp="http://schemas.openxmlformats.org/drawingml/2006/wordprocessingDrawing" xmlns:w10="urn:schemas-microsoft-com:office:word" xmlns:w="http://schemas.openxmlformats.org/wordprocessingml/2006/main" xmlns:w14="http://schemas.microsoft.com/office/word/2010/wordml" xmlns:w15="http://schemas.microsoft.com/office/word/2012/wordml" xmlns:wpg="http://schemas.microsoft.com/office/word/2010/wordprocessingGroup" xmlns:wpi="http://schemas.microsoft.com/office/word/2010/wordprocessingInk" xmlns:wne="http://schemas.microsoft.com/office/word/2006/wordml" xmlns:wps="http://schemas.microsoft.com/office/word/2010/wordprocessingShape" mc:Ignorable="w14 w15 wp14">
-  <w:footnote w:type="separator" w:id="-1">
-    <w:p>
-      <w:pPr>
-        <w:spacing w:after="0" w:line="240" w:lineRule="auto"/>
-      </w:pPr>
-      <w:r>
-        <w:rPr>
-          <w:rStyle w:val="FootnoteReference"/>
-        </w:rPr>
-        <w:footnoteRef/>
-      </w:r>
-      <w:r>
-        <w:separator/>
-      </w:r>
-    </w:p>
-  </w:footnote>
-  <w:footnote w:type="continuationSeparator" w:id="0">
-    <w:p>
-      <w:pPr>
-        <w:spacing w:after="0" w:line="240" w:lineRule="auto"/>
-      </w:pPr>
-      <w:r>
-        <w:rPr>
-          <w:rStyle w:val="FootnoteReference"/>
-        </w:rPr>
-        <w:footnoteRef/>
-      </w:r>
-      <w:r>
-        <w:continuationSeparator/>
-      </w:r>
-    </w:p>
-  </w:footnote>
-</w:footnotes>
-</file>
-
 <file path=word/numbering.xml><?xml version="1.0" encoding="utf-8"?>
 <w:numbering xmlns:wpc="http://schemas.microsoft.com/office/word/2010/wordprocessingCanvas" xmlns:mc="http://schemas.openxmlformats.org/markup-compatibility/2006" xmlns:o="urn:schemas-microsoft-com:office:office" xmlns:r="http://schemas.openxmlformats.org/officeDocument/2006/relationships" xmlns:m="http://schemas.openxmlformats.org/officeDocument/2006/math" xmlns:v="urn:schemas-microsoft-com:vml" xmlns:wp14="http://schemas.microsoft.com/office/word/2010/wordprocessingDrawing" xmlns:wp="http://schemas.openxmlformats.org/drawingml/2006/wordprocessingDrawing" xmlns:w10="urn:schemas-microsoft-com:office:word" xmlns:w="http://schemas.openxmlformats.org/wordprocessingml/2006/main" xmlns:w14="http://schemas.microsoft.com/office/word/2010/wordml" xmlns:w15="http://schemas.microsoft.com/office/word/2012/wordml" xmlns:wpg="http://schemas.microsoft.com/office/word/2010/wordprocessingGroup" xmlns:wpi="http://schemas.microsoft.com/office/word/2010/wordprocessingInk" xmlns:wne="http://schemas.microsoft.com/office/word/2006/wordml" xmlns:wps="http://schemas.microsoft.com/office/word/2010/wordprocessingShape" mc:Ignorable="w14 w15 wp14">
   <w:abstractNum w:abstractNumId="1" w15:restartNumberingAfterBreak="0">
+    <w:nsid w:val="206e9695"/>
     <w:multiLevelType w:val="hybridMultilevel"/>
     <w:lvl w:ilvl="0" w15:tentative="1">
       <w:start w:val="1"/>
@@ -17691,7 +17633,7 @@
 </file>
 
 <file path=word/styles.xml><?xml version="1.0" encoding="utf-8"?>
-<w:styles xmlns:mc="http://schemas.openxmlformats.org/markup-compatibility/2006" xmlns:r="http://schemas.openxmlformats.org/officeDocument/2006/relationships" xmlns:w="http://schemas.openxmlformats.org/wordprocessingml/2006/main" xmlns:w14="http://schemas.microsoft.com/office/word/2010/wordml" xmlns:w15="http://schemas.microsoft.com/office/word/2012/wordml" mc:Ignorable="w14 w15">
+<w:styles xmlns:wp14="http://schemas.microsoft.com/office/word/2010/wordprocessingDrawing" xmlns:mc="http://schemas.openxmlformats.org/markup-compatibility/2006" xmlns:r="http://schemas.openxmlformats.org/officeDocument/2006/relationships" xmlns:w="http://schemas.openxmlformats.org/wordprocessingml/2006/main" xmlns:w14="http://schemas.microsoft.com/office/word/2010/wordml" xmlns:w15="http://schemas.microsoft.com/office/word/2012/wordml" mc:Ignorable="w14 w15 wp14">
   <w:docDefaults>
     <w:rPrDefault/>
     <w:pPrDefault/>
@@ -17712,12 +17654,12 @@
     </w:rPr>
   </w:style>
   <w:style w:type="paragraph" w:styleId="Heading1">
-    <w:name w:val="Heading 1"/>
+    <w:name w:val="heading 1"/>
     <w:basedOn w:val="Normal"/>
     <w:next w:val="Normal"/>
     <w:qFormat/>
     <w:pPr>
-      <w:spacing w:after="260" w:before="120"/>
+      <w:spacing w:before="120" w:after="260"/>
     </w:pPr>
     <w:rPr>
       <w:b/>
@@ -17727,7 +17669,7 @@
     </w:rPr>
   </w:style>
   <w:style w:type="paragraph" w:styleId="Heading2">
-    <w:name w:val="Heading 2"/>
+    <w:name w:val="heading 2"/>
     <w:basedOn w:val="Normal"/>
     <w:next w:val="Normal"/>
     <w:qFormat/>
@@ -17738,7 +17680,7 @@
     </w:rPr>
   </w:style>
   <w:style w:type="paragraph" w:styleId="Heading3">
-    <w:name w:val="Heading 3"/>
+    <w:name w:val="heading 3"/>
     <w:basedOn w:val="Normal"/>
     <w:next w:val="Normal"/>
     <w:qFormat/>
@@ -17749,7 +17691,7 @@
     </w:rPr>
   </w:style>
   <w:style w:type="paragraph" w:styleId="Heading4">
-    <w:name w:val="Heading 4"/>
+    <w:name w:val="heading 4"/>
     <w:basedOn w:val="Normal"/>
     <w:next w:val="Normal"/>
     <w:qFormat/>
@@ -17760,7 +17702,7 @@
     </w:rPr>
   </w:style>
   <w:style w:type="paragraph" w:styleId="Heading5">
-    <w:name w:val="Heading 5"/>
+    <w:name w:val="heading 5"/>
     <w:basedOn w:val="Normal"/>
     <w:next w:val="Normal"/>
     <w:qFormat/>
@@ -17769,7 +17711,7 @@
     </w:rPr>
   </w:style>
   <w:style w:type="paragraph" w:styleId="Heading6">
-    <w:name w:val="Heading 6"/>
+    <w:name w:val="heading 6"/>
     <w:basedOn w:val="Normal"/>
     <w:next w:val="Normal"/>
     <w:qFormat/>
@@ -17887,4 +17829,284 @@
     </w:rPr>
   </w:style>
 </w:styles>
+</file>
+
+<file path=customXml/item1.xml><?xml version="1.0" encoding="utf-8"?>
+<ct:contentTypeSchema xmlns:ct="http://schemas.microsoft.com/office/2006/metadata/contentType" xmlns:ma="http://schemas.microsoft.com/office/2006/metadata/properties/metaAttributes" ct:_="" ma:_="" ma:contentTypeName="Document" ma:contentTypeID="0x0101009FA1A6C12D5787448B6C6587D08F2965" ma:contentTypeVersion="17" ma:contentTypeDescription="Create a new document." ma:contentTypeScope="" ma:versionID="f24f86ada7cafa22c6ab13bdb6555528">
+  <xsd:schema xmlns:xsd="http://www.w3.org/2001/XMLSchema" xmlns:xs="http://www.w3.org/2001/XMLSchema" xmlns:p="http://schemas.microsoft.com/office/2006/metadata/properties" xmlns:ns2="3352e729-ef3a-4ad2-a915-07867a2cbda9" xmlns:ns3="afa60c69-e8fd-4ab1-8c56-0fe28cc4c33c" targetNamespace="http://schemas.microsoft.com/office/2006/metadata/properties" ma:root="true" ma:fieldsID="7c8705d240f78acc5ebc3285b88b00f2" ns2:_="" ns3:_="">
+    <xsd:import namespace="3352e729-ef3a-4ad2-a915-07867a2cbda9"/>
+    <xsd:import namespace="afa60c69-e8fd-4ab1-8c56-0fe28cc4c33c"/>
+    <xsd:element name="properties">
+      <xsd:complexType>
+        <xsd:sequence>
+          <xsd:element name="documentManagement">
+            <xsd:complexType>
+              <xsd:all>
+                <xsd:element ref="ns2:SharedWithUsers" minOccurs="0"/>
+                <xsd:element ref="ns2:SharedWithDetails" minOccurs="0"/>
+                <xsd:element ref="ns3:MediaServiceMetadata" minOccurs="0"/>
+                <xsd:element ref="ns3:MediaServiceFastMetadata" minOccurs="0"/>
+                <xsd:element ref="ns3:lcf76f155ced4ddcb4097134ff3c332f" minOccurs="0"/>
+                <xsd:element ref="ns2:TaxCatchAll" minOccurs="0"/>
+                <xsd:element ref="ns3:MediaServiceGenerationTime" minOccurs="0"/>
+                <xsd:element ref="ns3:MediaServiceEventHashCode" minOccurs="0"/>
+                <xsd:element ref="ns3:MediaServiceOCR" minOccurs="0"/>
+                <xsd:element ref="ns3:MediaServiceDateTaken" minOccurs="0"/>
+                <xsd:element ref="ns3:MediaLengthInSeconds" minOccurs="0"/>
+                <xsd:element ref="ns3:MediaServiceObjectDetectorVersions" minOccurs="0"/>
+                <xsd:element ref="ns3:MediaServiceLocation" minOccurs="0"/>
+                <xsd:element ref="ns3:Ready" minOccurs="0"/>
+                <xsd:element ref="ns3:MediaServiceSearchProperties" minOccurs="0"/>
+                <xsd:element ref="ns3:MediaServiceBillingMetadata" minOccurs="0"/>
+              </xsd:all>
+            </xsd:complexType>
+          </xsd:element>
+        </xsd:sequence>
+      </xsd:complexType>
+    </xsd:element>
+  </xsd:schema>
+  <xsd:schema xmlns:xsd="http://www.w3.org/2001/XMLSchema" xmlns:xs="http://www.w3.org/2001/XMLSchema" xmlns:dms="http://schemas.microsoft.com/office/2006/documentManagement/types" xmlns:pc="http://schemas.microsoft.com/office/infopath/2007/PartnerControls" targetNamespace="3352e729-ef3a-4ad2-a915-07867a2cbda9" elementFormDefault="qualified">
+    <xsd:import namespace="http://schemas.microsoft.com/office/2006/documentManagement/types"/>
+    <xsd:import namespace="http://schemas.microsoft.com/office/infopath/2007/PartnerControls"/>
+    <xsd:element name="SharedWithUsers" ma:index="8" nillable="true" ma:displayName="Shared With" ma:internalName="SharedWithUsers" ma:readOnly="true">
+      <xsd:complexType>
+        <xsd:complexContent>
+          <xsd:extension base="dms:UserMulti">
+            <xsd:sequence>
+              <xsd:element name="UserInfo" minOccurs="0" maxOccurs="unbounded">
+                <xsd:complexType>
+                  <xsd:sequence>
+                    <xsd:element name="DisplayName" type="xsd:string" minOccurs="0"/>
+                    <xsd:element name="AccountId" type="dms:UserId" minOccurs="0" nillable="true"/>
+                    <xsd:element name="AccountType" type="xsd:string" minOccurs="0"/>
+                  </xsd:sequence>
+                </xsd:complexType>
+              </xsd:element>
+            </xsd:sequence>
+          </xsd:extension>
+        </xsd:complexContent>
+      </xsd:complexType>
+    </xsd:element>
+    <xsd:element name="SharedWithDetails" ma:index="9" nillable="true" ma:displayName="Shared With Details" ma:internalName="SharedWithDetails" ma:readOnly="true">
+      <xsd:simpleType>
+        <xsd:restriction base="dms:Note">
+          <xsd:maxLength value="255"/>
+        </xsd:restriction>
+      </xsd:simpleType>
+    </xsd:element>
+    <xsd:element name="TaxCatchAll" ma:index="14" nillable="true" ma:displayName="Taxonomy Catch All Column" ma:hidden="true" ma:list="{de49db0c-00f2-4bfe-9211-f25992e9014c}" ma:internalName="TaxCatchAll" ma:showField="CatchAllData" ma:web="3352e729-ef3a-4ad2-a915-07867a2cbda9">
+      <xsd:complexType>
+        <xsd:complexContent>
+          <xsd:extension base="dms:MultiChoiceLookup">
+            <xsd:sequence>
+              <xsd:element name="Value" type="dms:Lookup" maxOccurs="unbounded" minOccurs="0" nillable="true"/>
+            </xsd:sequence>
+          </xsd:extension>
+        </xsd:complexContent>
+      </xsd:complexType>
+    </xsd:element>
+  </xsd:schema>
+  <xsd:schema xmlns:xsd="http://www.w3.org/2001/XMLSchema" xmlns:xs="http://www.w3.org/2001/XMLSchema" xmlns:dms="http://schemas.microsoft.com/office/2006/documentManagement/types" xmlns:pc="http://schemas.microsoft.com/office/infopath/2007/PartnerControls" targetNamespace="afa60c69-e8fd-4ab1-8c56-0fe28cc4c33c" elementFormDefault="qualified">
+    <xsd:import namespace="http://schemas.microsoft.com/office/2006/documentManagement/types"/>
+    <xsd:import namespace="http://schemas.microsoft.com/office/infopath/2007/PartnerControls"/>
+    <xsd:element name="MediaServiceMetadata" ma:index="10" nillable="true" ma:displayName="MediaServiceMetadata" ma:hidden="true" ma:internalName="MediaServiceMetadata" ma:readOnly="true">
+      <xsd:simpleType>
+        <xsd:restriction base="dms:Note"/>
+      </xsd:simpleType>
+    </xsd:element>
+    <xsd:element name="MediaServiceFastMetadata" ma:index="11" nillable="true" ma:displayName="MediaServiceFastMetadata" ma:hidden="true" ma:internalName="MediaServiceFastMetadata" ma:readOnly="true">
+      <xsd:simpleType>
+        <xsd:restriction base="dms:Note"/>
+      </xsd:simpleType>
+    </xsd:element>
+    <xsd:element name="lcf76f155ced4ddcb4097134ff3c332f" ma:index="13" nillable="true" ma:taxonomy="true" ma:internalName="lcf76f155ced4ddcb4097134ff3c332f" ma:taxonomyFieldName="MediaServiceImageTags" ma:displayName="Image Tags" ma:readOnly="false" ma:fieldId="{5cf76f15-5ced-4ddc-b409-7134ff3c332f}" ma:taxonomyMulti="true" ma:sspId="58c5ea09-abb6-4116-bc0f-a41c80660e17" ma:termSetId="09814cd3-568e-fe90-9814-8d621ff8fb84" ma:anchorId="fba54fb3-c3e1-fe81-a776-ca4b69148c4d" ma:open="true" ma:isKeyword="false">
+      <xsd:complexType>
+        <xsd:sequence>
+          <xsd:element ref="pc:Terms" minOccurs="0" maxOccurs="1"/>
+        </xsd:sequence>
+      </xsd:complexType>
+    </xsd:element>
+    <xsd:element name="MediaServiceGenerationTime" ma:index="15" nillable="true" ma:displayName="MediaServiceGenerationTime" ma:hidden="true" ma:internalName="MediaServiceGenerationTime" ma:readOnly="true">
+      <xsd:simpleType>
+        <xsd:restriction base="dms:Text"/>
+      </xsd:simpleType>
+    </xsd:element>
+    <xsd:element name="MediaServiceEventHashCode" ma:index="16" nillable="true" ma:displayName="MediaServiceEventHashCode" ma:hidden="true" ma:internalName="MediaServiceEventHashCode" ma:readOnly="true">
+      <xsd:simpleType>
+        <xsd:restriction base="dms:Text"/>
+      </xsd:simpleType>
+    </xsd:element>
+    <xsd:element name="MediaServiceOCR" ma:index="17" nillable="true" ma:displayName="Extracted Text" ma:internalName="MediaServiceOCR" ma:readOnly="true">
+      <xsd:simpleType>
+        <xsd:restriction base="dms:Note">
+          <xsd:maxLength value="255"/>
+        </xsd:restriction>
+      </xsd:simpleType>
+    </xsd:element>
+    <xsd:element name="MediaServiceDateTaken" ma:index="18" nillable="true" ma:displayName="MediaServiceDateTaken" ma:hidden="true" ma:indexed="true" ma:internalName="MediaServiceDateTaken" ma:readOnly="true">
+      <xsd:simpleType>
+        <xsd:restriction base="dms:Text"/>
+      </xsd:simpleType>
+    </xsd:element>
+    <xsd:element name="MediaLengthInSeconds" ma:index="19" nillable="true" ma:displayName="MediaLengthInSeconds" ma:hidden="true" ma:internalName="MediaLengthInSeconds" ma:readOnly="true">
+      <xsd:simpleType>
+        <xsd:restriction base="dms:Unknown"/>
+      </xsd:simpleType>
+    </xsd:element>
+    <xsd:element name="MediaServiceObjectDetectorVersions" ma:index="20" nillable="true" ma:displayName="MediaServiceObjectDetectorVersions" ma:hidden="true" ma:indexed="true" ma:internalName="MediaServiceObjectDetectorVersions" ma:readOnly="true">
+      <xsd:simpleType>
+        <xsd:restriction base="dms:Text"/>
+      </xsd:simpleType>
+    </xsd:element>
+    <xsd:element name="MediaServiceLocation" ma:index="21" nillable="true" ma:displayName="Location" ma:indexed="true" ma:internalName="MediaServiceLocation" ma:readOnly="true">
+      <xsd:simpleType>
+        <xsd:restriction base="dms:Text"/>
+      </xsd:simpleType>
+    </xsd:element>
+    <xsd:element name="Ready" ma:index="22" nillable="true" ma:displayName="Ready" ma:default="1" ma:description="Ready to create PDF" ma:format="Dropdown" ma:internalName="Ready">
+      <xsd:simpleType>
+        <xsd:restriction base="dms:Boolean"/>
+      </xsd:simpleType>
+    </xsd:element>
+    <xsd:element name="MediaServiceSearchProperties" ma:index="23" nillable="true" ma:displayName="MediaServiceSearchProperties" ma:hidden="true" ma:internalName="MediaServiceSearchProperties" ma:readOnly="true">
+      <xsd:simpleType>
+        <xsd:restriction base="dms:Note"/>
+      </xsd:simpleType>
+    </xsd:element>
+    <xsd:element name="MediaServiceBillingMetadata" ma:index="24" nillable="true" ma:displayName="MediaServiceBillingMetadata" ma:hidden="true" ma:internalName="MediaServiceBillingMetadata" ma:readOnly="true">
+      <xsd:simpleType>
+        <xsd:restriction base="dms:Note"/>
+      </xsd:simpleType>
+    </xsd:element>
+  </xsd:schema>
+  <xsd:schema xmlns="http://schemas.openxmlformats.org/package/2006/metadata/core-properties" xmlns:xsd="http://www.w3.org/2001/XMLSchema" xmlns:xsi="http://www.w3.org/2001/XMLSchema-instance" xmlns:dc="http://purl.org/dc/elements/1.1/" xmlns:dcterms="http://purl.org/dc/terms/" xmlns:odoc="http://schemas.microsoft.com/internal/obd" targetNamespace="http://schemas.openxmlformats.org/package/2006/metadata/core-properties" elementFormDefault="qualified" attributeFormDefault="unqualified" blockDefault="#all">
+    <xsd:import namespace="http://purl.org/dc/elements/1.1/" schemaLocation="http://dublincore.org/schemas/xmls/qdc/2003/04/02/dc.xsd"/>
+    <xsd:import namespace="http://purl.org/dc/terms/" schemaLocation="http://dublincore.org/schemas/xmls/qdc/2003/04/02/dcterms.xsd"/>
+    <xsd:element name="coreProperties" type="CT_coreProperties"/>
+    <xsd:complexType name="CT_coreProperties">
+      <xsd:all>
+        <xsd:element ref="dc:creator" minOccurs="0" maxOccurs="1"/>
+        <xsd:element ref="dcterms:created" minOccurs="0" maxOccurs="1"/>
+        <xsd:element ref="dc:identifier" minOccurs="0" maxOccurs="1"/>
+        <xsd:element name="contentType" minOccurs="0" maxOccurs="1" type="xsd:string" ma:index="0" ma:displayName="Content Type"/>
+        <xsd:element ref="dc:title" minOccurs="0" maxOccurs="1" ma:index="4" ma:displayName="Title"/>
+        <xsd:element ref="dc:subject" minOccurs="0" maxOccurs="1"/>
+        <xsd:element ref="dc:description" minOccurs="0" maxOccurs="1"/>
+        <xsd:element name="keywords" minOccurs="0" maxOccurs="1" type="xsd:string"/>
+        <xsd:element ref="dc:language" minOccurs="0" maxOccurs="1"/>
+        <xsd:element name="category" minOccurs="0" maxOccurs="1" type="xsd:string"/>
+        <xsd:element name="version" minOccurs="0" maxOccurs="1" type="xsd:string"/>
+        <xsd:element name="revision" minOccurs="0" maxOccurs="1" type="xsd:string">
+          <xsd:annotation>
+            <xsd:documentation>
+                        This value indicates the number of saves or revisions. The application is responsible for updating this value after each revision.
+                    </xsd:documentation>
+          </xsd:annotation>
+        </xsd:element>
+        <xsd:element name="lastModifiedBy" minOccurs="0" maxOccurs="1" type="xsd:string"/>
+        <xsd:element ref="dcterms:modified" minOccurs="0" maxOccurs="1"/>
+        <xsd:element name="contentStatus" minOccurs="0" maxOccurs="1" type="xsd:string"/>
+      </xsd:all>
+    </xsd:complexType>
+  </xsd:schema>
+  <xs:schema xmlns:pc="http://schemas.microsoft.com/office/infopath/2007/PartnerControls" xmlns:xs="http://www.w3.org/2001/XMLSchema" targetNamespace="http://schemas.microsoft.com/office/infopath/2007/PartnerControls" elementFormDefault="qualified" attributeFormDefault="unqualified">
+    <xs:element name="Person">
+      <xs:complexType>
+        <xs:sequence>
+          <xs:element ref="pc:DisplayName" minOccurs="0"/>
+          <xs:element ref="pc:AccountId" minOccurs="0"/>
+          <xs:element ref="pc:AccountType" minOccurs="0"/>
+        </xs:sequence>
+      </xs:complexType>
+    </xs:element>
+    <xs:element name="DisplayName" type="xs:string"/>
+    <xs:element name="AccountId" type="xs:string"/>
+    <xs:element name="AccountType" type="xs:string"/>
+    <xs:element name="BDCAssociatedEntity">
+      <xs:complexType>
+        <xs:sequence>
+          <xs:element ref="pc:BDCEntity" minOccurs="0" maxOccurs="unbounded"/>
+        </xs:sequence>
+        <xs:attribute ref="pc:EntityNamespace"/>
+        <xs:attribute ref="pc:EntityName"/>
+        <xs:attribute ref="pc:SystemInstanceName"/>
+        <xs:attribute ref="pc:AssociationName"/>
+      </xs:complexType>
+    </xs:element>
+    <xs:attribute name="EntityNamespace" type="xs:string"/>
+    <xs:attribute name="EntityName" type="xs:string"/>
+    <xs:attribute name="SystemInstanceName" type="xs:string"/>
+    <xs:attribute name="AssociationName" type="xs:string"/>
+    <xs:element name="BDCEntity">
+      <xs:complexType>
+        <xs:sequence>
+          <xs:element ref="pc:EntityDisplayName" minOccurs="0"/>
+          <xs:element ref="pc:EntityInstanceReference" minOccurs="0"/>
+          <xs:element ref="pc:EntityId1" minOccurs="0"/>
+          <xs:element ref="pc:EntityId2" minOccurs="0"/>
+          <xs:element ref="pc:EntityId3" minOccurs="0"/>
+          <xs:element ref="pc:EntityId4" minOccurs="0"/>
+          <xs:element ref="pc:EntityId5" minOccurs="0"/>
+        </xs:sequence>
+      </xs:complexType>
+    </xs:element>
+    <xs:element name="EntityDisplayName" type="xs:string"/>
+    <xs:element name="EntityInstanceReference" type="xs:string"/>
+    <xs:element name="EntityId1" type="xs:string"/>
+    <xs:element name="EntityId2" type="xs:string"/>
+    <xs:element name="EntityId3" type="xs:string"/>
+    <xs:element name="EntityId4" type="xs:string"/>
+    <xs:element name="EntityId5" type="xs:string"/>
+    <xs:element name="Terms">
+      <xs:complexType>
+        <xs:sequence>
+          <xs:element ref="pc:TermInfo" minOccurs="0" maxOccurs="unbounded"/>
+        </xs:sequence>
+      </xs:complexType>
+    </xs:element>
+    <xs:element name="TermInfo">
+      <xs:complexType>
+        <xs:sequence>
+          <xs:element ref="pc:TermName" minOccurs="0"/>
+          <xs:element ref="pc:TermId" minOccurs="0"/>
+        </xs:sequence>
+      </xs:complexType>
+    </xs:element>
+    <xs:element name="TermName" type="xs:string"/>
+    <xs:element name="TermId" type="xs:string"/>
+  </xs:schema>
+</ct:contentTypeSchema>
+</file>
+
+<file path=customXml/item2.xml><?xml version="1.0" encoding="utf-8"?>
+<?mso-contentType ?>
+<FormTemplates xmlns="http://schemas.microsoft.com/sharepoint/v3/contenttype/forms">
+  <Display>DocumentLibraryForm</Display>
+  <Edit>DocumentLibraryForm</Edit>
+  <New>DocumentLibraryForm</New>
+</FormTemplates>
+</file>
+
+<file path=customXml/item3.xml><?xml version="1.0" encoding="utf-8"?>
+<p:properties xmlns:p="http://schemas.microsoft.com/office/2006/metadata/properties" xmlns:xsi="http://www.w3.org/2001/XMLSchema-instance" xmlns:pc="http://schemas.microsoft.com/office/infopath/2007/PartnerControls">
+  <documentManagement>
+    <Ready xmlns="afa60c69-e8fd-4ab1-8c56-0fe28cc4c33c">true</Ready>
+    <TaxCatchAll xmlns="3352e729-ef3a-4ad2-a915-07867a2cbda9" xsi:nil="true"/>
+    <lcf76f155ced4ddcb4097134ff3c332f xmlns="afa60c69-e8fd-4ab1-8c56-0fe28cc4c33c">
+      <Terms xmlns="http://schemas.microsoft.com/office/infopath/2007/PartnerControls"/>
+    </lcf76f155ced4ddcb4097134ff3c332f>
+  </documentManagement>
+</p:properties>
+</file>
+
+<file path=customXml/itemProps1.xml><?xml version="1.0" encoding="utf-8"?>
+<ds:datastoreItem xmlns:ds="http://schemas.openxmlformats.org/officeDocument/2006/customXml" ds:itemID="{805EF03F-7D8D-4E4E-A4B6-FE321858DB40}"/>
+</file>
+
+<file path=customXml/itemProps2.xml><?xml version="1.0" encoding="utf-8"?>
+<ds:datastoreItem xmlns:ds="http://schemas.openxmlformats.org/officeDocument/2006/customXml" ds:itemID="{0C53A0E7-A270-42EC-9F3D-E9293798A3A5}"/>
+</file>
+
+<file path=customXml/itemProps3.xml><?xml version="1.0" encoding="utf-8"?>
+<ds:datastoreItem xmlns:ds="http://schemas.openxmlformats.org/officeDocument/2006/customXml" ds:itemID="{910CF299-0EEB-4514-A880-30298EBC2899}"/>
 </file>